--- a/마린전자_직원디렉토리_관리자매뉴얼_v1.0.0.docx
+++ b/마린전자_직원디렉토리_관리자매뉴얼_v1.0.0.docx
@@ -6,71 +6,9 @@
       <w:pPr>
         <w:jc w:val="center"/>
         <w:rPr>
-          <w:lang w:eastAsia="ko-KR"/>
-        </w:rPr>
-      </w:pPr>
-      <w:proofErr w:type="spellStart"/>
-      <w:r>
-        <w:rPr>
           <w:rFonts w:ascii="맑은 고딕" w:eastAsia="맑은 고딕" w:hAnsi="맑은 고딕" w:cs="맑은 고딕"/>
           <w:b/>
           <w:sz w:val="44"/>
-          <w:lang w:eastAsia="ko-KR"/>
-        </w:rPr>
-        <w:t>마린전자</w:t>
-      </w:r>
-      <w:proofErr w:type="spellEnd"/>
-      <w:r>
-        <w:rPr>
-          <w:rFonts w:ascii="맑은 고딕" w:eastAsia="맑은 고딕" w:hAnsi="맑은 고딕" w:cs="맑은 고딕"/>
-          <w:b/>
-          <w:sz w:val="44"/>
-          <w:lang w:eastAsia="ko-KR"/>
-        </w:rPr>
-        <w:t>/</w:t>
-      </w:r>
-      <w:proofErr w:type="spellStart"/>
-      <w:r>
-        <w:rPr>
-          <w:rFonts w:ascii="맑은 고딕" w:eastAsia="맑은 고딕" w:hAnsi="맑은 고딕" w:cs="맑은 고딕"/>
-          <w:b/>
-          <w:sz w:val="44"/>
-          <w:lang w:eastAsia="ko-KR"/>
-        </w:rPr>
-        <w:t>마린웍스</w:t>
-      </w:r>
-      <w:proofErr w:type="spellEnd"/>
-      <w:r>
-        <w:rPr>
-          <w:rFonts w:ascii="맑은 고딕" w:eastAsia="맑은 고딕" w:hAnsi="맑은 고딕" w:cs="맑은 고딕"/>
-          <w:b/>
-          <w:sz w:val="44"/>
-          <w:lang w:eastAsia="ko-KR"/>
-        </w:rPr>
-        <w:t xml:space="preserve"> 직원 디렉토리</w:t>
-      </w:r>
-    </w:p>
-    <w:p>
-      <w:pPr>
-        <w:jc w:val="center"/>
-        <w:rPr>
-          <w:lang w:eastAsia="ko-KR"/>
-        </w:rPr>
-      </w:pPr>
-      <w:r>
-        <w:rPr>
-          <w:rFonts w:ascii="맑은 고딕" w:eastAsia="맑은 고딕" w:hAnsi="맑은 고딕" w:cs="맑은 고딕"/>
-          <w:b/>
-          <w:color w:val="2E75B6"/>
-          <w:sz w:val="32"/>
-          <w:lang w:eastAsia="ko-KR"/>
-        </w:rPr>
-        <w:t>관리자 매뉴얼</w:t>
-      </w:r>
-    </w:p>
-    <w:p>
-      <w:pPr>
-        <w:rPr>
           <w:lang w:eastAsia="ko-KR"/>
         </w:rPr>
       </w:pPr>
@@ -80,61 +18,353 @@
         <w:jc w:val="center"/>
         <w:rPr>
           <w:rFonts w:ascii="맑은 고딕" w:eastAsia="맑은 고딕" w:hAnsi="맑은 고딕" w:cs="맑은 고딕"/>
-          <w:color w:val="808080"/>
-          <w:sz w:val="20"/>
+          <w:b/>
+          <w:sz w:val="44"/>
           <w:lang w:eastAsia="ko-KR"/>
         </w:rPr>
       </w:pPr>
-      <w:r>
-        <w:rPr>
-          <w:rFonts w:ascii="맑은 고딕" w:eastAsia="맑은 고딕" w:hAnsi="맑은 고딕" w:cs="맑은 고딕"/>
-          <w:color w:val="808080"/>
-          <w:sz w:val="20"/>
-          <w:lang w:eastAsia="ko-KR"/>
-        </w:rPr>
-        <w:t>버전: 1.0.0     |     작성일: 2026년 4월</w:t>
-      </w:r>
     </w:p>
     <w:p>
       <w:pPr>
         <w:jc w:val="center"/>
         <w:rPr>
-          <w:rFonts w:hint="eastAsia"/>
           <w:lang w:eastAsia="ko-KR"/>
         </w:rPr>
       </w:pPr>
-      <w:r>
-        <w:rPr>
-          <w:rFonts w:ascii="맑은 고딕" w:eastAsia="맑은 고딕" w:hAnsi="맑은 고딕" w:cs="맑은 고딕" w:hint="eastAsia"/>
-          <w:color w:val="808080"/>
-          <w:sz w:val="20"/>
-          <w:lang w:eastAsia="ko-KR"/>
-        </w:rPr>
-        <w:t xml:space="preserve">연구개발 1팀 </w:t>
-      </w:r>
-      <w:r>
-        <w:rPr>
-          <w:rFonts w:ascii="맑은 고딕" w:eastAsia="맑은 고딕" w:hAnsi="맑은 고딕" w:cs="맑은 고딕"/>
-          <w:color w:val="808080"/>
-          <w:sz w:val="20"/>
-          <w:lang w:eastAsia="ko-KR"/>
-        </w:rPr>
-        <w:br/>
-      </w:r>
-      <w:r>
-        <w:rPr>
-          <w:rFonts w:ascii="맑은 고딕" w:eastAsia="맑은 고딕" w:hAnsi="맑은 고딕" w:cs="맑은 고딕" w:hint="eastAsia"/>
-          <w:color w:val="808080"/>
-          <w:sz w:val="20"/>
-          <w:lang w:eastAsia="ko-KR"/>
-        </w:rPr>
-        <w:t>이창준 선임</w:t>
+      <w:proofErr w:type="spellStart"/>
+      <w:r>
+        <w:rPr>
+          <w:rFonts w:ascii="맑은 고딕" w:eastAsia="맑은 고딕" w:hAnsi="맑은 고딕" w:cs="맑은 고딕"/>
+          <w:b/>
+          <w:sz w:val="44"/>
+          <w:lang w:eastAsia="ko-KR"/>
+        </w:rPr>
+        <w:t>마린전자</w:t>
+      </w:r>
+      <w:proofErr w:type="spellEnd"/>
+      <w:r>
+        <w:rPr>
+          <w:rFonts w:ascii="맑은 고딕" w:eastAsia="맑은 고딕" w:hAnsi="맑은 고딕" w:cs="맑은 고딕"/>
+          <w:b/>
+          <w:sz w:val="44"/>
+          <w:lang w:eastAsia="ko-KR"/>
+        </w:rPr>
+        <w:t>/</w:t>
+      </w:r>
+      <w:proofErr w:type="spellStart"/>
+      <w:r>
+        <w:rPr>
+          <w:rFonts w:ascii="맑은 고딕" w:eastAsia="맑은 고딕" w:hAnsi="맑은 고딕" w:cs="맑은 고딕"/>
+          <w:b/>
+          <w:sz w:val="44"/>
+          <w:lang w:eastAsia="ko-KR"/>
+        </w:rPr>
+        <w:t>마린웍스</w:t>
+      </w:r>
+      <w:proofErr w:type="spellEnd"/>
+      <w:r>
+        <w:rPr>
+          <w:rFonts w:ascii="맑은 고딕" w:eastAsia="맑은 고딕" w:hAnsi="맑은 고딕" w:cs="맑은 고딕"/>
+          <w:b/>
+          <w:sz w:val="44"/>
+          <w:lang w:eastAsia="ko-KR"/>
+        </w:rPr>
+        <w:t xml:space="preserve"> </w:t>
+      </w:r>
+      <w:r>
+        <w:rPr>
+          <w:rFonts w:ascii="맑은 고딕" w:eastAsia="맑은 고딕" w:hAnsi="맑은 고딕" w:cs="맑은 고딕"/>
+          <w:b/>
+          <w:sz w:val="44"/>
+          <w:lang w:eastAsia="ko-KR"/>
+        </w:rPr>
+        <w:t>직원</w:t>
+      </w:r>
+      <w:r>
+        <w:rPr>
+          <w:rFonts w:ascii="맑은 고딕" w:eastAsia="맑은 고딕" w:hAnsi="맑은 고딕" w:cs="맑은 고딕"/>
+          <w:b/>
+          <w:sz w:val="44"/>
+          <w:lang w:eastAsia="ko-KR"/>
+        </w:rPr>
+        <w:t xml:space="preserve"> </w:t>
+      </w:r>
+      <w:r>
+        <w:rPr>
+          <w:rFonts w:ascii="맑은 고딕" w:eastAsia="맑은 고딕" w:hAnsi="맑은 고딕" w:cs="맑은 고딕"/>
+          <w:b/>
+          <w:sz w:val="44"/>
+          <w:lang w:eastAsia="ko-KR"/>
+        </w:rPr>
+        <w:t>디렉토리</w:t>
       </w:r>
     </w:p>
     <w:p>
       <w:pPr>
+        <w:jc w:val="center"/>
+        <w:rPr>
+          <w:rFonts w:ascii="맑은 고딕" w:eastAsia="맑은 고딕" w:hAnsi="맑은 고딕" w:cs="맑은 고딕"/>
+          <w:b/>
+          <w:color w:val="2E75B6"/>
+          <w:sz w:val="32"/>
+          <w:lang w:eastAsia="ko-KR"/>
+        </w:rPr>
+      </w:pPr>
+    </w:p>
+    <w:p>
+      <w:pPr>
+        <w:jc w:val="center"/>
+        <w:rPr>
+          <w:rFonts w:ascii="맑은 고딕" w:eastAsia="맑은 고딕" w:hAnsi="맑은 고딕" w:cs="맑은 고딕"/>
+          <w:b/>
+          <w:color w:val="2E75B6"/>
+          <w:sz w:val="32"/>
+          <w:lang w:eastAsia="ko-KR"/>
+        </w:rPr>
+      </w:pPr>
+    </w:p>
+    <w:p>
+      <w:pPr>
+        <w:jc w:val="center"/>
+        <w:rPr>
+          <w:rFonts w:ascii="맑은 고딕" w:eastAsia="맑은 고딕" w:hAnsi="맑은 고딕" w:cs="맑은 고딕" w:hint="eastAsia"/>
+          <w:b/>
+          <w:color w:val="2E75B6"/>
+          <w:sz w:val="32"/>
+          <w:lang w:eastAsia="ko-KR"/>
+        </w:rPr>
+      </w:pPr>
+    </w:p>
+    <w:p>
+      <w:pPr>
+        <w:jc w:val="center"/>
+        <w:rPr>
+          <w:lang w:eastAsia="ko-KR"/>
+        </w:rPr>
+      </w:pPr>
+      <w:r>
+        <w:rPr>
+          <w:rFonts w:ascii="맑은 고딕" w:eastAsia="맑은 고딕" w:hAnsi="맑은 고딕" w:cs="맑은 고딕"/>
+          <w:b/>
+          <w:color w:val="2E75B6"/>
+          <w:sz w:val="32"/>
+          <w:lang w:eastAsia="ko-KR"/>
+        </w:rPr>
+        <w:t>관리자</w:t>
+      </w:r>
+      <w:r>
+        <w:rPr>
+          <w:rFonts w:ascii="맑은 고딕" w:eastAsia="맑은 고딕" w:hAnsi="맑은 고딕" w:cs="맑은 고딕"/>
+          <w:b/>
+          <w:color w:val="2E75B6"/>
+          <w:sz w:val="32"/>
+          <w:lang w:eastAsia="ko-KR"/>
+        </w:rPr>
+        <w:t xml:space="preserve"> </w:t>
+      </w:r>
+      <w:r>
+        <w:rPr>
+          <w:rFonts w:ascii="맑은 고딕" w:eastAsia="맑은 고딕" w:hAnsi="맑은 고딕" w:cs="맑은 고딕"/>
+          <w:b/>
+          <w:color w:val="2E75B6"/>
+          <w:sz w:val="32"/>
+          <w:lang w:eastAsia="ko-KR"/>
+        </w:rPr>
+        <w:t>매뉴얼</w:t>
+      </w:r>
+    </w:p>
+    <w:p>
+      <w:pPr>
+        <w:rPr>
+          <w:rFonts w:eastAsia="맑은 고딕"/>
+          <w:lang w:eastAsia="ko-KR"/>
+        </w:rPr>
+      </w:pPr>
+    </w:p>
+    <w:p>
+      <w:pPr>
+        <w:rPr>
+          <w:rFonts w:eastAsia="맑은 고딕"/>
+          <w:lang w:eastAsia="ko-KR"/>
+        </w:rPr>
+      </w:pPr>
+    </w:p>
+    <w:p>
+      <w:pPr>
+        <w:rPr>
+          <w:rFonts w:eastAsia="맑은 고딕"/>
+          <w:lang w:eastAsia="ko-KR"/>
+        </w:rPr>
+      </w:pPr>
+    </w:p>
+    <w:p>
+      <w:pPr>
+        <w:rPr>
+          <w:rFonts w:eastAsia="맑은 고딕"/>
+          <w:lang w:eastAsia="ko-KR"/>
+        </w:rPr>
+      </w:pPr>
+    </w:p>
+    <w:p>
+      <w:pPr>
+        <w:rPr>
+          <w:rFonts w:eastAsia="맑은 고딕"/>
+          <w:lang w:eastAsia="ko-KR"/>
+        </w:rPr>
+      </w:pPr>
+    </w:p>
+    <w:p>
+      <w:pPr>
+        <w:rPr>
+          <w:rFonts w:eastAsia="맑은 고딕"/>
+          <w:lang w:eastAsia="ko-KR"/>
+        </w:rPr>
+      </w:pPr>
+    </w:p>
+    <w:p>
+      <w:pPr>
         <w:rPr>
           <w:rFonts w:eastAsia="맑은 고딕" w:hint="eastAsia"/>
+          <w:lang w:eastAsia="ko-KR"/>
+        </w:rPr>
+      </w:pPr>
+    </w:p>
+    <w:p>
+      <w:pPr>
+        <w:jc w:val="center"/>
+        <w:rPr>
+          <w:rFonts w:ascii="맑은 고딕" w:eastAsia="맑은 고딕" w:hAnsi="맑은 고딕" w:cs="맑은 고딕" w:hint="eastAsia"/>
+          <w:color w:val="808080"/>
+          <w:sz w:val="20"/>
+          <w:szCs w:val="20"/>
+          <w:lang w:eastAsia="ko-KR"/>
+        </w:rPr>
+      </w:pPr>
+      <w:r>
+        <w:rPr>
+          <w:rFonts w:ascii="맑은 고딕" w:eastAsia="맑은 고딕" w:hAnsi="맑은 고딕" w:cs="맑은 고딕"/>
+          <w:color w:val="808080"/>
+          <w:sz w:val="20"/>
+          <w:szCs w:val="20"/>
+          <w:lang w:eastAsia="ko-KR"/>
+        </w:rPr>
+        <w:t>버전</w:t>
+      </w:r>
+      <w:r>
+        <w:rPr>
+          <w:rFonts w:ascii="맑은 고딕" w:eastAsia="맑은 고딕" w:hAnsi="맑은 고딕" w:cs="맑은 고딕"/>
+          <w:color w:val="808080"/>
+          <w:sz w:val="20"/>
+          <w:szCs w:val="20"/>
+          <w:lang w:eastAsia="ko-KR"/>
+        </w:rPr>
+        <w:t xml:space="preserve">: 1.0.0     |     </w:t>
+      </w:r>
+      <w:r>
+        <w:rPr>
+          <w:rFonts w:ascii="맑은 고딕" w:eastAsia="맑은 고딕" w:hAnsi="맑은 고딕" w:cs="맑은 고딕"/>
+          <w:color w:val="808080"/>
+          <w:sz w:val="20"/>
+          <w:szCs w:val="20"/>
+          <w:lang w:eastAsia="ko-KR"/>
+        </w:rPr>
+        <w:t>작성일</w:t>
+      </w:r>
+      <w:r>
+        <w:rPr>
+          <w:rFonts w:ascii="맑은 고딕" w:eastAsia="맑은 고딕" w:hAnsi="맑은 고딕" w:cs="맑은 고딕"/>
+          <w:color w:val="808080"/>
+          <w:sz w:val="20"/>
+          <w:szCs w:val="20"/>
+          <w:lang w:eastAsia="ko-KR"/>
+        </w:rPr>
+        <w:t>: 2026</w:t>
+      </w:r>
+      <w:r>
+        <w:rPr>
+          <w:rFonts w:ascii="맑은 고딕" w:eastAsia="맑은 고딕" w:hAnsi="맑은 고딕" w:cs="맑은 고딕"/>
+          <w:color w:val="808080"/>
+          <w:sz w:val="20"/>
+          <w:szCs w:val="20"/>
+          <w:lang w:eastAsia="ko-KR"/>
+        </w:rPr>
+        <w:t>년</w:t>
+      </w:r>
+      <w:r>
+        <w:rPr>
+          <w:rFonts w:ascii="맑은 고딕" w:eastAsia="맑은 고딕" w:hAnsi="맑은 고딕" w:cs="맑은 고딕"/>
+          <w:color w:val="808080"/>
+          <w:sz w:val="20"/>
+          <w:szCs w:val="20"/>
+          <w:lang w:eastAsia="ko-KR"/>
+        </w:rPr>
+        <w:t xml:space="preserve"> 4</w:t>
+      </w:r>
+      <w:r>
+        <w:rPr>
+          <w:rFonts w:ascii="맑은 고딕" w:eastAsia="맑은 고딕" w:hAnsi="맑은 고딕" w:cs="맑은 고딕"/>
+          <w:color w:val="808080"/>
+          <w:sz w:val="20"/>
+          <w:szCs w:val="20"/>
+          <w:lang w:eastAsia="ko-KR"/>
+        </w:rPr>
+        <w:t>월</w:t>
+      </w:r>
+      <w:r>
+        <w:rPr>
+          <w:rFonts w:ascii="맑은 고딕" w:eastAsia="맑은 고딕" w:hAnsi="맑은 고딕" w:cs="맑은 고딕" w:hint="eastAsia"/>
+          <w:color w:val="808080"/>
+          <w:sz w:val="20"/>
+          <w:szCs w:val="20"/>
+          <w:lang w:eastAsia="ko-KR"/>
+        </w:rPr>
+        <w:t xml:space="preserve"> 30 일</w:t>
+      </w:r>
+    </w:p>
+    <w:p>
+      <w:pPr>
+        <w:jc w:val="center"/>
+        <w:rPr>
+          <w:sz w:val="20"/>
+          <w:szCs w:val="20"/>
+          <w:lang w:eastAsia="ko-KR"/>
+        </w:rPr>
+      </w:pPr>
+      <w:r>
+        <w:rPr>
+          <w:rFonts w:ascii="맑은 고딕" w:eastAsia="맑은 고딕" w:hAnsi="맑은 고딕" w:cs="맑은 고딕" w:hint="eastAsia"/>
+          <w:color w:val="808080"/>
+          <w:sz w:val="20"/>
+          <w:szCs w:val="20"/>
+          <w:lang w:eastAsia="ko-KR"/>
+        </w:rPr>
+        <w:t xml:space="preserve">연구개발 1팀 </w:t>
+      </w:r>
+      <w:r>
+        <w:rPr>
+          <w:rFonts w:ascii="맑은 고딕" w:eastAsia="맑은 고딕" w:hAnsi="맑은 고딕" w:cs="맑은 고딕"/>
+          <w:color w:val="808080"/>
+          <w:sz w:val="20"/>
+          <w:szCs w:val="20"/>
+          <w:lang w:eastAsia="ko-KR"/>
+        </w:rPr>
+        <w:br/>
+      </w:r>
+      <w:r>
+        <w:rPr>
+          <w:rFonts w:ascii="맑은 고딕" w:eastAsia="맑은 고딕" w:hAnsi="맑은 고딕" w:cs="맑은 고딕" w:hint="eastAsia"/>
+          <w:color w:val="808080"/>
+          <w:sz w:val="20"/>
+          <w:szCs w:val="20"/>
+          <w:lang w:eastAsia="ko-KR"/>
+        </w:rPr>
+        <w:t>이창준 선임</w:t>
+      </w:r>
+    </w:p>
+    <w:p>
+      <w:pPr>
+        <w:rPr>
+          <w:rFonts w:eastAsia="맑은 고딕"/>
           <w:lang w:eastAsia="ko-KR"/>
         </w:rPr>
       </w:pPr>
@@ -159,7 +389,15 @@
           <w:lang w:eastAsia="ko-KR"/>
         </w:rPr>
         <w:lastRenderedPageBreak/>
-        <w:t>1. 개요</w:t>
+        <w:t xml:space="preserve">1. </w:t>
+      </w:r>
+      <w:r>
+        <w:rPr>
+          <w:rFonts w:ascii="맑은 고딕" w:eastAsia="맑은 고딕" w:hAnsi="맑은 고딕" w:cs="맑은 고딕"/>
+          <w:sz w:val="32"/>
+          <w:lang w:eastAsia="ko-KR"/>
+        </w:rPr>
+        <w:t>개요</w:t>
       </w:r>
     </w:p>
     <w:p>
@@ -202,7 +440,183 @@
           <w:sz w:val="20"/>
           <w:lang w:eastAsia="ko-KR"/>
         </w:rPr>
-        <w:t xml:space="preserve"> 직원 디렉토리는 전 직원의 연락처 및 조직 정보를 통합 관리하는 프로그램입니다.</w:t>
+        <w:t xml:space="preserve"> </w:t>
+      </w:r>
+      <w:r>
+        <w:rPr>
+          <w:rFonts w:ascii="맑은 고딕" w:eastAsia="맑은 고딕" w:hAnsi="맑은 고딕" w:cs="맑은 고딕"/>
+          <w:sz w:val="20"/>
+          <w:lang w:eastAsia="ko-KR"/>
+        </w:rPr>
+        <w:t>직원</w:t>
+      </w:r>
+      <w:r>
+        <w:rPr>
+          <w:rFonts w:ascii="맑은 고딕" w:eastAsia="맑은 고딕" w:hAnsi="맑은 고딕" w:cs="맑은 고딕"/>
+          <w:sz w:val="20"/>
+          <w:lang w:eastAsia="ko-KR"/>
+        </w:rPr>
+        <w:t xml:space="preserve"> </w:t>
+      </w:r>
+      <w:r>
+        <w:rPr>
+          <w:rFonts w:ascii="맑은 고딕" w:eastAsia="맑은 고딕" w:hAnsi="맑은 고딕" w:cs="맑은 고딕"/>
+          <w:sz w:val="20"/>
+          <w:lang w:eastAsia="ko-KR"/>
+        </w:rPr>
+        <w:t>디렉토리는</w:t>
+      </w:r>
+      <w:r>
+        <w:rPr>
+          <w:rFonts w:ascii="맑은 고딕" w:eastAsia="맑은 고딕" w:hAnsi="맑은 고딕" w:cs="맑은 고딕"/>
+          <w:sz w:val="20"/>
+          <w:lang w:eastAsia="ko-KR"/>
+        </w:rPr>
+        <w:t xml:space="preserve"> </w:t>
+      </w:r>
+      <w:r>
+        <w:rPr>
+          <w:rFonts w:ascii="맑은 고딕" w:eastAsia="맑은 고딕" w:hAnsi="맑은 고딕" w:cs="맑은 고딕"/>
+          <w:sz w:val="20"/>
+          <w:lang w:eastAsia="ko-KR"/>
+        </w:rPr>
+        <w:t>전</w:t>
+      </w:r>
+      <w:r>
+        <w:rPr>
+          <w:rFonts w:ascii="맑은 고딕" w:eastAsia="맑은 고딕" w:hAnsi="맑은 고딕" w:cs="맑은 고딕"/>
+          <w:sz w:val="20"/>
+          <w:lang w:eastAsia="ko-KR"/>
+        </w:rPr>
+        <w:t xml:space="preserve"> </w:t>
+      </w:r>
+      <w:r>
+        <w:rPr>
+          <w:rFonts w:ascii="맑은 고딕" w:eastAsia="맑은 고딕" w:hAnsi="맑은 고딕" w:cs="맑은 고딕"/>
+          <w:sz w:val="20"/>
+          <w:lang w:eastAsia="ko-KR"/>
+        </w:rPr>
+        <w:t>직원의</w:t>
+      </w:r>
+      <w:r>
+        <w:rPr>
+          <w:rFonts w:ascii="맑은 고딕" w:eastAsia="맑은 고딕" w:hAnsi="맑은 고딕" w:cs="맑은 고딕"/>
+          <w:sz w:val="20"/>
+          <w:lang w:eastAsia="ko-KR"/>
+        </w:rPr>
+        <w:t xml:space="preserve"> </w:t>
+      </w:r>
+      <w:r>
+        <w:rPr>
+          <w:rFonts w:ascii="맑은 고딕" w:eastAsia="맑은 고딕" w:hAnsi="맑은 고딕" w:cs="맑은 고딕"/>
+          <w:sz w:val="20"/>
+          <w:lang w:eastAsia="ko-KR"/>
+        </w:rPr>
+        <w:t>연락처</w:t>
+      </w:r>
+      <w:r>
+        <w:rPr>
+          <w:rFonts w:ascii="맑은 고딕" w:eastAsia="맑은 고딕" w:hAnsi="맑은 고딕" w:cs="맑은 고딕"/>
+          <w:sz w:val="20"/>
+          <w:lang w:eastAsia="ko-KR"/>
+        </w:rPr>
+        <w:t xml:space="preserve"> </w:t>
+      </w:r>
+      <w:r>
+        <w:rPr>
+          <w:rFonts w:ascii="맑은 고딕" w:eastAsia="맑은 고딕" w:hAnsi="맑은 고딕" w:cs="맑은 고딕"/>
+          <w:sz w:val="20"/>
+          <w:lang w:eastAsia="ko-KR"/>
+        </w:rPr>
+        <w:t>및</w:t>
+      </w:r>
+      <w:r>
+        <w:rPr>
+          <w:rFonts w:ascii="맑은 고딕" w:eastAsia="맑은 고딕" w:hAnsi="맑은 고딕" w:cs="맑은 고딕"/>
+          <w:sz w:val="20"/>
+          <w:lang w:eastAsia="ko-KR"/>
+        </w:rPr>
+        <w:t xml:space="preserve"> </w:t>
+      </w:r>
+      <w:r>
+        <w:rPr>
+          <w:rFonts w:ascii="맑은 고딕" w:eastAsia="맑은 고딕" w:hAnsi="맑은 고딕" w:cs="맑은 고딕"/>
+          <w:sz w:val="20"/>
+          <w:lang w:eastAsia="ko-KR"/>
+        </w:rPr>
+        <w:t>조직</w:t>
+      </w:r>
+      <w:r>
+        <w:rPr>
+          <w:rFonts w:ascii="맑은 고딕" w:eastAsia="맑은 고딕" w:hAnsi="맑은 고딕" w:cs="맑은 고딕"/>
+          <w:sz w:val="20"/>
+          <w:lang w:eastAsia="ko-KR"/>
+        </w:rPr>
+        <w:t xml:space="preserve"> </w:t>
+      </w:r>
+      <w:r>
+        <w:rPr>
+          <w:rFonts w:ascii="맑은 고딕" w:eastAsia="맑은 고딕" w:hAnsi="맑은 고딕" w:cs="맑은 고딕"/>
+          <w:sz w:val="20"/>
+          <w:lang w:eastAsia="ko-KR"/>
+        </w:rPr>
+        <w:t>정보를</w:t>
+      </w:r>
+      <w:r>
+        <w:rPr>
+          <w:rFonts w:ascii="맑은 고딕" w:eastAsia="맑은 고딕" w:hAnsi="맑은 고딕" w:cs="맑은 고딕"/>
+          <w:sz w:val="20"/>
+          <w:lang w:eastAsia="ko-KR"/>
+        </w:rPr>
+        <w:t xml:space="preserve"> </w:t>
+      </w:r>
+      <w:r>
+        <w:rPr>
+          <w:rFonts w:ascii="맑은 고딕" w:eastAsia="맑은 고딕" w:hAnsi="맑은 고딕" w:cs="맑은 고딕"/>
+          <w:sz w:val="20"/>
+          <w:lang w:eastAsia="ko-KR"/>
+        </w:rPr>
+        <w:t>통합</w:t>
+      </w:r>
+      <w:r>
+        <w:rPr>
+          <w:rFonts w:ascii="맑은 고딕" w:eastAsia="맑은 고딕" w:hAnsi="맑은 고딕" w:cs="맑은 고딕"/>
+          <w:sz w:val="20"/>
+          <w:lang w:eastAsia="ko-KR"/>
+        </w:rPr>
+        <w:t xml:space="preserve"> </w:t>
+      </w:r>
+      <w:r>
+        <w:rPr>
+          <w:rFonts w:ascii="맑은 고딕" w:eastAsia="맑은 고딕" w:hAnsi="맑은 고딕" w:cs="맑은 고딕"/>
+          <w:sz w:val="20"/>
+          <w:lang w:eastAsia="ko-KR"/>
+        </w:rPr>
+        <w:t>관리하는</w:t>
+      </w:r>
+      <w:r>
+        <w:rPr>
+          <w:rFonts w:ascii="맑은 고딕" w:eastAsia="맑은 고딕" w:hAnsi="맑은 고딕" w:cs="맑은 고딕"/>
+          <w:sz w:val="20"/>
+          <w:lang w:eastAsia="ko-KR"/>
+        </w:rPr>
+        <w:t xml:space="preserve"> </w:t>
+      </w:r>
+      <w:r>
+        <w:rPr>
+          <w:rFonts w:ascii="맑은 고딕" w:eastAsia="맑은 고딕" w:hAnsi="맑은 고딕" w:cs="맑은 고딕"/>
+          <w:sz w:val="20"/>
+          <w:lang w:eastAsia="ko-KR"/>
+        </w:rPr>
+        <w:t>프로그램입니다</w:t>
+      </w:r>
+      <w:r>
+        <w:rPr>
+          <w:rFonts w:ascii="맑은 고딕" w:eastAsia="맑은 고딕" w:hAnsi="맑은 고딕" w:cs="맑은 고딕"/>
+          <w:sz w:val="20"/>
+          <w:lang w:eastAsia="ko-KR"/>
+        </w:rPr>
+        <w:t>.</w:t>
       </w:r>
     </w:p>
     <w:p>
@@ -251,7 +665,63 @@
           <w:rFonts w:ascii="맑은 고딕" w:eastAsia="맑은 고딕" w:hAnsi="맑은 고딕" w:cs="맑은 고딕"/>
           <w:sz w:val="20"/>
         </w:rPr>
-        <w:t>직원 정보 조회 및 검색</w:t>
+        <w:t>직원</w:t>
+      </w:r>
+      <w:r>
+        <w:rPr>
+          <w:rFonts w:ascii="맑은 고딕" w:eastAsia="맑은 고딕" w:hAnsi="맑은 고딕" w:cs="맑은 고딕"/>
+          <w:sz w:val="20"/>
+        </w:rPr>
+        <w:t xml:space="preserve"> </w:t>
+      </w:r>
+      <w:r>
+        <w:rPr>
+          <w:rFonts w:ascii="맑은 고딕" w:eastAsia="맑은 고딕" w:hAnsi="맑은 고딕" w:cs="맑은 고딕"/>
+          <w:sz w:val="20"/>
+        </w:rPr>
+        <w:t>정보</w:t>
+      </w:r>
+      <w:r>
+        <w:rPr>
+          <w:rFonts w:ascii="맑은 고딕" w:eastAsia="맑은 고딕" w:hAnsi="맑은 고딕" w:cs="맑은 고딕"/>
+          <w:sz w:val="20"/>
+        </w:rPr>
+        <w:t xml:space="preserve"> </w:t>
+      </w:r>
+      <w:r>
+        <w:rPr>
+          <w:rFonts w:ascii="맑은 고딕" w:eastAsia="맑은 고딕" w:hAnsi="맑은 고딕" w:cs="맑은 고딕"/>
+          <w:sz w:val="20"/>
+        </w:rPr>
+        <w:t>조회</w:t>
+      </w:r>
+      <w:r>
+        <w:rPr>
+          <w:rFonts w:ascii="맑은 고딕" w:eastAsia="맑은 고딕" w:hAnsi="맑은 고딕" w:cs="맑은 고딕"/>
+          <w:sz w:val="20"/>
+        </w:rPr>
+        <w:t xml:space="preserve"> </w:t>
+      </w:r>
+      <w:r>
+        <w:rPr>
+          <w:rFonts w:ascii="맑은 고딕" w:eastAsia="맑은 고딕" w:hAnsi="맑은 고딕" w:cs="맑은 고딕"/>
+          <w:sz w:val="20"/>
+        </w:rPr>
+        <w:t>및</w:t>
+      </w:r>
+      <w:r>
+        <w:rPr>
+          <w:rFonts w:ascii="맑은 고딕" w:eastAsia="맑은 고딕" w:hAnsi="맑은 고딕" w:cs="맑은 고딕"/>
+          <w:sz w:val="20"/>
+        </w:rPr>
+        <w:t xml:space="preserve"> </w:t>
+      </w:r>
+      <w:r>
+        <w:rPr>
+          <w:rFonts w:ascii="맑은 고딕" w:eastAsia="맑은 고딕" w:hAnsi="맑은 고딕" w:cs="맑은 고딕"/>
+          <w:sz w:val="20"/>
+        </w:rPr>
+        <w:t>검색</w:t>
       </w:r>
     </w:p>
     <w:p>
@@ -263,7 +733,49 @@
           <w:rFonts w:ascii="맑은 고딕" w:eastAsia="맑은 고딕" w:hAnsi="맑은 고딕" w:cs="맑은 고딕"/>
           <w:sz w:val="20"/>
         </w:rPr>
-        <w:t>직원 추가 / 수정 / 삭제</w:t>
+        <w:t>직원</w:t>
+      </w:r>
+      <w:r>
+        <w:rPr>
+          <w:rFonts w:ascii="맑은 고딕" w:eastAsia="맑은 고딕" w:hAnsi="맑은 고딕" w:cs="맑은 고딕"/>
+          <w:sz w:val="20"/>
+        </w:rPr>
+        <w:t xml:space="preserve"> </w:t>
+      </w:r>
+      <w:r>
+        <w:rPr>
+          <w:rFonts w:ascii="맑은 고딕" w:eastAsia="맑은 고딕" w:hAnsi="맑은 고딕" w:cs="맑은 고딕"/>
+          <w:sz w:val="20"/>
+        </w:rPr>
+        <w:t>추가</w:t>
+      </w:r>
+      <w:r>
+        <w:rPr>
+          <w:rFonts w:ascii="맑은 고딕" w:eastAsia="맑은 고딕" w:hAnsi="맑은 고딕" w:cs="맑은 고딕"/>
+          <w:sz w:val="20"/>
+        </w:rPr>
+        <w:t xml:space="preserve"> / </w:t>
+      </w:r>
+      <w:r>
+        <w:rPr>
+          <w:rFonts w:ascii="맑은 고딕" w:eastAsia="맑은 고딕" w:hAnsi="맑은 고딕" w:cs="맑은 고딕"/>
+          <w:sz w:val="20"/>
+        </w:rPr>
+        <w:t>수정</w:t>
+      </w:r>
+      <w:r>
+        <w:rPr>
+          <w:rFonts w:ascii="맑은 고딕" w:eastAsia="맑은 고딕" w:hAnsi="맑은 고딕" w:cs="맑은 고딕"/>
+          <w:sz w:val="20"/>
+        </w:rPr>
+        <w:t xml:space="preserve"> / </w:t>
+      </w:r>
+      <w:r>
+        <w:rPr>
+          <w:rFonts w:ascii="맑은 고딕" w:eastAsia="맑은 고딕" w:hAnsi="맑은 고딕" w:cs="맑은 고딕"/>
+          <w:sz w:val="20"/>
+        </w:rPr>
+        <w:t>삭제</w:t>
       </w:r>
     </w:p>
     <w:p>
@@ -275,7 +787,63 @@
           <w:rFonts w:ascii="맑은 고딕" w:eastAsia="맑은 고딕" w:hAnsi="맑은 고딕" w:cs="맑은 고딕"/>
           <w:sz w:val="20"/>
         </w:rPr>
-        <w:t>직원 사진 등록 및 변경</w:t>
+        <w:t>직원</w:t>
+      </w:r>
+      <w:r>
+        <w:rPr>
+          <w:rFonts w:ascii="맑은 고딕" w:eastAsia="맑은 고딕" w:hAnsi="맑은 고딕" w:cs="맑은 고딕"/>
+          <w:sz w:val="20"/>
+        </w:rPr>
+        <w:t xml:space="preserve"> </w:t>
+      </w:r>
+      <w:r>
+        <w:rPr>
+          <w:rFonts w:ascii="맑은 고딕" w:eastAsia="맑은 고딕" w:hAnsi="맑은 고딕" w:cs="맑은 고딕"/>
+          <w:sz w:val="20"/>
+        </w:rPr>
+        <w:t>사진</w:t>
+      </w:r>
+      <w:r>
+        <w:rPr>
+          <w:rFonts w:ascii="맑은 고딕" w:eastAsia="맑은 고딕" w:hAnsi="맑은 고딕" w:cs="맑은 고딕"/>
+          <w:sz w:val="20"/>
+        </w:rPr>
+        <w:t xml:space="preserve"> </w:t>
+      </w:r>
+      <w:r>
+        <w:rPr>
+          <w:rFonts w:ascii="맑은 고딕" w:eastAsia="맑은 고딕" w:hAnsi="맑은 고딕" w:cs="맑은 고딕"/>
+          <w:sz w:val="20"/>
+        </w:rPr>
+        <w:t>등록</w:t>
+      </w:r>
+      <w:r>
+        <w:rPr>
+          <w:rFonts w:ascii="맑은 고딕" w:eastAsia="맑은 고딕" w:hAnsi="맑은 고딕" w:cs="맑은 고딕"/>
+          <w:sz w:val="20"/>
+        </w:rPr>
+        <w:t xml:space="preserve"> </w:t>
+      </w:r>
+      <w:r>
+        <w:rPr>
+          <w:rFonts w:ascii="맑은 고딕" w:eastAsia="맑은 고딕" w:hAnsi="맑은 고딕" w:cs="맑은 고딕"/>
+          <w:sz w:val="20"/>
+        </w:rPr>
+        <w:t>및</w:t>
+      </w:r>
+      <w:r>
+        <w:rPr>
+          <w:rFonts w:ascii="맑은 고딕" w:eastAsia="맑은 고딕" w:hAnsi="맑은 고딕" w:cs="맑은 고딕"/>
+          <w:sz w:val="20"/>
+        </w:rPr>
+        <w:t xml:space="preserve"> </w:t>
+      </w:r>
+      <w:r>
+        <w:rPr>
+          <w:rFonts w:ascii="맑은 고딕" w:eastAsia="맑은 고딕" w:hAnsi="맑은 고딕" w:cs="맑은 고딕"/>
+          <w:sz w:val="20"/>
+        </w:rPr>
+        <w:t>변경</w:t>
       </w:r>
     </w:p>
     <w:p>
@@ -287,7 +855,49 @@
           <w:rFonts w:ascii="맑은 고딕" w:eastAsia="맑은 고딕" w:hAnsi="맑은 고딕" w:cs="맑은 고딕"/>
           <w:sz w:val="20"/>
         </w:rPr>
-        <w:t>계정 생성 및 삭제</w:t>
+        <w:t>계정</w:t>
+      </w:r>
+      <w:r>
+        <w:rPr>
+          <w:rFonts w:ascii="맑은 고딕" w:eastAsia="맑은 고딕" w:hAnsi="맑은 고딕" w:cs="맑은 고딕"/>
+          <w:sz w:val="20"/>
+        </w:rPr>
+        <w:t xml:space="preserve"> </w:t>
+      </w:r>
+      <w:r>
+        <w:rPr>
+          <w:rFonts w:ascii="맑은 고딕" w:eastAsia="맑은 고딕" w:hAnsi="맑은 고딕" w:cs="맑은 고딕"/>
+          <w:sz w:val="20"/>
+        </w:rPr>
+        <w:t>생성</w:t>
+      </w:r>
+      <w:r>
+        <w:rPr>
+          <w:rFonts w:ascii="맑은 고딕" w:eastAsia="맑은 고딕" w:hAnsi="맑은 고딕" w:cs="맑은 고딕"/>
+          <w:sz w:val="20"/>
+        </w:rPr>
+        <w:t xml:space="preserve"> </w:t>
+      </w:r>
+      <w:r>
+        <w:rPr>
+          <w:rFonts w:ascii="맑은 고딕" w:eastAsia="맑은 고딕" w:hAnsi="맑은 고딕" w:cs="맑은 고딕"/>
+          <w:sz w:val="20"/>
+        </w:rPr>
+        <w:t>및</w:t>
+      </w:r>
+      <w:r>
+        <w:rPr>
+          <w:rFonts w:ascii="맑은 고딕" w:eastAsia="맑은 고딕" w:hAnsi="맑은 고딕" w:cs="맑은 고딕"/>
+          <w:sz w:val="20"/>
+        </w:rPr>
+        <w:t xml:space="preserve"> </w:t>
+      </w:r>
+      <w:r>
+        <w:rPr>
+          <w:rFonts w:ascii="맑은 고딕" w:eastAsia="맑은 고딕" w:hAnsi="맑은 고딕" w:cs="맑은 고딕"/>
+          <w:sz w:val="20"/>
+        </w:rPr>
+        <w:t>삭제</w:t>
       </w:r>
     </w:p>
     <w:p>
@@ -420,7 +1030,7 @@
           </mc:Choice>
           <mc:Fallback>
             <w:pict>
-              <v:rect w14:anchorId="5CECD781" id="직사각형 4" o:spid="_x0000_s1026" style="position:absolute;margin-left:0;margin-top:24.85pt;width:6in;height:303.75pt;z-index:251657216;visibility:visible;mso-wrap-style:square;mso-width-percent:0;mso-height-percent:0;mso-wrap-distance-left:9pt;mso-wrap-distance-top:0;mso-wrap-distance-right:9pt;mso-wrap-distance-bottom:0;mso-position-horizontal:absolute;mso-position-horizontal-relative:text;mso-position-vertical:absolute;mso-position-vertical-relative:text;mso-width-percent:0;mso-height-percent:0;mso-width-relative:margin;mso-height-relative:margin;v-text-anchor:middle" o:gfxdata="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" filled="f" strokecolor="#e00" strokeweight="2.25pt">
+              <v:rect w14:anchorId="1DE15230" id="직사각형 4" o:spid="_x0000_s1026" style="position:absolute;margin-left:0;margin-top:24.85pt;width:6in;height:303.75pt;z-index:251657216;visibility:visible;mso-wrap-style:square;mso-width-percent:0;mso-height-percent:0;mso-wrap-distance-left:9pt;mso-wrap-distance-top:0;mso-wrap-distance-right:9pt;mso-wrap-distance-bottom:0;mso-position-horizontal:absolute;mso-position-horizontal-relative:text;mso-position-vertical:absolute;mso-position-vertical-relative:text;mso-width-percent:0;mso-height-percent:0;mso-width-relative:margin;mso-height-relative:margin;v-text-anchor:middle" o:gfxdata="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" filled="f" strokecolor="#e00" strokeweight="2.25pt">
                 <v:shadow on="t" color="black" opacity="22937f" origin=",.5" offset="0,.63889mm"/>
               </v:rect>
             </w:pict>
@@ -489,7 +1099,14 @@
           <w:sz w:val="32"/>
         </w:rPr>
         <w:lastRenderedPageBreak/>
-        <w:t>2. 설치</w:t>
+        <w:t xml:space="preserve">2. </w:t>
+      </w:r>
+      <w:r>
+        <w:rPr>
+          <w:rFonts w:ascii="맑은 고딕" w:eastAsia="맑은 고딕" w:hAnsi="맑은 고딕" w:cs="맑은 고딕"/>
+          <w:sz w:val="32"/>
+        </w:rPr>
+        <w:t>설치</w:t>
       </w:r>
     </w:p>
     <w:p>
@@ -533,7 +1150,15 @@
           <w:sz w:val="20"/>
           <w:lang w:eastAsia="ko-KR"/>
         </w:rPr>
-        <w:t>_Setup_v1.0.0.exe 실행</w:t>
+        <w:t xml:space="preserve">_Setup_v1.0.0.exe </w:t>
+      </w:r>
+      <w:r>
+        <w:rPr>
+          <w:rFonts w:ascii="맑은 고딕" w:eastAsia="맑은 고딕" w:hAnsi="맑은 고딕" w:cs="맑은 고딕"/>
+          <w:sz w:val="20"/>
+          <w:lang w:eastAsia="ko-KR"/>
+        </w:rPr>
+        <w:t>실행</w:t>
       </w:r>
     </w:p>
     <w:p>
@@ -549,7 +1174,71 @@
           <w:sz w:val="20"/>
           <w:lang w:eastAsia="ko-KR"/>
         </w:rPr>
-        <w:t>설치 마법사 안내에 따라 진행</w:t>
+        <w:t>설치</w:t>
+      </w:r>
+      <w:r>
+        <w:rPr>
+          <w:rFonts w:ascii="맑은 고딕" w:eastAsia="맑은 고딕" w:hAnsi="맑은 고딕" w:cs="맑은 고딕"/>
+          <w:sz w:val="20"/>
+          <w:lang w:eastAsia="ko-KR"/>
+        </w:rPr>
+        <w:t xml:space="preserve"> </w:t>
+      </w:r>
+      <w:r>
+        <w:rPr>
+          <w:rFonts w:ascii="맑은 고딕" w:eastAsia="맑은 고딕" w:hAnsi="맑은 고딕" w:cs="맑은 고딕"/>
+          <w:sz w:val="20"/>
+          <w:lang w:eastAsia="ko-KR"/>
+        </w:rPr>
+        <w:t>마법사</w:t>
+      </w:r>
+      <w:r>
+        <w:rPr>
+          <w:rFonts w:ascii="맑은 고딕" w:eastAsia="맑은 고딕" w:hAnsi="맑은 고딕" w:cs="맑은 고딕"/>
+          <w:sz w:val="20"/>
+          <w:lang w:eastAsia="ko-KR"/>
+        </w:rPr>
+        <w:t xml:space="preserve"> </w:t>
+      </w:r>
+      <w:r>
+        <w:rPr>
+          <w:rFonts w:ascii="맑은 고딕" w:eastAsia="맑은 고딕" w:hAnsi="맑은 고딕" w:cs="맑은 고딕"/>
+          <w:sz w:val="20"/>
+          <w:lang w:eastAsia="ko-KR"/>
+        </w:rPr>
+        <w:t>안내에</w:t>
+      </w:r>
+      <w:r>
+        <w:rPr>
+          <w:rFonts w:ascii="맑은 고딕" w:eastAsia="맑은 고딕" w:hAnsi="맑은 고딕" w:cs="맑은 고딕"/>
+          <w:sz w:val="20"/>
+          <w:lang w:eastAsia="ko-KR"/>
+        </w:rPr>
+        <w:t xml:space="preserve"> </w:t>
+      </w:r>
+      <w:r>
+        <w:rPr>
+          <w:rFonts w:ascii="맑은 고딕" w:eastAsia="맑은 고딕" w:hAnsi="맑은 고딕" w:cs="맑은 고딕"/>
+          <w:sz w:val="20"/>
+          <w:lang w:eastAsia="ko-KR"/>
+        </w:rPr>
+        <w:t>따라</w:t>
+      </w:r>
+      <w:r>
+        <w:rPr>
+          <w:rFonts w:ascii="맑은 고딕" w:eastAsia="맑은 고딕" w:hAnsi="맑은 고딕" w:cs="맑은 고딕"/>
+          <w:sz w:val="20"/>
+          <w:lang w:eastAsia="ko-KR"/>
+        </w:rPr>
+        <w:t xml:space="preserve"> </w:t>
+      </w:r>
+      <w:r>
+        <w:rPr>
+          <w:rFonts w:ascii="맑은 고딕" w:eastAsia="맑은 고딕" w:hAnsi="맑은 고딕" w:cs="맑은 고딕"/>
+          <w:sz w:val="20"/>
+          <w:lang w:eastAsia="ko-KR"/>
+        </w:rPr>
+        <w:t>진행</w:t>
       </w:r>
     </w:p>
     <w:p>
@@ -565,7 +1254,119 @@
           <w:sz w:val="20"/>
           <w:lang w:eastAsia="ko-KR"/>
         </w:rPr>
-        <w:t>바탕화면 바로가기 생성 여부 선택 후 설치 완료</w:t>
+        <w:t>바탕화면</w:t>
+      </w:r>
+      <w:r>
+        <w:rPr>
+          <w:rFonts w:ascii="맑은 고딕" w:eastAsia="맑은 고딕" w:hAnsi="맑은 고딕" w:cs="맑은 고딕"/>
+          <w:sz w:val="20"/>
+          <w:lang w:eastAsia="ko-KR"/>
+        </w:rPr>
+        <w:t xml:space="preserve"> </w:t>
+      </w:r>
+      <w:r>
+        <w:rPr>
+          <w:rFonts w:ascii="맑은 고딕" w:eastAsia="맑은 고딕" w:hAnsi="맑은 고딕" w:cs="맑은 고딕"/>
+          <w:sz w:val="20"/>
+          <w:lang w:eastAsia="ko-KR"/>
+        </w:rPr>
+        <w:t>바로가기</w:t>
+      </w:r>
+      <w:r>
+        <w:rPr>
+          <w:rFonts w:ascii="맑은 고딕" w:eastAsia="맑은 고딕" w:hAnsi="맑은 고딕" w:cs="맑은 고딕"/>
+          <w:sz w:val="20"/>
+          <w:lang w:eastAsia="ko-KR"/>
+        </w:rPr>
+        <w:t xml:space="preserve"> </w:t>
+      </w:r>
+      <w:r>
+        <w:rPr>
+          <w:rFonts w:ascii="맑은 고딕" w:eastAsia="맑은 고딕" w:hAnsi="맑은 고딕" w:cs="맑은 고딕"/>
+          <w:sz w:val="20"/>
+          <w:lang w:eastAsia="ko-KR"/>
+        </w:rPr>
+        <w:t>생성</w:t>
+      </w:r>
+      <w:r>
+        <w:rPr>
+          <w:rFonts w:ascii="맑은 고딕" w:eastAsia="맑은 고딕" w:hAnsi="맑은 고딕" w:cs="맑은 고딕"/>
+          <w:sz w:val="20"/>
+          <w:lang w:eastAsia="ko-KR"/>
+        </w:rPr>
+        <w:t xml:space="preserve"> </w:t>
+      </w:r>
+      <w:r>
+        <w:rPr>
+          <w:rFonts w:ascii="맑은 고딕" w:eastAsia="맑은 고딕" w:hAnsi="맑은 고딕" w:cs="맑은 고딕"/>
+          <w:sz w:val="20"/>
+          <w:lang w:eastAsia="ko-KR"/>
+        </w:rPr>
+        <w:t>여부</w:t>
+      </w:r>
+      <w:r>
+        <w:rPr>
+          <w:rFonts w:ascii="맑은 고딕" w:eastAsia="맑은 고딕" w:hAnsi="맑은 고딕" w:cs="맑은 고딕"/>
+          <w:sz w:val="20"/>
+          <w:lang w:eastAsia="ko-KR"/>
+        </w:rPr>
+        <w:t xml:space="preserve"> </w:t>
+      </w:r>
+      <w:r>
+        <w:rPr>
+          <w:rFonts w:ascii="맑은 고딕" w:eastAsia="맑은 고딕" w:hAnsi="맑은 고딕" w:cs="맑은 고딕"/>
+          <w:sz w:val="20"/>
+          <w:lang w:eastAsia="ko-KR"/>
+        </w:rPr>
+        <w:t>선택</w:t>
+      </w:r>
+      <w:r>
+        <w:rPr>
+          <w:rFonts w:ascii="맑은 고딕" w:eastAsia="맑은 고딕" w:hAnsi="맑은 고딕" w:cs="맑은 고딕"/>
+          <w:sz w:val="20"/>
+          <w:lang w:eastAsia="ko-KR"/>
+        </w:rPr>
+        <w:t xml:space="preserve"> </w:t>
+      </w:r>
+      <w:r>
+        <w:rPr>
+          <w:rFonts w:ascii="맑은 고딕" w:eastAsia="맑은 고딕" w:hAnsi="맑은 고딕" w:cs="맑은 고딕"/>
+          <w:sz w:val="20"/>
+          <w:lang w:eastAsia="ko-KR"/>
+        </w:rPr>
+        <w:t>후</w:t>
+      </w:r>
+      <w:r>
+        <w:rPr>
+          <w:rFonts w:ascii="맑은 고딕" w:eastAsia="맑은 고딕" w:hAnsi="맑은 고딕" w:cs="맑은 고딕"/>
+          <w:sz w:val="20"/>
+          <w:lang w:eastAsia="ko-KR"/>
+        </w:rPr>
+        <w:t xml:space="preserve"> </w:t>
+      </w:r>
+      <w:r>
+        <w:rPr>
+          <w:rFonts w:ascii="맑은 고딕" w:eastAsia="맑은 고딕" w:hAnsi="맑은 고딕" w:cs="맑은 고딕"/>
+          <w:sz w:val="20"/>
+          <w:lang w:eastAsia="ko-KR"/>
+        </w:rPr>
+        <w:t>설치</w:t>
+      </w:r>
+      <w:r>
+        <w:rPr>
+          <w:rFonts w:ascii="맑은 고딕" w:eastAsia="맑은 고딕" w:hAnsi="맑은 고딕" w:cs="맑은 고딕"/>
+          <w:sz w:val="20"/>
+          <w:lang w:eastAsia="ko-KR"/>
+        </w:rPr>
+        <w:t xml:space="preserve"> </w:t>
+      </w:r>
+      <w:r>
+        <w:rPr>
+          <w:rFonts w:ascii="맑은 고딕" w:eastAsia="맑은 고딕" w:hAnsi="맑은 고딕" w:cs="맑은 고딕"/>
+          <w:sz w:val="20"/>
+          <w:lang w:eastAsia="ko-KR"/>
+        </w:rPr>
+        <w:t>완료</w:t>
       </w:r>
     </w:p>
     <w:p>
@@ -697,7 +1498,7 @@
           </mc:Choice>
           <mc:Fallback>
             <w:pict>
-              <v:rect w14:anchorId="6A29DD8F" id="직사각형 4" o:spid="_x0000_s1026" style="position:absolute;margin-left:302.2pt;margin-top:306.4pt;width:66.75pt;height:24pt;z-index:251634688;visibility:visible;mso-wrap-style:square;mso-width-percent:0;mso-height-percent:0;mso-wrap-distance-left:9pt;mso-wrap-distance-top:0;mso-wrap-distance-right:9pt;mso-wrap-distance-bottom:0;mso-position-horizontal:absolute;mso-position-horizontal-relative:text;mso-position-vertical:absolute;mso-position-vertical-relative:text;mso-width-percent:0;mso-height-percent:0;mso-width-relative:margin;mso-height-relative:margin;v-text-anchor:middle" o:gfxdata="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" filled="f" strokecolor="#e00" strokeweight="2.25pt">
+              <v:rect w14:anchorId="06E093B0" id="직사각형 4" o:spid="_x0000_s1026" style="position:absolute;margin-left:302.2pt;margin-top:306.4pt;width:66.75pt;height:24pt;z-index:251634688;visibility:visible;mso-wrap-style:square;mso-width-percent:0;mso-height-percent:0;mso-wrap-distance-left:9pt;mso-wrap-distance-top:0;mso-wrap-distance-right:9pt;mso-wrap-distance-bottom:0;mso-position-horizontal:absolute;mso-position-horizontal-relative:text;mso-position-vertical:absolute;mso-position-vertical-relative:text;mso-width-percent:0;mso-height-percent:0;mso-width-relative:margin;mso-height-relative:margin;v-text-anchor:middle" o:gfxdata="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" filled="f" strokecolor="#e00" strokeweight="2.25pt">
                 <v:shadow on="t" color="black" opacity="22937f" origin=",.5" offset="0,.63889mm"/>
               </v:rect>
             </w:pict>
@@ -754,6 +1555,7 @@
         </w:rPr>
         <w:t xml:space="preserve"> </w:t>
       </w:r>
+      <w:proofErr w:type="gramStart"/>
       <w:r>
         <w:rPr>
           <w:rFonts w:ascii="맑은 고딕" w:eastAsia="맑은 고딕" w:hAnsi="맑은 고딕" w:cs="맑은 고딕"/>
@@ -762,7 +1564,18 @@
           <w:sz w:val="20"/>
           <w:lang w:eastAsia="ko-KR"/>
         </w:rPr>
-        <w:t>[ 스크린샷 ]</w:t>
+        <w:t>[ 스크린샷</w:t>
+      </w:r>
+      <w:proofErr w:type="gramEnd"/>
+      <w:r>
+        <w:rPr>
+          <w:rFonts w:ascii="맑은 고딕" w:eastAsia="맑은 고딕" w:hAnsi="맑은 고딕" w:cs="맑은 고딕"/>
+          <w:i/>
+          <w:color w:val="969696"/>
+          <w:sz w:val="20"/>
+          <w:lang w:eastAsia="ko-KR"/>
+        </w:rPr>
+        <w:t xml:space="preserve"> ]</w:t>
       </w:r>
     </w:p>
     <w:p>
@@ -793,7 +1606,15 @@
           <w:lang w:eastAsia="ko-KR"/>
         </w:rPr>
         <w:lastRenderedPageBreak/>
-        <w:t>3. 로그인</w:t>
+        <w:t xml:space="preserve">3. </w:t>
+      </w:r>
+      <w:r>
+        <w:rPr>
+          <w:rFonts w:ascii="맑은 고딕" w:eastAsia="맑은 고딕" w:hAnsi="맑은 고딕" w:cs="맑은 고딕"/>
+          <w:sz w:val="32"/>
+          <w:lang w:eastAsia="ko-KR"/>
+        </w:rPr>
+        <w:t>로그인</w:t>
       </w:r>
     </w:p>
     <w:p>
@@ -809,7 +1630,43 @@
           <w:sz w:val="20"/>
           <w:lang w:eastAsia="ko-KR"/>
         </w:rPr>
-        <w:t>초기 관리자 계정</w:t>
+        <w:t>초기</w:t>
+      </w:r>
+      <w:r>
+        <w:rPr>
+          <w:rFonts w:ascii="맑은 고딕" w:eastAsia="맑은 고딕" w:hAnsi="맑은 고딕" w:cs="맑은 고딕"/>
+          <w:b/>
+          <w:sz w:val="20"/>
+          <w:lang w:eastAsia="ko-KR"/>
+        </w:rPr>
+        <w:t xml:space="preserve"> </w:t>
+      </w:r>
+      <w:r>
+        <w:rPr>
+          <w:rFonts w:ascii="맑은 고딕" w:eastAsia="맑은 고딕" w:hAnsi="맑은 고딕" w:cs="맑은 고딕"/>
+          <w:b/>
+          <w:sz w:val="20"/>
+          <w:lang w:eastAsia="ko-KR"/>
+        </w:rPr>
+        <w:t>관리자</w:t>
+      </w:r>
+      <w:r>
+        <w:rPr>
+          <w:rFonts w:ascii="맑은 고딕" w:eastAsia="맑은 고딕" w:hAnsi="맑은 고딕" w:cs="맑은 고딕"/>
+          <w:b/>
+          <w:sz w:val="20"/>
+          <w:lang w:eastAsia="ko-KR"/>
+        </w:rPr>
+        <w:t xml:space="preserve"> </w:t>
+      </w:r>
+      <w:r>
+        <w:rPr>
+          <w:rFonts w:ascii="맑은 고딕" w:eastAsia="맑은 고딕" w:hAnsi="맑은 고딕" w:cs="맑은 고딕"/>
+          <w:b/>
+          <w:sz w:val="20"/>
+          <w:lang w:eastAsia="ko-KR"/>
+        </w:rPr>
+        <w:t>계정</w:t>
       </w:r>
     </w:p>
     <w:tbl>
@@ -1095,7 +1952,7 @@
           </mc:Choice>
           <mc:Fallback>
             <w:pict>
-              <v:rect w14:anchorId="77A84E85" id="직사각형 4" o:spid="_x0000_s1026" style="position:absolute;margin-left:158.25pt;margin-top:250.25pt;width:138pt;height:33pt;z-index:251681792;visibility:visible;mso-wrap-style:square;mso-width-percent:0;mso-height-percent:0;mso-wrap-distance-left:9pt;mso-wrap-distance-top:0;mso-wrap-distance-right:9pt;mso-wrap-distance-bottom:0;mso-position-horizontal:absolute;mso-position-horizontal-relative:text;mso-position-vertical:absolute;mso-position-vertical-relative:text;mso-width-percent:0;mso-height-percent:0;mso-width-relative:margin;mso-height-relative:margin;v-text-anchor:middle" o:gfxdata="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" filled="f" strokecolor="#e00" strokeweight="2.25pt">
+              <v:rect w14:anchorId="4026B8FC" id="직사각형 4" o:spid="_x0000_s1026" style="position:absolute;margin-left:158.25pt;margin-top:250.25pt;width:138pt;height:33pt;z-index:251681792;visibility:visible;mso-wrap-style:square;mso-width-percent:0;mso-height-percent:0;mso-wrap-distance-left:9pt;mso-wrap-distance-top:0;mso-wrap-distance-right:9pt;mso-wrap-distance-bottom:0;mso-position-horizontal:absolute;mso-position-horizontal-relative:text;mso-position-vertical:absolute;mso-position-vertical-relative:text;mso-width-percent:0;mso-height-percent:0;mso-width-relative:margin;mso-height-relative:margin;v-text-anchor:middle" o:gfxdata="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" filled="f" strokecolor="#e00" strokeweight="2.25pt">
                 <v:shadow on="t" color="black" opacity="22937f" origin=",.5" offset="0,.63889mm"/>
               </v:rect>
             </w:pict>
@@ -1151,7 +2008,29 @@
           <w:sz w:val="20"/>
           <w:lang w:eastAsia="ko-KR"/>
         </w:rPr>
-        <w:t xml:space="preserve"> [!]  최초 로그인 후 반드시 비밀번호를 변경하세요.</w:t>
+        <w:t xml:space="preserve"> </w:t>
+      </w:r>
+      <w:proofErr w:type="gramStart"/>
+      <w:r>
+        <w:rPr>
+          <w:rFonts w:ascii="맑은 고딕" w:eastAsia="맑은 고딕" w:hAnsi="맑은 고딕" w:cs="맑은 고딕"/>
+          <w:i/>
+          <w:color w:val="B45A00"/>
+          <w:sz w:val="20"/>
+          <w:lang w:eastAsia="ko-KR"/>
+        </w:rPr>
+        <w:t>[!]  최초</w:t>
+      </w:r>
+      <w:proofErr w:type="gramEnd"/>
+      <w:r>
+        <w:rPr>
+          <w:rFonts w:ascii="맑은 고딕" w:eastAsia="맑은 고딕" w:hAnsi="맑은 고딕" w:cs="맑은 고딕"/>
+          <w:i/>
+          <w:color w:val="B45A00"/>
+          <w:sz w:val="20"/>
+          <w:lang w:eastAsia="ko-KR"/>
+        </w:rPr>
+        <w:t xml:space="preserve"> 로그인 후 반드시 비밀번호를 변경하세요.</w:t>
       </w:r>
     </w:p>
     <w:p>
@@ -1236,7 +2115,7 @@
           </mc:Choice>
           <mc:Fallback>
             <w:pict>
-              <v:rect w14:anchorId="7CC1D90E" id="직사각형 4" o:spid="_x0000_s1026" style="position:absolute;margin-left:162.75pt;margin-top:250.45pt;width:137.25pt;height:35.25pt;z-index:251637760;visibility:visible;mso-wrap-style:square;mso-width-percent:0;mso-height-percent:0;mso-wrap-distance-left:9pt;mso-wrap-distance-top:0;mso-wrap-distance-right:9pt;mso-wrap-distance-bottom:0;mso-position-horizontal:absolute;mso-position-horizontal-relative:text;mso-position-vertical:absolute;mso-position-vertical-relative:text;mso-width-percent:0;mso-height-percent:0;mso-width-relative:margin;mso-height-relative:margin;v-text-anchor:middle" o:gfxdata="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" filled="f" strokecolor="#e00" strokeweight="2.25pt">
+              <v:rect w14:anchorId="1C35CAA0" id="직사각형 4" o:spid="_x0000_s1026" style="position:absolute;margin-left:162.75pt;margin-top:250.45pt;width:137.25pt;height:35.25pt;z-index:251637760;visibility:visible;mso-wrap-style:square;mso-width-percent:0;mso-height-percent:0;mso-wrap-distance-left:9pt;mso-wrap-distance-top:0;mso-wrap-distance-right:9pt;mso-wrap-distance-bottom:0;mso-position-horizontal:absolute;mso-position-horizontal-relative:text;mso-position-vertical:absolute;mso-position-vertical-relative:text;mso-width-percent:0;mso-height-percent:0;mso-width-relative:margin;mso-height-relative:margin;v-text-anchor:middle" o:gfxdata="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" filled="f" strokecolor="#e00" strokeweight="2.25pt">
                 <v:shadow on="t" color="black" opacity="22937f" origin=",.5" offset="0,.63889mm"/>
               </v:rect>
             </w:pict>
@@ -1251,6 +2130,7 @@
           <w:lang w:eastAsia="ko-KR"/>
         </w:rPr>
       </w:pPr>
+      <w:proofErr w:type="gramStart"/>
       <w:r>
         <w:rPr>
           <w:rFonts w:ascii="맑은 고딕" w:eastAsia="맑은 고딕" w:hAnsi="맑은 고딕" w:cs="맑은 고딕"/>
@@ -1259,7 +2139,28 @@
           <w:sz w:val="20"/>
           <w:lang w:eastAsia="ko-KR"/>
         </w:rPr>
-        <w:t>[ 스크린샷 ]</w:t>
+        <w:t xml:space="preserve">[ </w:t>
+      </w:r>
+      <w:r>
+        <w:rPr>
+          <w:rFonts w:ascii="맑은 고딕" w:eastAsia="맑은 고딕" w:hAnsi="맑은 고딕" w:cs="맑은 고딕"/>
+          <w:i/>
+          <w:color w:val="969696"/>
+          <w:sz w:val="20"/>
+          <w:lang w:eastAsia="ko-KR"/>
+        </w:rPr>
+        <w:t>스크린샷</w:t>
+      </w:r>
+      <w:proofErr w:type="gramEnd"/>
+      <w:r>
+        <w:rPr>
+          <w:rFonts w:ascii="맑은 고딕" w:eastAsia="맑은 고딕" w:hAnsi="맑은 고딕" w:cs="맑은 고딕"/>
+          <w:i/>
+          <w:color w:val="969696"/>
+          <w:sz w:val="20"/>
+          <w:lang w:eastAsia="ko-KR"/>
+        </w:rPr>
+        <w:t xml:space="preserve"> ]</w:t>
       </w:r>
     </w:p>
     <w:p>
@@ -1290,7 +2191,31 @@
           <w:lang w:eastAsia="ko-KR"/>
         </w:rPr>
         <w:lastRenderedPageBreak/>
-        <w:t>4. 주요 기능</w:t>
+        <w:t xml:space="preserve">4. </w:t>
+      </w:r>
+      <w:r>
+        <w:rPr>
+          <w:rFonts w:ascii="맑은 고딕" w:eastAsia="맑은 고딕" w:hAnsi="맑은 고딕" w:cs="맑은 고딕"/>
+          <w:sz w:val="32"/>
+          <w:lang w:eastAsia="ko-KR"/>
+        </w:rPr>
+        <w:t>주요</w:t>
+      </w:r>
+      <w:r>
+        <w:rPr>
+          <w:rFonts w:ascii="맑은 고딕" w:eastAsia="맑은 고딕" w:hAnsi="맑은 고딕" w:cs="맑은 고딕"/>
+          <w:sz w:val="32"/>
+          <w:lang w:eastAsia="ko-KR"/>
+        </w:rPr>
+        <w:t xml:space="preserve"> </w:t>
+      </w:r>
+      <w:r>
+        <w:rPr>
+          <w:rFonts w:ascii="맑은 고딕" w:eastAsia="맑은 고딕" w:hAnsi="맑은 고딕" w:cs="맑은 고딕"/>
+          <w:sz w:val="32"/>
+          <w:lang w:eastAsia="ko-KR"/>
+        </w:rPr>
+        <w:t>기능</w:t>
       </w:r>
     </w:p>
     <w:p>
@@ -1305,7 +2230,42 @@
           <w:rFonts w:ascii="맑은 고딕" w:eastAsia="맑은 고딕" w:hAnsi="맑은 고딕" w:cs="맑은 고딕"/>
           <w:lang w:eastAsia="ko-KR"/>
         </w:rPr>
-        <w:t>4-1. 직원 목록 조회</w:t>
+        <w:t xml:space="preserve">4-1. </w:t>
+      </w:r>
+      <w:r>
+        <w:rPr>
+          <w:rFonts w:ascii="맑은 고딕" w:eastAsia="맑은 고딕" w:hAnsi="맑은 고딕" w:cs="맑은 고딕"/>
+          <w:lang w:eastAsia="ko-KR"/>
+        </w:rPr>
+        <w:t>직원</w:t>
+      </w:r>
+      <w:r>
+        <w:rPr>
+          <w:rFonts w:ascii="맑은 고딕" w:eastAsia="맑은 고딕" w:hAnsi="맑은 고딕" w:cs="맑은 고딕"/>
+          <w:lang w:eastAsia="ko-KR"/>
+        </w:rPr>
+        <w:t xml:space="preserve"> </w:t>
+      </w:r>
+      <w:r>
+        <w:rPr>
+          <w:rFonts w:ascii="맑은 고딕" w:eastAsia="맑은 고딕" w:hAnsi="맑은 고딕" w:cs="맑은 고딕"/>
+          <w:lang w:eastAsia="ko-KR"/>
+        </w:rPr>
+        <w:t>목록</w:t>
+      </w:r>
+      <w:r>
+        <w:rPr>
+          <w:rFonts w:ascii="맑은 고딕" w:eastAsia="맑은 고딕" w:hAnsi="맑은 고딕" w:cs="맑은 고딕"/>
+          <w:lang w:eastAsia="ko-KR"/>
+        </w:rPr>
+        <w:t xml:space="preserve"> </w:t>
+      </w:r>
+      <w:r>
+        <w:rPr>
+          <w:rFonts w:ascii="맑은 고딕" w:eastAsia="맑은 고딕" w:hAnsi="맑은 고딕" w:cs="맑은 고딕"/>
+          <w:lang w:eastAsia="ko-KR"/>
+        </w:rPr>
+        <w:t>조회</w:t>
       </w:r>
     </w:p>
     <w:p>
@@ -1320,7 +2280,111 @@
           <w:sz w:val="20"/>
           <w:lang w:eastAsia="ko-KR"/>
         </w:rPr>
-        <w:t>로그인 후 전체 직원 목록이 자동으로 표시됩니다.</w:t>
+        <w:t>로그인</w:t>
+      </w:r>
+      <w:r>
+        <w:rPr>
+          <w:rFonts w:ascii="맑은 고딕" w:eastAsia="맑은 고딕" w:hAnsi="맑은 고딕" w:cs="맑은 고딕"/>
+          <w:sz w:val="20"/>
+          <w:lang w:eastAsia="ko-KR"/>
+        </w:rPr>
+        <w:t xml:space="preserve"> </w:t>
+      </w:r>
+      <w:r>
+        <w:rPr>
+          <w:rFonts w:ascii="맑은 고딕" w:eastAsia="맑은 고딕" w:hAnsi="맑은 고딕" w:cs="맑은 고딕"/>
+          <w:sz w:val="20"/>
+          <w:lang w:eastAsia="ko-KR"/>
+        </w:rPr>
+        <w:t>후</w:t>
+      </w:r>
+      <w:r>
+        <w:rPr>
+          <w:rFonts w:ascii="맑은 고딕" w:eastAsia="맑은 고딕" w:hAnsi="맑은 고딕" w:cs="맑은 고딕"/>
+          <w:sz w:val="20"/>
+          <w:lang w:eastAsia="ko-KR"/>
+        </w:rPr>
+        <w:t xml:space="preserve"> </w:t>
+      </w:r>
+      <w:r>
+        <w:rPr>
+          <w:rFonts w:ascii="맑은 고딕" w:eastAsia="맑은 고딕" w:hAnsi="맑은 고딕" w:cs="맑은 고딕"/>
+          <w:sz w:val="20"/>
+          <w:lang w:eastAsia="ko-KR"/>
+        </w:rPr>
+        <w:t>전체</w:t>
+      </w:r>
+      <w:r>
+        <w:rPr>
+          <w:rFonts w:ascii="맑은 고딕" w:eastAsia="맑은 고딕" w:hAnsi="맑은 고딕" w:cs="맑은 고딕"/>
+          <w:sz w:val="20"/>
+          <w:lang w:eastAsia="ko-KR"/>
+        </w:rPr>
+        <w:t xml:space="preserve"> </w:t>
+      </w:r>
+      <w:r>
+        <w:rPr>
+          <w:rFonts w:ascii="맑은 고딕" w:eastAsia="맑은 고딕" w:hAnsi="맑은 고딕" w:cs="맑은 고딕"/>
+          <w:sz w:val="20"/>
+          <w:lang w:eastAsia="ko-KR"/>
+        </w:rPr>
+        <w:t>직원</w:t>
+      </w:r>
+      <w:r>
+        <w:rPr>
+          <w:rFonts w:ascii="맑은 고딕" w:eastAsia="맑은 고딕" w:hAnsi="맑은 고딕" w:cs="맑은 고딕"/>
+          <w:sz w:val="20"/>
+          <w:lang w:eastAsia="ko-KR"/>
+        </w:rPr>
+        <w:t xml:space="preserve"> </w:t>
+      </w:r>
+      <w:r>
+        <w:rPr>
+          <w:rFonts w:ascii="맑은 고딕" w:eastAsia="맑은 고딕" w:hAnsi="맑은 고딕" w:cs="맑은 고딕"/>
+          <w:sz w:val="20"/>
+          <w:lang w:eastAsia="ko-KR"/>
+        </w:rPr>
+        <w:t>목록이</w:t>
+      </w:r>
+      <w:r>
+        <w:rPr>
+          <w:rFonts w:ascii="맑은 고딕" w:eastAsia="맑은 고딕" w:hAnsi="맑은 고딕" w:cs="맑은 고딕"/>
+          <w:sz w:val="20"/>
+          <w:lang w:eastAsia="ko-KR"/>
+        </w:rPr>
+        <w:t xml:space="preserve"> </w:t>
+      </w:r>
+      <w:r>
+        <w:rPr>
+          <w:rFonts w:ascii="맑은 고딕" w:eastAsia="맑은 고딕" w:hAnsi="맑은 고딕" w:cs="맑은 고딕"/>
+          <w:sz w:val="20"/>
+          <w:lang w:eastAsia="ko-KR"/>
+        </w:rPr>
+        <w:t>자동으로</w:t>
+      </w:r>
+      <w:r>
+        <w:rPr>
+          <w:rFonts w:ascii="맑은 고딕" w:eastAsia="맑은 고딕" w:hAnsi="맑은 고딕" w:cs="맑은 고딕"/>
+          <w:sz w:val="20"/>
+          <w:lang w:eastAsia="ko-KR"/>
+        </w:rPr>
+        <w:t xml:space="preserve"> </w:t>
+      </w:r>
+      <w:r>
+        <w:rPr>
+          <w:rFonts w:ascii="맑은 고딕" w:eastAsia="맑은 고딕" w:hAnsi="맑은 고딕" w:cs="맑은 고딕"/>
+          <w:sz w:val="20"/>
+          <w:lang w:eastAsia="ko-KR"/>
+        </w:rPr>
+        <w:t>표시됩니다</w:t>
+      </w:r>
+      <w:r>
+        <w:rPr>
+          <w:rFonts w:ascii="맑은 고딕" w:eastAsia="맑은 고딕" w:hAnsi="맑은 고딕" w:cs="맑은 고딕"/>
+          <w:sz w:val="20"/>
+          <w:lang w:eastAsia="ko-KR"/>
+        </w:rPr>
+        <w:t>.</w:t>
       </w:r>
       <w:r>
         <w:rPr>
@@ -1344,7 +2408,95 @@
           <w:sz w:val="20"/>
           <w:lang w:eastAsia="ko-KR"/>
         </w:rPr>
-        <w:t>상단 우측에 로그인한 계정의 권한이 표시됩니다.</w:t>
+        <w:t>상단</w:t>
+      </w:r>
+      <w:r>
+        <w:rPr>
+          <w:rFonts w:ascii="맑은 고딕" w:eastAsia="맑은 고딕" w:hAnsi="맑은 고딕" w:cs="맑은 고딕"/>
+          <w:sz w:val="20"/>
+          <w:lang w:eastAsia="ko-KR"/>
+        </w:rPr>
+        <w:t xml:space="preserve"> </w:t>
+      </w:r>
+      <w:r>
+        <w:rPr>
+          <w:rFonts w:ascii="맑은 고딕" w:eastAsia="맑은 고딕" w:hAnsi="맑은 고딕" w:cs="맑은 고딕"/>
+          <w:sz w:val="20"/>
+          <w:lang w:eastAsia="ko-KR"/>
+        </w:rPr>
+        <w:t>우측에</w:t>
+      </w:r>
+      <w:r>
+        <w:rPr>
+          <w:rFonts w:ascii="맑은 고딕" w:eastAsia="맑은 고딕" w:hAnsi="맑은 고딕" w:cs="맑은 고딕"/>
+          <w:sz w:val="20"/>
+          <w:lang w:eastAsia="ko-KR"/>
+        </w:rPr>
+        <w:t xml:space="preserve"> </w:t>
+      </w:r>
+      <w:r>
+        <w:rPr>
+          <w:rFonts w:ascii="맑은 고딕" w:eastAsia="맑은 고딕" w:hAnsi="맑은 고딕" w:cs="맑은 고딕"/>
+          <w:sz w:val="20"/>
+          <w:lang w:eastAsia="ko-KR"/>
+        </w:rPr>
+        <w:t>로그인한</w:t>
+      </w:r>
+      <w:r>
+        <w:rPr>
+          <w:rFonts w:ascii="맑은 고딕" w:eastAsia="맑은 고딕" w:hAnsi="맑은 고딕" w:cs="맑은 고딕"/>
+          <w:sz w:val="20"/>
+          <w:lang w:eastAsia="ko-KR"/>
+        </w:rPr>
+        <w:t xml:space="preserve"> </w:t>
+      </w:r>
+      <w:r>
+        <w:rPr>
+          <w:rFonts w:ascii="맑은 고딕" w:eastAsia="맑은 고딕" w:hAnsi="맑은 고딕" w:cs="맑은 고딕"/>
+          <w:sz w:val="20"/>
+          <w:lang w:eastAsia="ko-KR"/>
+        </w:rPr>
+        <w:t>계정의</w:t>
+      </w:r>
+      <w:r>
+        <w:rPr>
+          <w:rFonts w:ascii="맑은 고딕" w:eastAsia="맑은 고딕" w:hAnsi="맑은 고딕" w:cs="맑은 고딕"/>
+          <w:sz w:val="20"/>
+          <w:lang w:eastAsia="ko-KR"/>
+        </w:rPr>
+        <w:t xml:space="preserve"> </w:t>
+      </w:r>
+      <w:r>
+        <w:rPr>
+          <w:rFonts w:ascii="맑은 고딕" w:eastAsia="맑은 고딕" w:hAnsi="맑은 고딕" w:cs="맑은 고딕"/>
+          <w:sz w:val="20"/>
+          <w:lang w:eastAsia="ko-KR"/>
+        </w:rPr>
+        <w:t>권한이</w:t>
+      </w:r>
+      <w:r>
+        <w:rPr>
+          <w:rFonts w:ascii="맑은 고딕" w:eastAsia="맑은 고딕" w:hAnsi="맑은 고딕" w:cs="맑은 고딕"/>
+          <w:sz w:val="20"/>
+          <w:lang w:eastAsia="ko-KR"/>
+        </w:rPr>
+        <w:t xml:space="preserve"> </w:t>
+      </w:r>
+      <w:r>
+        <w:rPr>
+          <w:rFonts w:ascii="맑은 고딕" w:eastAsia="맑은 고딕" w:hAnsi="맑은 고딕" w:cs="맑은 고딕"/>
+          <w:sz w:val="20"/>
+          <w:lang w:eastAsia="ko-KR"/>
+        </w:rPr>
+        <w:t>표시됩니다</w:t>
+      </w:r>
+      <w:r>
+        <w:rPr>
+          <w:rFonts w:ascii="맑은 고딕" w:eastAsia="맑은 고딕" w:hAnsi="맑은 고딕" w:cs="맑은 고딕"/>
+          <w:sz w:val="20"/>
+          <w:lang w:eastAsia="ko-KR"/>
+        </w:rPr>
+        <w:t>.</w:t>
       </w:r>
     </w:p>
     <w:p>
@@ -1429,7 +2581,7 @@
           </mc:Choice>
           <mc:Fallback>
             <w:pict>
-              <v:rect w14:anchorId="19FBDEE1" id="직사각형 4" o:spid="_x0000_s1026" style="position:absolute;margin-left:4.5pt;margin-top:60.05pt;width:422.25pt;height:222pt;z-index:251641856;visibility:visible;mso-wrap-style:square;mso-width-percent:0;mso-height-percent:0;mso-wrap-distance-left:9pt;mso-wrap-distance-top:0;mso-wrap-distance-right:9pt;mso-wrap-distance-bottom:0;mso-position-horizontal:absolute;mso-position-horizontal-relative:text;mso-position-vertical:absolute;mso-position-vertical-relative:text;mso-width-percent:0;mso-height-percent:0;mso-width-relative:margin;mso-height-relative:margin;v-text-anchor:middle" o:gfxdata="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" filled="f" strokecolor="#e00" strokeweight="2.25pt">
+              <v:rect w14:anchorId="5378655A" id="직사각형 4" o:spid="_x0000_s1026" style="position:absolute;margin-left:4.5pt;margin-top:60.05pt;width:422.25pt;height:222pt;z-index:251641856;visibility:visible;mso-wrap-style:square;mso-width-percent:0;mso-height-percent:0;mso-wrap-distance-left:9pt;mso-wrap-distance-top:0;mso-wrap-distance-right:9pt;mso-wrap-distance-bottom:0;mso-position-horizontal:absolute;mso-position-horizontal-relative:text;mso-position-vertical:absolute;mso-position-vertical-relative:text;mso-width-percent:0;mso-height-percent:0;mso-width-relative:margin;mso-height-relative:margin;v-text-anchor:middle" o:gfxdata="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" filled="f" strokecolor="#e00" strokeweight="2.25pt">
                 <v:shadow on="t" color="black" opacity="22937f" origin=",.5" offset="0,.63889mm"/>
               </v:rect>
             </w:pict>
@@ -1512,7 +2664,7 @@
           </mc:Choice>
           <mc:Fallback>
             <w:pict>
-              <v:rect w14:anchorId="1CF3C4C6" id="직사각형 4" o:spid="_x0000_s1026" style="position:absolute;margin-left:85.5pt;margin-top:19.55pt;width:53.25pt;height:17.25pt;z-index:251639808;visibility:visible;mso-wrap-style:square;mso-width-percent:0;mso-height-percent:0;mso-wrap-distance-left:9pt;mso-wrap-distance-top:0;mso-wrap-distance-right:9pt;mso-wrap-distance-bottom:0;mso-position-horizontal:absolute;mso-position-horizontal-relative:text;mso-position-vertical:absolute;mso-position-vertical-relative:text;mso-width-percent:0;mso-height-percent:0;mso-width-relative:margin;mso-height-relative:margin;v-text-anchor:middle" o:gfxdata="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" filled="f" strokecolor="#e00" strokeweight="2.25pt">
+              <v:rect w14:anchorId="3130701D" id="직사각형 4" o:spid="_x0000_s1026" style="position:absolute;margin-left:85.5pt;margin-top:19.55pt;width:53.25pt;height:17.25pt;z-index:251639808;visibility:visible;mso-wrap-style:square;mso-width-percent:0;mso-height-percent:0;mso-wrap-distance-left:9pt;mso-wrap-distance-top:0;mso-wrap-distance-right:9pt;mso-wrap-distance-bottom:0;mso-position-horizontal:absolute;mso-position-horizontal-relative:text;mso-position-vertical:absolute;mso-position-vertical-relative:text;mso-width-percent:0;mso-height-percent:0;mso-width-relative:margin;mso-height-relative:margin;v-text-anchor:middle" o:gfxdata="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" filled="f" strokecolor="#e00" strokeweight="2.25pt">
                 <v:shadow on="t" color="black" opacity="22937f" origin=",.5" offset="0,.63889mm"/>
               </v:rect>
             </w:pict>
@@ -1568,6 +2720,7 @@
           <w:lang w:eastAsia="ko-KR"/>
         </w:rPr>
       </w:pPr>
+      <w:proofErr w:type="gramStart"/>
       <w:r>
         <w:rPr>
           <w:rFonts w:ascii="맑은 고딕" w:eastAsia="맑은 고딕" w:hAnsi="맑은 고딕" w:cs="맑은 고딕"/>
@@ -1576,7 +2729,28 @@
           <w:sz w:val="20"/>
           <w:lang w:eastAsia="ko-KR"/>
         </w:rPr>
-        <w:t>[ 스크린샷 ]</w:t>
+        <w:t xml:space="preserve">[ </w:t>
+      </w:r>
+      <w:r>
+        <w:rPr>
+          <w:rFonts w:ascii="맑은 고딕" w:eastAsia="맑은 고딕" w:hAnsi="맑은 고딕" w:cs="맑은 고딕"/>
+          <w:i/>
+          <w:color w:val="969696"/>
+          <w:sz w:val="20"/>
+          <w:lang w:eastAsia="ko-KR"/>
+        </w:rPr>
+        <w:t>스크린샷</w:t>
+      </w:r>
+      <w:proofErr w:type="gramEnd"/>
+      <w:r>
+        <w:rPr>
+          <w:rFonts w:ascii="맑은 고딕" w:eastAsia="맑은 고딕" w:hAnsi="맑은 고딕" w:cs="맑은 고딕"/>
+          <w:i/>
+          <w:color w:val="969696"/>
+          <w:sz w:val="20"/>
+          <w:lang w:eastAsia="ko-KR"/>
+        </w:rPr>
+        <w:t xml:space="preserve"> ]</w:t>
       </w:r>
     </w:p>
     <w:p>
@@ -1606,7 +2780,28 @@
           <w:lang w:eastAsia="ko-KR"/>
         </w:rPr>
         <w:lastRenderedPageBreak/>
-        <w:t>4-2. 직원 검색</w:t>
+        <w:t xml:space="preserve">4-2. </w:t>
+      </w:r>
+      <w:r>
+        <w:rPr>
+          <w:rFonts w:ascii="맑은 고딕" w:eastAsia="맑은 고딕" w:hAnsi="맑은 고딕" w:cs="맑은 고딕"/>
+          <w:lang w:eastAsia="ko-KR"/>
+        </w:rPr>
+        <w:t>직원</w:t>
+      </w:r>
+      <w:r>
+        <w:rPr>
+          <w:rFonts w:ascii="맑은 고딕" w:eastAsia="맑은 고딕" w:hAnsi="맑은 고딕" w:cs="맑은 고딕"/>
+          <w:lang w:eastAsia="ko-KR"/>
+        </w:rPr>
+        <w:t xml:space="preserve"> </w:t>
+      </w:r>
+      <w:r>
+        <w:rPr>
+          <w:rFonts w:ascii="맑은 고딕" w:eastAsia="맑은 고딕" w:hAnsi="맑은 고딕" w:cs="맑은 고딕"/>
+          <w:lang w:eastAsia="ko-KR"/>
+        </w:rPr>
+        <w:t>검색</w:t>
       </w:r>
     </w:p>
     <w:p>
@@ -1621,7 +2816,151 @@
           <w:sz w:val="20"/>
           <w:lang w:eastAsia="ko-KR"/>
         </w:rPr>
-        <w:t>검색 항목(부서, 팀, 이름 등) 선택 후 키워드 입력</w:t>
+        <w:t>검색</w:t>
+      </w:r>
+      <w:r>
+        <w:rPr>
+          <w:rFonts w:ascii="맑은 고딕" w:eastAsia="맑은 고딕" w:hAnsi="맑은 고딕" w:cs="맑은 고딕"/>
+          <w:sz w:val="20"/>
+          <w:lang w:eastAsia="ko-KR"/>
+        </w:rPr>
+        <w:t xml:space="preserve"> </w:t>
+      </w:r>
+      <w:r>
+        <w:rPr>
+          <w:rFonts w:ascii="맑은 고딕" w:eastAsia="맑은 고딕" w:hAnsi="맑은 고딕" w:cs="맑은 고딕"/>
+          <w:sz w:val="20"/>
+          <w:lang w:eastAsia="ko-KR"/>
+        </w:rPr>
+        <w:t>항목</w:t>
+      </w:r>
+      <w:r>
+        <w:rPr>
+          <w:rFonts w:ascii="맑은 고딕" w:eastAsia="맑은 고딕" w:hAnsi="맑은 고딕" w:cs="맑은 고딕"/>
+          <w:sz w:val="20"/>
+          <w:lang w:eastAsia="ko-KR"/>
+        </w:rPr>
+        <w:t>(</w:t>
+      </w:r>
+      <w:r>
+        <w:rPr>
+          <w:rFonts w:ascii="맑은 고딕" w:eastAsia="맑은 고딕" w:hAnsi="맑은 고딕" w:cs="맑은 고딕"/>
+          <w:sz w:val="20"/>
+          <w:lang w:eastAsia="ko-KR"/>
+        </w:rPr>
+        <w:t>부서</w:t>
+      </w:r>
+      <w:r>
+        <w:rPr>
+          <w:rFonts w:ascii="맑은 고딕" w:eastAsia="맑은 고딕" w:hAnsi="맑은 고딕" w:cs="맑은 고딕"/>
+          <w:sz w:val="20"/>
+          <w:lang w:eastAsia="ko-KR"/>
+        </w:rPr>
+        <w:t xml:space="preserve">, </w:t>
+      </w:r>
+      <w:r>
+        <w:rPr>
+          <w:rFonts w:ascii="맑은 고딕" w:eastAsia="맑은 고딕" w:hAnsi="맑은 고딕" w:cs="맑은 고딕"/>
+          <w:sz w:val="20"/>
+          <w:lang w:eastAsia="ko-KR"/>
+        </w:rPr>
+        <w:t>팀</w:t>
+      </w:r>
+      <w:r>
+        <w:rPr>
+          <w:rFonts w:ascii="맑은 고딕" w:eastAsia="맑은 고딕" w:hAnsi="맑은 고딕" w:cs="맑은 고딕"/>
+          <w:sz w:val="20"/>
+          <w:lang w:eastAsia="ko-KR"/>
+        </w:rPr>
+        <w:t xml:space="preserve">, </w:t>
+      </w:r>
+      <w:r>
+        <w:rPr>
+          <w:rFonts w:ascii="맑은 고딕" w:eastAsia="맑은 고딕" w:hAnsi="맑은 고딕" w:cs="맑은 고딕"/>
+          <w:sz w:val="20"/>
+          <w:lang w:eastAsia="ko-KR"/>
+        </w:rPr>
+        <w:t>이름</w:t>
+      </w:r>
+      <w:r>
+        <w:rPr>
+          <w:rFonts w:ascii="맑은 고딕" w:eastAsia="맑은 고딕" w:hAnsi="맑은 고딕" w:cs="맑은 고딕"/>
+          <w:sz w:val="20"/>
+          <w:lang w:eastAsia="ko-KR"/>
+        </w:rPr>
+        <w:t xml:space="preserve"> </w:t>
+      </w:r>
+      <w:r>
+        <w:rPr>
+          <w:rFonts w:ascii="맑은 고딕" w:eastAsia="맑은 고딕" w:hAnsi="맑은 고딕" w:cs="맑은 고딕"/>
+          <w:sz w:val="20"/>
+          <w:lang w:eastAsia="ko-KR"/>
+        </w:rPr>
+        <w:t>등</w:t>
+      </w:r>
+      <w:r>
+        <w:rPr>
+          <w:rFonts w:ascii="맑은 고딕" w:eastAsia="맑은 고딕" w:hAnsi="맑은 고딕" w:cs="맑은 고딕"/>
+          <w:sz w:val="20"/>
+          <w:lang w:eastAsia="ko-KR"/>
+        </w:rPr>
+        <w:t xml:space="preserve">) </w:t>
+      </w:r>
+      <w:r>
+        <w:rPr>
+          <w:rFonts w:ascii="맑은 고딕" w:eastAsia="맑은 고딕" w:hAnsi="맑은 고딕" w:cs="맑은 고딕"/>
+          <w:sz w:val="20"/>
+          <w:lang w:eastAsia="ko-KR"/>
+        </w:rPr>
+        <w:t>선택</w:t>
+      </w:r>
+      <w:r>
+        <w:rPr>
+          <w:rFonts w:ascii="맑은 고딕" w:eastAsia="맑은 고딕" w:hAnsi="맑은 고딕" w:cs="맑은 고딕"/>
+          <w:sz w:val="20"/>
+          <w:lang w:eastAsia="ko-KR"/>
+        </w:rPr>
+        <w:t xml:space="preserve"> </w:t>
+      </w:r>
+      <w:r>
+        <w:rPr>
+          <w:rFonts w:ascii="맑은 고딕" w:eastAsia="맑은 고딕" w:hAnsi="맑은 고딕" w:cs="맑은 고딕"/>
+          <w:sz w:val="20"/>
+          <w:lang w:eastAsia="ko-KR"/>
+        </w:rPr>
+        <w:t>후</w:t>
+      </w:r>
+      <w:r>
+        <w:rPr>
+          <w:rFonts w:ascii="맑은 고딕" w:eastAsia="맑은 고딕" w:hAnsi="맑은 고딕" w:cs="맑은 고딕"/>
+          <w:sz w:val="20"/>
+          <w:lang w:eastAsia="ko-KR"/>
+        </w:rPr>
+        <w:t xml:space="preserve"> </w:t>
+      </w:r>
+      <w:r>
+        <w:rPr>
+          <w:rFonts w:ascii="맑은 고딕" w:eastAsia="맑은 고딕" w:hAnsi="맑은 고딕" w:cs="맑은 고딕"/>
+          <w:sz w:val="20"/>
+          <w:lang w:eastAsia="ko-KR"/>
+        </w:rPr>
+        <w:t>키워드</w:t>
+      </w:r>
+      <w:r>
+        <w:rPr>
+          <w:rFonts w:ascii="맑은 고딕" w:eastAsia="맑은 고딕" w:hAnsi="맑은 고딕" w:cs="맑은 고딕"/>
+          <w:sz w:val="20"/>
+          <w:lang w:eastAsia="ko-KR"/>
+        </w:rPr>
+        <w:t xml:space="preserve"> </w:t>
+      </w:r>
+      <w:r>
+        <w:rPr>
+          <w:rFonts w:ascii="맑은 고딕" w:eastAsia="맑은 고딕" w:hAnsi="맑은 고딕" w:cs="맑은 고딕"/>
+          <w:sz w:val="20"/>
+          <w:lang w:eastAsia="ko-KR"/>
+        </w:rPr>
+        <w:t>입력</w:t>
       </w:r>
     </w:p>
     <w:p>
@@ -1636,7 +2975,87 @@
           <w:sz w:val="20"/>
           <w:lang w:eastAsia="ko-KR"/>
         </w:rPr>
-        <w:t>검색 버튼 클릭 또는 Enter키로 검색</w:t>
+        <w:t>검색</w:t>
+      </w:r>
+      <w:r>
+        <w:rPr>
+          <w:rFonts w:ascii="맑은 고딕" w:eastAsia="맑은 고딕" w:hAnsi="맑은 고딕" w:cs="맑은 고딕"/>
+          <w:sz w:val="20"/>
+          <w:lang w:eastAsia="ko-KR"/>
+        </w:rPr>
+        <w:t xml:space="preserve"> </w:t>
+      </w:r>
+      <w:r>
+        <w:rPr>
+          <w:rFonts w:ascii="맑은 고딕" w:eastAsia="맑은 고딕" w:hAnsi="맑은 고딕" w:cs="맑은 고딕"/>
+          <w:sz w:val="20"/>
+          <w:lang w:eastAsia="ko-KR"/>
+        </w:rPr>
+        <w:t>버튼</w:t>
+      </w:r>
+      <w:r>
+        <w:rPr>
+          <w:rFonts w:ascii="맑은 고딕" w:eastAsia="맑은 고딕" w:hAnsi="맑은 고딕" w:cs="맑은 고딕"/>
+          <w:sz w:val="20"/>
+          <w:lang w:eastAsia="ko-KR"/>
+        </w:rPr>
+        <w:t xml:space="preserve"> </w:t>
+      </w:r>
+      <w:r>
+        <w:rPr>
+          <w:rFonts w:ascii="맑은 고딕" w:eastAsia="맑은 고딕" w:hAnsi="맑은 고딕" w:cs="맑은 고딕"/>
+          <w:sz w:val="20"/>
+          <w:lang w:eastAsia="ko-KR"/>
+        </w:rPr>
+        <w:t>클릭</w:t>
+      </w:r>
+      <w:r>
+        <w:rPr>
+          <w:rFonts w:ascii="맑은 고딕" w:eastAsia="맑은 고딕" w:hAnsi="맑은 고딕" w:cs="맑은 고딕"/>
+          <w:sz w:val="20"/>
+          <w:lang w:eastAsia="ko-KR"/>
+        </w:rPr>
+        <w:t xml:space="preserve"> </w:t>
+      </w:r>
+      <w:r>
+        <w:rPr>
+          <w:rFonts w:ascii="맑은 고딕" w:eastAsia="맑은 고딕" w:hAnsi="맑은 고딕" w:cs="맑은 고딕"/>
+          <w:sz w:val="20"/>
+          <w:lang w:eastAsia="ko-KR"/>
+        </w:rPr>
+        <w:t>또는</w:t>
+      </w:r>
+      <w:r>
+        <w:rPr>
+          <w:rFonts w:ascii="맑은 고딕" w:eastAsia="맑은 고딕" w:hAnsi="맑은 고딕" w:cs="맑은 고딕"/>
+          <w:sz w:val="20"/>
+          <w:lang w:eastAsia="ko-KR"/>
+        </w:rPr>
+        <w:t xml:space="preserve"> Enter</w:t>
+      </w:r>
+      <w:r>
+        <w:rPr>
+          <w:rFonts w:ascii="맑은 고딕" w:eastAsia="맑은 고딕" w:hAnsi="맑은 고딕" w:cs="맑은 고딕"/>
+          <w:sz w:val="20"/>
+          <w:lang w:eastAsia="ko-KR"/>
+        </w:rPr>
+        <w:t>키로</w:t>
+      </w:r>
+      <w:r>
+        <w:rPr>
+          <w:rFonts w:ascii="맑은 고딕" w:eastAsia="맑은 고딕" w:hAnsi="맑은 고딕" w:cs="맑은 고딕"/>
+          <w:sz w:val="20"/>
+          <w:lang w:eastAsia="ko-KR"/>
+        </w:rPr>
+        <w:t xml:space="preserve"> </w:t>
+      </w:r>
+      <w:r>
+        <w:rPr>
+          <w:rFonts w:ascii="맑은 고딕" w:eastAsia="맑은 고딕" w:hAnsi="맑은 고딕" w:cs="맑은 고딕"/>
+          <w:sz w:val="20"/>
+          <w:lang w:eastAsia="ko-KR"/>
+        </w:rPr>
+        <w:t>검색</w:t>
       </w:r>
     </w:p>
     <w:p>
@@ -1721,7 +3140,7 @@
           </mc:Choice>
           <mc:Fallback>
             <w:pict>
-              <v:rect w14:anchorId="01B1D3B9" id="직사각형 4" o:spid="_x0000_s1026" style="position:absolute;margin-left:4.5pt;margin-top:41.1pt;width:423pt;height:51pt;z-index:251643904;visibility:visible;mso-wrap-style:square;mso-width-percent:0;mso-height-percent:0;mso-wrap-distance-left:9pt;mso-wrap-distance-top:0;mso-wrap-distance-right:9pt;mso-wrap-distance-bottom:0;mso-position-horizontal:absolute;mso-position-horizontal-relative:text;mso-position-vertical:absolute;mso-position-vertical-relative:text;mso-width-percent:0;mso-height-percent:0;mso-width-relative:margin;mso-height-relative:margin;v-text-anchor:middle" o:gfxdata="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" filled="f" strokecolor="#e00" strokeweight="2.25pt">
+              <v:rect w14:anchorId="2FA4EBE3" id="직사각형 4" o:spid="_x0000_s1026" style="position:absolute;margin-left:4.5pt;margin-top:41.1pt;width:423pt;height:51pt;z-index:251643904;visibility:visible;mso-wrap-style:square;mso-width-percent:0;mso-height-percent:0;mso-wrap-distance-left:9pt;mso-wrap-distance-top:0;mso-wrap-distance-right:9pt;mso-wrap-distance-bottom:0;mso-position-horizontal:absolute;mso-position-horizontal-relative:text;mso-position-vertical:absolute;mso-position-vertical-relative:text;mso-width-percent:0;mso-height-percent:0;mso-width-relative:margin;mso-height-relative:margin;v-text-anchor:middle" o:gfxdata="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" filled="f" strokecolor="#e00" strokeweight="2.25pt">
                 <v:shadow on="t" color="black" opacity="22937f" origin=",.5" offset="0,.63889mm"/>
               </v:rect>
             </w:pict>
@@ -1784,6 +3203,7 @@
         <w:t xml:space="preserve">[ </w:t>
       </w:r>
       <w:proofErr w:type="spellStart"/>
+      <w:proofErr w:type="gramStart"/>
       <w:r>
         <w:rPr>
           <w:rFonts w:ascii="맑은 고딕" w:eastAsia="맑은 고딕" w:hAnsi="맑은 고딕" w:cs="맑은 고딕"/>
@@ -1803,6 +3223,7 @@
         </w:rPr>
         <w:t xml:space="preserve"> ]</w:t>
       </w:r>
+      <w:proofErr w:type="gramEnd"/>
     </w:p>
     <w:p>
       <w:pPr>
@@ -1824,7 +3245,25 @@
           <w:rFonts w:ascii="맑은 고딕" w:eastAsia="맑은 고딕" w:hAnsi="맑은 고딕" w:cs="맑은 고딕"/>
         </w:rPr>
         <w:lastRenderedPageBreak/>
-        <w:t>4-3. 직원 추가</w:t>
+        <w:t xml:space="preserve">4-3. </w:t>
+      </w:r>
+      <w:r>
+        <w:rPr>
+          <w:rFonts w:ascii="맑은 고딕" w:eastAsia="맑은 고딕" w:hAnsi="맑은 고딕" w:cs="맑은 고딕"/>
+        </w:rPr>
+        <w:t>직원</w:t>
+      </w:r>
+      <w:r>
+        <w:rPr>
+          <w:rFonts w:ascii="맑은 고딕" w:eastAsia="맑은 고딕" w:hAnsi="맑은 고딕" w:cs="맑은 고딕"/>
+        </w:rPr>
+        <w:t xml:space="preserve"> </w:t>
+      </w:r>
+      <w:r>
+        <w:rPr>
+          <w:rFonts w:ascii="맑은 고딕" w:eastAsia="맑은 고딕" w:hAnsi="맑은 고딕" w:cs="맑은 고딕"/>
+        </w:rPr>
+        <w:t>추가</w:t>
       </w:r>
     </w:p>
     <w:p>
@@ -1836,7 +3275,63 @@
           <w:rFonts w:ascii="맑은 고딕" w:eastAsia="맑은 고딕" w:hAnsi="맑은 고딕" w:cs="맑은 고딕"/>
           <w:sz w:val="20"/>
         </w:rPr>
-        <w:t>메인 화면 [추가] 버튼 클릭</w:t>
+        <w:t>메인</w:t>
+      </w:r>
+      <w:r>
+        <w:rPr>
+          <w:rFonts w:ascii="맑은 고딕" w:eastAsia="맑은 고딕" w:hAnsi="맑은 고딕" w:cs="맑은 고딕"/>
+          <w:sz w:val="20"/>
+        </w:rPr>
+        <w:t xml:space="preserve"> </w:t>
+      </w:r>
+      <w:r>
+        <w:rPr>
+          <w:rFonts w:ascii="맑은 고딕" w:eastAsia="맑은 고딕" w:hAnsi="맑은 고딕" w:cs="맑은 고딕"/>
+          <w:sz w:val="20"/>
+        </w:rPr>
+        <w:t>화면</w:t>
+      </w:r>
+      <w:r>
+        <w:rPr>
+          <w:rFonts w:ascii="맑은 고딕" w:eastAsia="맑은 고딕" w:hAnsi="맑은 고딕" w:cs="맑은 고딕"/>
+          <w:sz w:val="20"/>
+        </w:rPr>
+        <w:t xml:space="preserve"> [</w:t>
+      </w:r>
+      <w:r>
+        <w:rPr>
+          <w:rFonts w:ascii="맑은 고딕" w:eastAsia="맑은 고딕" w:hAnsi="맑은 고딕" w:cs="맑은 고딕"/>
+          <w:sz w:val="20"/>
+        </w:rPr>
+        <w:t>추가</w:t>
+      </w:r>
+      <w:r>
+        <w:rPr>
+          <w:rFonts w:ascii="맑은 고딕" w:eastAsia="맑은 고딕" w:hAnsi="맑은 고딕" w:cs="맑은 고딕"/>
+          <w:sz w:val="20"/>
+        </w:rPr>
+        <w:t xml:space="preserve">] </w:t>
+      </w:r>
+      <w:r>
+        <w:rPr>
+          <w:rFonts w:ascii="맑은 고딕" w:eastAsia="맑은 고딕" w:hAnsi="맑은 고딕" w:cs="맑은 고딕"/>
+          <w:sz w:val="20"/>
+        </w:rPr>
+        <w:t>버튼</w:t>
+      </w:r>
+      <w:r>
+        <w:rPr>
+          <w:rFonts w:ascii="맑은 고딕" w:eastAsia="맑은 고딕" w:hAnsi="맑은 고딕" w:cs="맑은 고딕"/>
+          <w:sz w:val="20"/>
+        </w:rPr>
+        <w:t xml:space="preserve"> </w:t>
+      </w:r>
+      <w:r>
+        <w:rPr>
+          <w:rFonts w:ascii="맑은 고딕" w:eastAsia="맑은 고딕" w:hAnsi="맑은 고딕" w:cs="맑은 고딕"/>
+          <w:sz w:val="20"/>
+        </w:rPr>
+        <w:t>클릭</w:t>
       </w:r>
     </w:p>
     <w:p>
@@ -1852,7 +3347,167 @@
           <w:sz w:val="20"/>
           <w:lang w:eastAsia="ko-KR"/>
         </w:rPr>
-        <w:t>필수 항목 입력: 부서, 팀/사업소, 직위/직책, 이름, 휴대번호, 이메일</w:t>
+        <w:t>필수</w:t>
+      </w:r>
+      <w:r>
+        <w:rPr>
+          <w:rFonts w:ascii="맑은 고딕" w:eastAsia="맑은 고딕" w:hAnsi="맑은 고딕" w:cs="맑은 고딕"/>
+          <w:sz w:val="20"/>
+          <w:lang w:eastAsia="ko-KR"/>
+        </w:rPr>
+        <w:t xml:space="preserve"> </w:t>
+      </w:r>
+      <w:r>
+        <w:rPr>
+          <w:rFonts w:ascii="맑은 고딕" w:eastAsia="맑은 고딕" w:hAnsi="맑은 고딕" w:cs="맑은 고딕"/>
+          <w:sz w:val="20"/>
+          <w:lang w:eastAsia="ko-KR"/>
+        </w:rPr>
+        <w:t>항목</w:t>
+      </w:r>
+      <w:r>
+        <w:rPr>
+          <w:rFonts w:ascii="맑은 고딕" w:eastAsia="맑은 고딕" w:hAnsi="맑은 고딕" w:cs="맑은 고딕"/>
+          <w:sz w:val="20"/>
+          <w:lang w:eastAsia="ko-KR"/>
+        </w:rPr>
+        <w:t xml:space="preserve"> </w:t>
+      </w:r>
+      <w:r>
+        <w:rPr>
+          <w:rFonts w:ascii="맑은 고딕" w:eastAsia="맑은 고딕" w:hAnsi="맑은 고딕" w:cs="맑은 고딕"/>
+          <w:sz w:val="20"/>
+          <w:lang w:eastAsia="ko-KR"/>
+        </w:rPr>
+        <w:t>입력</w:t>
+      </w:r>
+      <w:r>
+        <w:rPr>
+          <w:rFonts w:ascii="맑은 고딕" w:eastAsia="맑은 고딕" w:hAnsi="맑은 고딕" w:cs="맑은 고딕"/>
+          <w:sz w:val="20"/>
+          <w:lang w:eastAsia="ko-KR"/>
+        </w:rPr>
+        <w:t xml:space="preserve">: </w:t>
+      </w:r>
+      <w:r>
+        <w:rPr>
+          <w:rFonts w:ascii="맑은 고딕" w:eastAsia="맑은 고딕" w:hAnsi="맑은 고딕" w:cs="맑은 고딕"/>
+          <w:sz w:val="20"/>
+          <w:lang w:eastAsia="ko-KR"/>
+        </w:rPr>
+        <w:t>부서</w:t>
+      </w:r>
+      <w:r>
+        <w:rPr>
+          <w:rFonts w:ascii="맑은 고딕" w:eastAsia="맑은 고딕" w:hAnsi="맑은 고딕" w:cs="맑은 고딕"/>
+          <w:sz w:val="20"/>
+          <w:lang w:eastAsia="ko-KR"/>
+        </w:rPr>
+        <w:t xml:space="preserve">, </w:t>
+      </w:r>
+      <w:r>
+        <w:rPr>
+          <w:rFonts w:ascii="맑은 고딕" w:eastAsia="맑은 고딕" w:hAnsi="맑은 고딕" w:cs="맑은 고딕"/>
+          <w:sz w:val="20"/>
+          <w:lang w:eastAsia="ko-KR"/>
+        </w:rPr>
+        <w:t>팀</w:t>
+      </w:r>
+      <w:r>
+        <w:rPr>
+          <w:rFonts w:ascii="맑은 고딕" w:eastAsia="맑은 고딕" w:hAnsi="맑은 고딕" w:cs="맑은 고딕"/>
+          <w:sz w:val="20"/>
+          <w:lang w:eastAsia="ko-KR"/>
+        </w:rPr>
+        <w:t>/</w:t>
+      </w:r>
+      <w:r>
+        <w:rPr>
+          <w:rFonts w:ascii="맑은 고딕" w:eastAsia="맑은 고딕" w:hAnsi="맑은 고딕" w:cs="맑은 고딕"/>
+          <w:sz w:val="20"/>
+          <w:lang w:eastAsia="ko-KR"/>
+        </w:rPr>
+        <w:t>사업소</w:t>
+      </w:r>
+      <w:r>
+        <w:rPr>
+          <w:rFonts w:ascii="맑은 고딕" w:eastAsia="맑은 고딕" w:hAnsi="맑은 고딕" w:cs="맑은 고딕"/>
+          <w:sz w:val="20"/>
+          <w:lang w:eastAsia="ko-KR"/>
+        </w:rPr>
+        <w:t xml:space="preserve">, </w:t>
+      </w:r>
+      <w:r>
+        <w:rPr>
+          <w:rFonts w:ascii="맑은 고딕" w:eastAsia="맑은 고딕" w:hAnsi="맑은 고딕" w:cs="맑은 고딕"/>
+          <w:sz w:val="20"/>
+          <w:lang w:eastAsia="ko-KR"/>
+        </w:rPr>
+        <w:t>직위</w:t>
+      </w:r>
+      <w:r>
+        <w:rPr>
+          <w:rFonts w:ascii="맑은 고딕" w:eastAsia="맑은 고딕" w:hAnsi="맑은 고딕" w:cs="맑은 고딕"/>
+          <w:sz w:val="20"/>
+          <w:lang w:eastAsia="ko-KR"/>
+        </w:rPr>
+        <w:t>/</w:t>
+      </w:r>
+      <w:r>
+        <w:rPr>
+          <w:rFonts w:ascii="맑은 고딕" w:eastAsia="맑은 고딕" w:hAnsi="맑은 고딕" w:cs="맑은 고딕"/>
+          <w:sz w:val="20"/>
+          <w:lang w:eastAsia="ko-KR"/>
+        </w:rPr>
+        <w:t>직책</w:t>
+      </w:r>
+      <w:r>
+        <w:rPr>
+          <w:rFonts w:ascii="맑은 고딕" w:eastAsia="맑은 고딕" w:hAnsi="맑은 고딕" w:cs="맑은 고딕"/>
+          <w:sz w:val="20"/>
+          <w:lang w:eastAsia="ko-KR"/>
+        </w:rPr>
+        <w:t xml:space="preserve">, </w:t>
+      </w:r>
+      <w:r>
+        <w:rPr>
+          <w:rFonts w:ascii="맑은 고딕" w:eastAsia="맑은 고딕" w:hAnsi="맑은 고딕" w:cs="맑은 고딕"/>
+          <w:sz w:val="20"/>
+          <w:lang w:eastAsia="ko-KR"/>
+        </w:rPr>
+        <w:t>이름</w:t>
+      </w:r>
+      <w:r>
+        <w:rPr>
+          <w:rFonts w:ascii="맑은 고딕" w:eastAsia="맑은 고딕" w:hAnsi="맑은 고딕" w:cs="맑은 고딕"/>
+          <w:sz w:val="20"/>
+          <w:lang w:eastAsia="ko-KR"/>
+        </w:rPr>
+        <w:t xml:space="preserve">, </w:t>
+      </w:r>
+      <w:r>
+        <w:rPr>
+          <w:rFonts w:ascii="맑은 고딕" w:eastAsia="맑은 고딕" w:hAnsi="맑은 고딕" w:cs="맑은 고딕"/>
+          <w:sz w:val="20"/>
+          <w:lang w:eastAsia="ko-KR"/>
+        </w:rPr>
+        <w:t>휴대번호</w:t>
+      </w:r>
+      <w:r>
+        <w:rPr>
+          <w:rFonts w:ascii="맑은 고딕" w:eastAsia="맑은 고딕" w:hAnsi="맑은 고딕" w:cs="맑은 고딕"/>
+          <w:sz w:val="20"/>
+          <w:lang w:eastAsia="ko-KR"/>
+        </w:rPr>
+        <w:t xml:space="preserve">, </w:t>
+      </w:r>
+      <w:r>
+        <w:rPr>
+          <w:rFonts w:ascii="맑은 고딕" w:eastAsia="맑은 고딕" w:hAnsi="맑은 고딕" w:cs="맑은 고딕"/>
+          <w:sz w:val="20"/>
+          <w:lang w:eastAsia="ko-KR"/>
+        </w:rPr>
+        <w:t>이메일</w:t>
       </w:r>
     </w:p>
     <w:p>
@@ -1868,7 +3523,159 @@
           <w:sz w:val="20"/>
           <w:lang w:eastAsia="ko-KR"/>
         </w:rPr>
-        <w:t>사진 등록: [사진 변경] 버튼 클릭 후 이미지 파일 선택 (</w:t>
+        <w:t>사진</w:t>
+      </w:r>
+      <w:r>
+        <w:rPr>
+          <w:rFonts w:ascii="맑은 고딕" w:eastAsia="맑은 고딕" w:hAnsi="맑은 고딕" w:cs="맑은 고딕"/>
+          <w:sz w:val="20"/>
+          <w:lang w:eastAsia="ko-KR"/>
+        </w:rPr>
+        <w:t xml:space="preserve"> </w:t>
+      </w:r>
+      <w:r>
+        <w:rPr>
+          <w:rFonts w:ascii="맑은 고딕" w:eastAsia="맑은 고딕" w:hAnsi="맑은 고딕" w:cs="맑은 고딕"/>
+          <w:sz w:val="20"/>
+          <w:lang w:eastAsia="ko-KR"/>
+        </w:rPr>
+        <w:t>등록</w:t>
+      </w:r>
+      <w:r>
+        <w:rPr>
+          <w:rFonts w:ascii="맑은 고딕" w:eastAsia="맑은 고딕" w:hAnsi="맑은 고딕" w:cs="맑은 고딕"/>
+          <w:sz w:val="20"/>
+          <w:lang w:eastAsia="ko-KR"/>
+        </w:rPr>
+        <w:t>: [</w:t>
+      </w:r>
+      <w:r>
+        <w:rPr>
+          <w:rFonts w:ascii="맑은 고딕" w:eastAsia="맑은 고딕" w:hAnsi="맑은 고딕" w:cs="맑은 고딕"/>
+          <w:sz w:val="20"/>
+          <w:lang w:eastAsia="ko-KR"/>
+        </w:rPr>
+        <w:t>사진</w:t>
+      </w:r>
+      <w:r>
+        <w:rPr>
+          <w:rFonts w:ascii="맑은 고딕" w:eastAsia="맑은 고딕" w:hAnsi="맑은 고딕" w:cs="맑은 고딕"/>
+          <w:sz w:val="20"/>
+          <w:lang w:eastAsia="ko-KR"/>
+        </w:rPr>
+        <w:t xml:space="preserve"> </w:t>
+      </w:r>
+      <w:r>
+        <w:rPr>
+          <w:rFonts w:ascii="맑은 고딕" w:eastAsia="맑은 고딕" w:hAnsi="맑은 고딕" w:cs="맑은 고딕"/>
+          <w:sz w:val="20"/>
+          <w:lang w:eastAsia="ko-KR"/>
+        </w:rPr>
+        <w:t>변경</w:t>
+      </w:r>
+      <w:r>
+        <w:rPr>
+          <w:rFonts w:ascii="맑은 고딕" w:eastAsia="맑은 고딕" w:hAnsi="맑은 고딕" w:cs="맑은 고딕"/>
+          <w:sz w:val="20"/>
+          <w:lang w:eastAsia="ko-KR"/>
+        </w:rPr>
+        <w:t xml:space="preserve">] </w:t>
+      </w:r>
+      <w:r>
+        <w:rPr>
+          <w:rFonts w:ascii="맑은 고딕" w:eastAsia="맑은 고딕" w:hAnsi="맑은 고딕" w:cs="맑은 고딕"/>
+          <w:sz w:val="20"/>
+          <w:lang w:eastAsia="ko-KR"/>
+        </w:rPr>
+        <w:t>버튼</w:t>
+      </w:r>
+      <w:r>
+        <w:rPr>
+          <w:rFonts w:ascii="맑은 고딕" w:eastAsia="맑은 고딕" w:hAnsi="맑은 고딕" w:cs="맑은 고딕"/>
+          <w:sz w:val="20"/>
+          <w:lang w:eastAsia="ko-KR"/>
+        </w:rPr>
+        <w:t xml:space="preserve"> </w:t>
+      </w:r>
+      <w:r>
+        <w:rPr>
+          <w:rFonts w:ascii="맑은 고딕" w:eastAsia="맑은 고딕" w:hAnsi="맑은 고딕" w:cs="맑은 고딕"/>
+          <w:sz w:val="20"/>
+          <w:lang w:eastAsia="ko-KR"/>
+        </w:rPr>
+        <w:t>클릭</w:t>
+      </w:r>
+      <w:r>
+        <w:rPr>
+          <w:rFonts w:ascii="맑은 고딕" w:eastAsia="맑은 고딕" w:hAnsi="맑은 고딕" w:cs="맑은 고딕"/>
+          <w:sz w:val="20"/>
+          <w:lang w:eastAsia="ko-KR"/>
+        </w:rPr>
+        <w:t xml:space="preserve"> </w:t>
+      </w:r>
+      <w:r>
+        <w:rPr>
+          <w:rFonts w:ascii="맑은 고딕" w:eastAsia="맑은 고딕" w:hAnsi="맑은 고딕" w:cs="맑은 고딕"/>
+          <w:sz w:val="20"/>
+          <w:lang w:eastAsia="ko-KR"/>
+        </w:rPr>
+        <w:t>후</w:t>
+      </w:r>
+      <w:r>
+        <w:rPr>
+          <w:rFonts w:ascii="맑은 고딕" w:eastAsia="맑은 고딕" w:hAnsi="맑은 고딕" w:cs="맑은 고딕"/>
+          <w:sz w:val="20"/>
+          <w:lang w:eastAsia="ko-KR"/>
+        </w:rPr>
+        <w:t xml:space="preserve"> </w:t>
+      </w:r>
+      <w:r>
+        <w:rPr>
+          <w:rFonts w:ascii="맑은 고딕" w:eastAsia="맑은 고딕" w:hAnsi="맑은 고딕" w:cs="맑은 고딕"/>
+          <w:sz w:val="20"/>
+          <w:lang w:eastAsia="ko-KR"/>
+        </w:rPr>
+        <w:t>이미지</w:t>
+      </w:r>
+      <w:r>
+        <w:rPr>
+          <w:rFonts w:ascii="맑은 고딕" w:eastAsia="맑은 고딕" w:hAnsi="맑은 고딕" w:cs="맑은 고딕"/>
+          <w:sz w:val="20"/>
+          <w:lang w:eastAsia="ko-KR"/>
+        </w:rPr>
+        <w:t xml:space="preserve"> </w:t>
+      </w:r>
+      <w:r>
+        <w:rPr>
+          <w:rFonts w:ascii="맑은 고딕" w:eastAsia="맑은 고딕" w:hAnsi="맑은 고딕" w:cs="맑은 고딕"/>
+          <w:sz w:val="20"/>
+          <w:lang w:eastAsia="ko-KR"/>
+        </w:rPr>
+        <w:t>파일</w:t>
+      </w:r>
+      <w:r>
+        <w:rPr>
+          <w:rFonts w:ascii="맑은 고딕" w:eastAsia="맑은 고딕" w:hAnsi="맑은 고딕" w:cs="맑은 고딕"/>
+          <w:sz w:val="20"/>
+          <w:lang w:eastAsia="ko-KR"/>
+        </w:rPr>
+        <w:t xml:space="preserve"> </w:t>
+      </w:r>
+      <w:r>
+        <w:rPr>
+          <w:rFonts w:ascii="맑은 고딕" w:eastAsia="맑은 고딕" w:hAnsi="맑은 고딕" w:cs="맑은 고딕"/>
+          <w:sz w:val="20"/>
+          <w:lang w:eastAsia="ko-KR"/>
+        </w:rPr>
+        <w:t>선택</w:t>
+      </w:r>
+      <w:r>
+        <w:rPr>
+          <w:rFonts w:ascii="맑은 고딕" w:eastAsia="맑은 고딕" w:hAnsi="맑은 고딕" w:cs="맑은 고딕"/>
+          <w:sz w:val="20"/>
+          <w:lang w:eastAsia="ko-KR"/>
+        </w:rPr>
+        <w:t xml:space="preserve"> (</w:t>
       </w:r>
       <w:r>
         <w:rPr>
@@ -2027,7 +3834,7 @@
           </mc:Choice>
           <mc:Fallback>
             <w:pict>
-              <v:rect w14:anchorId="127ABBCE" id="직사각형 4" o:spid="_x0000_s1026" style="position:absolute;margin-left:296.25pt;margin-top:211.95pt;width:43.5pt;height:21pt;z-index:251650048;visibility:visible;mso-wrap-style:square;mso-width-percent:0;mso-height-percent:0;mso-wrap-distance-left:9pt;mso-wrap-distance-top:0;mso-wrap-distance-right:9pt;mso-wrap-distance-bottom:0;mso-position-horizontal:absolute;mso-position-horizontal-relative:text;mso-position-vertical:absolute;mso-position-vertical-relative:text;mso-width-percent:0;mso-height-percent:0;mso-width-relative:margin;mso-height-relative:margin;v-text-anchor:middle" o:gfxdata="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" filled="f" strokecolor="#e00" strokeweight="2.25pt">
+              <v:rect w14:anchorId="7F964E1C" id="직사각형 4" o:spid="_x0000_s1026" style="position:absolute;margin-left:296.25pt;margin-top:211.95pt;width:43.5pt;height:21pt;z-index:251650048;visibility:visible;mso-wrap-style:square;mso-width-percent:0;mso-height-percent:0;mso-wrap-distance-left:9pt;mso-wrap-distance-top:0;mso-wrap-distance-right:9pt;mso-wrap-distance-bottom:0;mso-position-horizontal:absolute;mso-position-horizontal-relative:text;mso-position-vertical:absolute;mso-position-vertical-relative:text;mso-width-percent:0;mso-height-percent:0;mso-width-relative:margin;mso-height-relative:margin;v-text-anchor:middle" o:gfxdata="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" filled="f" strokecolor="#e00" strokeweight="2.25pt">
                 <v:shadow on="t" color="black" opacity="22937f" origin=",.5" offset="0,.63889mm"/>
               </v:rect>
             </w:pict>
@@ -2110,7 +3917,7 @@
           </mc:Choice>
           <mc:Fallback>
             <w:pict>
-              <v:rect w14:anchorId="60AFD795" id="직사각형 4" o:spid="_x0000_s1026" style="position:absolute;margin-left:84pt;margin-top:47.35pt;width:261.75pt;height:210pt;z-index:251648000;visibility:visible;mso-wrap-style:square;mso-width-percent:0;mso-height-percent:0;mso-wrap-distance-left:9pt;mso-wrap-distance-top:0;mso-wrap-distance-right:9pt;mso-wrap-distance-bottom:0;mso-position-horizontal:absolute;mso-position-horizontal-relative:text;mso-position-vertical:absolute;mso-position-vertical-relative:text;mso-width-percent:0;mso-height-percent:0;mso-width-relative:margin;mso-height-relative:margin;v-text-anchor:middle" o:gfxdata="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" filled="f" strokecolor="#e00" strokeweight="2.25pt">
+              <v:rect w14:anchorId="3BBF6F4D" id="직사각형 4" o:spid="_x0000_s1026" style="position:absolute;margin-left:84pt;margin-top:47.35pt;width:261.75pt;height:210pt;z-index:251648000;visibility:visible;mso-wrap-style:square;mso-width-percent:0;mso-height-percent:0;mso-wrap-distance-left:9pt;mso-wrap-distance-top:0;mso-wrap-distance-right:9pt;mso-wrap-distance-bottom:0;mso-position-horizontal:absolute;mso-position-horizontal-relative:text;mso-position-vertical:absolute;mso-position-vertical-relative:text;mso-width-percent:0;mso-height-percent:0;mso-width-relative:margin;mso-height-relative:margin;v-text-anchor:middle" o:gfxdata="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" filled="f" strokecolor="#e00" strokeweight="2.25pt">
                 <v:shadow on="t" color="black" opacity="22937f" origin=",.5" offset="0,.63889mm"/>
               </v:rect>
             </w:pict>
@@ -2193,7 +4000,7 @@
           </mc:Choice>
           <mc:Fallback>
             <w:pict>
-              <v:rect w14:anchorId="482D07D8" id="직사각형 4" o:spid="_x0000_s1026" style="position:absolute;margin-left:4.5pt;margin-top:281.35pt;width:43.5pt;height:21pt;z-index:251645952;visibility:visible;mso-wrap-style:square;mso-width-percent:0;mso-height-percent:0;mso-wrap-distance-left:9pt;mso-wrap-distance-top:0;mso-wrap-distance-right:9pt;mso-wrap-distance-bottom:0;mso-position-horizontal:absolute;mso-position-horizontal-relative:text;mso-position-vertical:absolute;mso-position-vertical-relative:text;mso-width-percent:0;mso-height-percent:0;mso-width-relative:margin;mso-height-relative:margin;v-text-anchor:middle" o:gfxdata="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" filled="f" strokecolor="#e00" strokeweight="2.25pt">
+              <v:rect w14:anchorId="0CFE4D5F" id="직사각형 4" o:spid="_x0000_s1026" style="position:absolute;margin-left:4.5pt;margin-top:281.35pt;width:43.5pt;height:21pt;z-index:251645952;visibility:visible;mso-wrap-style:square;mso-width-percent:0;mso-height-percent:0;mso-wrap-distance-left:9pt;mso-wrap-distance-top:0;mso-wrap-distance-right:9pt;mso-wrap-distance-bottom:0;mso-position-horizontal:absolute;mso-position-horizontal-relative:text;mso-position-vertical:absolute;mso-position-vertical-relative:text;mso-width-percent:0;mso-height-percent:0;mso-width-relative:margin;mso-height-relative:margin;v-text-anchor:middle" o:gfxdata="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" filled="f" strokecolor="#e00" strokeweight="2.25pt">
                 <v:shadow on="t" color="black" opacity="22937f" origin=",.5" offset="0,.63889mm"/>
               </v:rect>
             </w:pict>
@@ -2248,6 +4055,7 @@
           <w:lang w:eastAsia="ko-KR"/>
         </w:rPr>
       </w:pPr>
+      <w:proofErr w:type="gramStart"/>
       <w:r>
         <w:rPr>
           <w:rFonts w:ascii="맑은 고딕" w:eastAsia="맑은 고딕" w:hAnsi="맑은 고딕" w:cs="맑은 고딕"/>
@@ -2256,7 +4064,28 @@
           <w:sz w:val="20"/>
           <w:lang w:eastAsia="ko-KR"/>
         </w:rPr>
-        <w:t>[ 스크린샷 ]</w:t>
+        <w:t xml:space="preserve">[ </w:t>
+      </w:r>
+      <w:r>
+        <w:rPr>
+          <w:rFonts w:ascii="맑은 고딕" w:eastAsia="맑은 고딕" w:hAnsi="맑은 고딕" w:cs="맑은 고딕"/>
+          <w:i/>
+          <w:color w:val="969696"/>
+          <w:sz w:val="20"/>
+          <w:lang w:eastAsia="ko-KR"/>
+        </w:rPr>
+        <w:t>스크린샷</w:t>
+      </w:r>
+      <w:proofErr w:type="gramEnd"/>
+      <w:r>
+        <w:rPr>
+          <w:rFonts w:ascii="맑은 고딕" w:eastAsia="맑은 고딕" w:hAnsi="맑은 고딕" w:cs="맑은 고딕"/>
+          <w:i/>
+          <w:color w:val="969696"/>
+          <w:sz w:val="20"/>
+          <w:lang w:eastAsia="ko-KR"/>
+        </w:rPr>
+        <w:t xml:space="preserve"> ]</w:t>
       </w:r>
     </w:p>
     <w:p>
@@ -2286,7 +4115,51 @@
           <w:lang w:eastAsia="ko-KR"/>
         </w:rPr>
         <w:lastRenderedPageBreak/>
-        <w:t>4-4. 직원 조회 / 수정</w:t>
+        <w:t xml:space="preserve">4-4. </w:t>
+      </w:r>
+      <w:r>
+        <w:rPr>
+          <w:rFonts w:ascii="맑은 고딕" w:eastAsia="맑은 고딕" w:hAnsi="맑은 고딕" w:cs="맑은 고딕"/>
+          <w:lang w:eastAsia="ko-KR"/>
+        </w:rPr>
+        <w:t>직원</w:t>
+      </w:r>
+      <w:r>
+        <w:rPr>
+          <w:rFonts w:ascii="맑은 고딕" w:eastAsia="맑은 고딕" w:hAnsi="맑은 고딕" w:cs="맑은 고딕"/>
+          <w:lang w:eastAsia="ko-KR"/>
+        </w:rPr>
+        <w:t xml:space="preserve"> </w:t>
+      </w:r>
+      <w:proofErr w:type="gramStart"/>
+      <w:r>
+        <w:rPr>
+          <w:rFonts w:ascii="맑은 고딕" w:eastAsia="맑은 고딕" w:hAnsi="맑은 고딕" w:cs="맑은 고딕"/>
+          <w:lang w:eastAsia="ko-KR"/>
+        </w:rPr>
+        <w:t>조회</w:t>
+      </w:r>
+      <w:r>
+        <w:rPr>
+          <w:rFonts w:ascii="맑은 고딕" w:eastAsia="맑은 고딕" w:hAnsi="맑은 고딕" w:cs="맑은 고딕"/>
+          <w:lang w:eastAsia="ko-KR"/>
+        </w:rPr>
+        <w:t xml:space="preserve"> /</w:t>
+      </w:r>
+      <w:proofErr w:type="gramEnd"/>
+      <w:r>
+        <w:rPr>
+          <w:rFonts w:ascii="맑은 고딕" w:eastAsia="맑은 고딕" w:hAnsi="맑은 고딕" w:cs="맑은 고딕"/>
+          <w:lang w:eastAsia="ko-KR"/>
+        </w:rPr>
+        <w:t xml:space="preserve"> </w:t>
+      </w:r>
+      <w:r>
+        <w:rPr>
+          <w:rFonts w:ascii="맑은 고딕" w:eastAsia="맑은 고딕" w:hAnsi="맑은 고딕" w:cs="맑은 고딕"/>
+          <w:lang w:eastAsia="ko-KR"/>
+        </w:rPr>
+        <w:t>수정</w:t>
       </w:r>
     </w:p>
     <w:p>
@@ -2301,7 +4174,47 @@
           <w:sz w:val="20"/>
           <w:lang w:eastAsia="ko-KR"/>
         </w:rPr>
-        <w:t xml:space="preserve">목록에서 직원 행을 </w:t>
+        <w:t>목록에서</w:t>
+      </w:r>
+      <w:r>
+        <w:rPr>
+          <w:rFonts w:ascii="맑은 고딕" w:eastAsia="맑은 고딕" w:hAnsi="맑은 고딕" w:cs="맑은 고딕"/>
+          <w:sz w:val="20"/>
+          <w:lang w:eastAsia="ko-KR"/>
+        </w:rPr>
+        <w:t xml:space="preserve"> </w:t>
+      </w:r>
+      <w:r>
+        <w:rPr>
+          <w:rFonts w:ascii="맑은 고딕" w:eastAsia="맑은 고딕" w:hAnsi="맑은 고딕" w:cs="맑은 고딕"/>
+          <w:sz w:val="20"/>
+          <w:lang w:eastAsia="ko-KR"/>
+        </w:rPr>
+        <w:t>직원</w:t>
+      </w:r>
+      <w:r>
+        <w:rPr>
+          <w:rFonts w:ascii="맑은 고딕" w:eastAsia="맑은 고딕" w:hAnsi="맑은 고딕" w:cs="맑은 고딕"/>
+          <w:sz w:val="20"/>
+          <w:lang w:eastAsia="ko-KR"/>
+        </w:rPr>
+        <w:t xml:space="preserve"> </w:t>
+      </w:r>
+      <w:r>
+        <w:rPr>
+          <w:rFonts w:ascii="맑은 고딕" w:eastAsia="맑은 고딕" w:hAnsi="맑은 고딕" w:cs="맑은 고딕"/>
+          <w:sz w:val="20"/>
+          <w:lang w:eastAsia="ko-KR"/>
+        </w:rPr>
+        <w:t>행을</w:t>
+      </w:r>
+      <w:r>
+        <w:rPr>
+          <w:rFonts w:ascii="맑은 고딕" w:eastAsia="맑은 고딕" w:hAnsi="맑은 고딕" w:cs="맑은 고딕"/>
+          <w:sz w:val="20"/>
+          <w:lang w:eastAsia="ko-KR"/>
+        </w:rPr>
+        <w:t xml:space="preserve"> </w:t>
       </w:r>
       <w:proofErr w:type="spellStart"/>
       <w:r>
@@ -2334,7 +4247,87 @@
           <w:sz w:val="20"/>
           <w:lang w:eastAsia="ko-KR"/>
         </w:rPr>
-        <w:t>관리자: 정보 수정 후 [저장] 클릭</w:t>
+        <w:t>관리자</w:t>
+      </w:r>
+      <w:r>
+        <w:rPr>
+          <w:rFonts w:ascii="맑은 고딕" w:eastAsia="맑은 고딕" w:hAnsi="맑은 고딕" w:cs="맑은 고딕"/>
+          <w:sz w:val="20"/>
+          <w:lang w:eastAsia="ko-KR"/>
+        </w:rPr>
+        <w:t xml:space="preserve">: </w:t>
+      </w:r>
+      <w:r>
+        <w:rPr>
+          <w:rFonts w:ascii="맑은 고딕" w:eastAsia="맑은 고딕" w:hAnsi="맑은 고딕" w:cs="맑은 고딕"/>
+          <w:sz w:val="20"/>
+          <w:lang w:eastAsia="ko-KR"/>
+        </w:rPr>
+        <w:t>정보</w:t>
+      </w:r>
+      <w:r>
+        <w:rPr>
+          <w:rFonts w:ascii="맑은 고딕" w:eastAsia="맑은 고딕" w:hAnsi="맑은 고딕" w:cs="맑은 고딕"/>
+          <w:sz w:val="20"/>
+          <w:lang w:eastAsia="ko-KR"/>
+        </w:rPr>
+        <w:t xml:space="preserve"> </w:t>
+      </w:r>
+      <w:r>
+        <w:rPr>
+          <w:rFonts w:ascii="맑은 고딕" w:eastAsia="맑은 고딕" w:hAnsi="맑은 고딕" w:cs="맑은 고딕"/>
+          <w:sz w:val="20"/>
+          <w:lang w:eastAsia="ko-KR"/>
+        </w:rPr>
+        <w:t>수정</w:t>
+      </w:r>
+      <w:r>
+        <w:rPr>
+          <w:rFonts w:ascii="맑은 고딕" w:eastAsia="맑은 고딕" w:hAnsi="맑은 고딕" w:cs="맑은 고딕"/>
+          <w:sz w:val="20"/>
+          <w:lang w:eastAsia="ko-KR"/>
+        </w:rPr>
+        <w:t xml:space="preserve"> </w:t>
+      </w:r>
+      <w:r>
+        <w:rPr>
+          <w:rFonts w:ascii="맑은 고딕" w:eastAsia="맑은 고딕" w:hAnsi="맑은 고딕" w:cs="맑은 고딕"/>
+          <w:sz w:val="20"/>
+          <w:lang w:eastAsia="ko-KR"/>
+        </w:rPr>
+        <w:t>후</w:t>
+      </w:r>
+      <w:r>
+        <w:rPr>
+          <w:rFonts w:ascii="맑은 고딕" w:eastAsia="맑은 고딕" w:hAnsi="맑은 고딕" w:cs="맑은 고딕"/>
+          <w:sz w:val="20"/>
+          <w:lang w:eastAsia="ko-KR"/>
+        </w:rPr>
+        <w:t xml:space="preserve"> [</w:t>
+      </w:r>
+      <w:r>
+        <w:rPr>
+          <w:rFonts w:ascii="맑은 고딕" w:eastAsia="맑은 고딕" w:hAnsi="맑은 고딕" w:cs="맑은 고딕"/>
+          <w:sz w:val="20"/>
+          <w:lang w:eastAsia="ko-KR"/>
+        </w:rPr>
+        <w:t>저장</w:t>
+      </w:r>
+      <w:r>
+        <w:rPr>
+          <w:rFonts w:ascii="맑은 고딕" w:eastAsia="맑은 고딕" w:hAnsi="맑은 고딕" w:cs="맑은 고딕"/>
+          <w:sz w:val="20"/>
+          <w:lang w:eastAsia="ko-KR"/>
+        </w:rPr>
+        <w:t xml:space="preserve">] </w:t>
+      </w:r>
+      <w:r>
+        <w:rPr>
+          <w:rFonts w:ascii="맑은 고딕" w:eastAsia="맑은 고딕" w:hAnsi="맑은 고딕" w:cs="맑은 고딕"/>
+          <w:sz w:val="20"/>
+          <w:lang w:eastAsia="ko-KR"/>
+        </w:rPr>
+        <w:t>클릭</w:t>
       </w:r>
     </w:p>
     <w:p>
@@ -2349,7 +4342,87 @@
           <w:sz w:val="20"/>
           <w:lang w:eastAsia="ko-KR"/>
         </w:rPr>
-        <w:t>일반 사용자: 읽기 전용으로 조회만 가능</w:t>
+        <w:t>일반</w:t>
+      </w:r>
+      <w:r>
+        <w:rPr>
+          <w:rFonts w:ascii="맑은 고딕" w:eastAsia="맑은 고딕" w:hAnsi="맑은 고딕" w:cs="맑은 고딕"/>
+          <w:sz w:val="20"/>
+          <w:lang w:eastAsia="ko-KR"/>
+        </w:rPr>
+        <w:t xml:space="preserve"> </w:t>
+      </w:r>
+      <w:r>
+        <w:rPr>
+          <w:rFonts w:ascii="맑은 고딕" w:eastAsia="맑은 고딕" w:hAnsi="맑은 고딕" w:cs="맑은 고딕"/>
+          <w:sz w:val="20"/>
+          <w:lang w:eastAsia="ko-KR"/>
+        </w:rPr>
+        <w:t>사용자</w:t>
+      </w:r>
+      <w:r>
+        <w:rPr>
+          <w:rFonts w:ascii="맑은 고딕" w:eastAsia="맑은 고딕" w:hAnsi="맑은 고딕" w:cs="맑은 고딕"/>
+          <w:sz w:val="20"/>
+          <w:lang w:eastAsia="ko-KR"/>
+        </w:rPr>
+        <w:t xml:space="preserve">: </w:t>
+      </w:r>
+      <w:r>
+        <w:rPr>
+          <w:rFonts w:ascii="맑은 고딕" w:eastAsia="맑은 고딕" w:hAnsi="맑은 고딕" w:cs="맑은 고딕"/>
+          <w:sz w:val="20"/>
+          <w:lang w:eastAsia="ko-KR"/>
+        </w:rPr>
+        <w:t>읽기</w:t>
+      </w:r>
+      <w:r>
+        <w:rPr>
+          <w:rFonts w:ascii="맑은 고딕" w:eastAsia="맑은 고딕" w:hAnsi="맑은 고딕" w:cs="맑은 고딕"/>
+          <w:sz w:val="20"/>
+          <w:lang w:eastAsia="ko-KR"/>
+        </w:rPr>
+        <w:t xml:space="preserve"> </w:t>
+      </w:r>
+      <w:r>
+        <w:rPr>
+          <w:rFonts w:ascii="맑은 고딕" w:eastAsia="맑은 고딕" w:hAnsi="맑은 고딕" w:cs="맑은 고딕"/>
+          <w:sz w:val="20"/>
+          <w:lang w:eastAsia="ko-KR"/>
+        </w:rPr>
+        <w:t>전용으로</w:t>
+      </w:r>
+      <w:r>
+        <w:rPr>
+          <w:rFonts w:ascii="맑은 고딕" w:eastAsia="맑은 고딕" w:hAnsi="맑은 고딕" w:cs="맑은 고딕"/>
+          <w:sz w:val="20"/>
+          <w:lang w:eastAsia="ko-KR"/>
+        </w:rPr>
+        <w:t xml:space="preserve"> </w:t>
+      </w:r>
+      <w:r>
+        <w:rPr>
+          <w:rFonts w:ascii="맑은 고딕" w:eastAsia="맑은 고딕" w:hAnsi="맑은 고딕" w:cs="맑은 고딕"/>
+          <w:sz w:val="20"/>
+          <w:lang w:eastAsia="ko-KR"/>
+        </w:rPr>
+        <w:t>조회만</w:t>
+      </w:r>
+      <w:r>
+        <w:rPr>
+          <w:rFonts w:ascii="맑은 고딕" w:eastAsia="맑은 고딕" w:hAnsi="맑은 고딕" w:cs="맑은 고딕"/>
+          <w:sz w:val="20"/>
+          <w:lang w:eastAsia="ko-KR"/>
+        </w:rPr>
+        <w:t xml:space="preserve"> </w:t>
+      </w:r>
+      <w:r>
+        <w:rPr>
+          <w:rFonts w:ascii="맑은 고딕" w:eastAsia="맑은 고딕" w:hAnsi="맑은 고딕" w:cs="맑은 고딕"/>
+          <w:sz w:val="20"/>
+          <w:lang w:eastAsia="ko-KR"/>
+        </w:rPr>
+        <w:t>가능</w:t>
       </w:r>
     </w:p>
     <w:p>
@@ -2434,7 +4507,7 @@
           </mc:Choice>
           <mc:Fallback>
             <w:pict>
-              <v:rect w14:anchorId="5A998814" id="직사각형 4" o:spid="_x0000_s1026" style="position:absolute;margin-left:84.75pt;margin-top:48pt;width:261.75pt;height:199.5pt;z-index:251655168;visibility:visible;mso-wrap-style:square;mso-width-percent:0;mso-height-percent:0;mso-wrap-distance-left:9pt;mso-wrap-distance-top:0;mso-wrap-distance-right:9pt;mso-wrap-distance-bottom:0;mso-position-horizontal:absolute;mso-position-horizontal-relative:text;mso-position-vertical:absolute;mso-position-vertical-relative:text;mso-width-percent:0;mso-height-percent:0;mso-width-relative:margin;mso-height-relative:margin;v-text-anchor:middle" o:gfxdata="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" filled="f" strokecolor="#e00" strokeweight="2.25pt">
+              <v:rect w14:anchorId="17C5368C" id="직사각형 4" o:spid="_x0000_s1026" style="position:absolute;margin-left:84.75pt;margin-top:48pt;width:261.75pt;height:199.5pt;z-index:251655168;visibility:visible;mso-wrap-style:square;mso-width-percent:0;mso-height-percent:0;mso-wrap-distance-left:9pt;mso-wrap-distance-top:0;mso-wrap-distance-right:9pt;mso-wrap-distance-bottom:0;mso-position-horizontal:absolute;mso-position-horizontal-relative:text;mso-position-vertical:absolute;mso-position-vertical-relative:text;mso-width-percent:0;mso-height-percent:0;mso-width-relative:margin;mso-height-relative:margin;v-text-anchor:middle" o:gfxdata="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" filled="f" strokecolor="#e00" strokeweight="2.25pt">
                 <v:shadow on="t" color="black" opacity="22937f" origin=",.5" offset="0,.63889mm"/>
               </v:rect>
             </w:pict>
@@ -2517,7 +4590,7 @@
           </mc:Choice>
           <mc:Fallback>
             <w:pict>
-              <v:rect w14:anchorId="5383D9A0" id="직사각형 4" o:spid="_x0000_s1026" style="position:absolute;margin-left:-2.25pt;margin-top:249.75pt;width:429pt;height:21pt;z-index:251653120;visibility:visible;mso-wrap-style:square;mso-width-percent:0;mso-height-percent:0;mso-wrap-distance-left:9pt;mso-wrap-distance-top:0;mso-wrap-distance-right:9pt;mso-wrap-distance-bottom:0;mso-position-horizontal:absolute;mso-position-horizontal-relative:text;mso-position-vertical:absolute;mso-position-vertical-relative:text;mso-width-percent:0;mso-height-percent:0;mso-width-relative:margin;mso-height-relative:margin;v-text-anchor:middle" o:gfxdata="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" filled="f" strokecolor="#e00" strokeweight="2.25pt">
+              <v:rect w14:anchorId="759C0A12" id="직사각형 4" o:spid="_x0000_s1026" style="position:absolute;margin-left:-2.25pt;margin-top:249.75pt;width:429pt;height:21pt;z-index:251653120;visibility:visible;mso-wrap-style:square;mso-width-percent:0;mso-height-percent:0;mso-wrap-distance-left:9pt;mso-wrap-distance-top:0;mso-wrap-distance-right:9pt;mso-wrap-distance-bottom:0;mso-position-horizontal:absolute;mso-position-horizontal-relative:text;mso-position-vertical:absolute;mso-position-vertical-relative:text;mso-width-percent:0;mso-height-percent:0;mso-width-relative:margin;mso-height-relative:margin;v-text-anchor:middle" o:gfxdata="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" filled="f" strokecolor="#e00" strokeweight="2.25pt">
                 <v:shadow on="t" color="black" opacity="22937f" origin=",.5" offset="0,.63889mm"/>
               </v:rect>
             </w:pict>
@@ -2580,6 +4653,7 @@
         <w:t xml:space="preserve"> [ </w:t>
       </w:r>
       <w:proofErr w:type="spellStart"/>
+      <w:proofErr w:type="gramStart"/>
       <w:r>
         <w:rPr>
           <w:rFonts w:ascii="맑은 고딕" w:eastAsia="맑은 고딕" w:hAnsi="맑은 고딕" w:cs="맑은 고딕"/>
@@ -2599,6 +4673,7 @@
         </w:rPr>
         <w:t xml:space="preserve"> ]</w:t>
       </w:r>
+      <w:proofErr w:type="gramEnd"/>
     </w:p>
     <w:p>
       <w:pPr>
@@ -2620,7 +4695,25 @@
           <w:rFonts w:ascii="맑은 고딕" w:eastAsia="맑은 고딕" w:hAnsi="맑은 고딕" w:cs="맑은 고딕"/>
         </w:rPr>
         <w:lastRenderedPageBreak/>
-        <w:t>4-5. 직원 삭제</w:t>
+        <w:t xml:space="preserve">4-5. </w:t>
+      </w:r>
+      <w:r>
+        <w:rPr>
+          <w:rFonts w:ascii="맑은 고딕" w:eastAsia="맑은 고딕" w:hAnsi="맑은 고딕" w:cs="맑은 고딕"/>
+        </w:rPr>
+        <w:t>직원</w:t>
+      </w:r>
+      <w:r>
+        <w:rPr>
+          <w:rFonts w:ascii="맑은 고딕" w:eastAsia="맑은 고딕" w:hAnsi="맑은 고딕" w:cs="맑은 고딕"/>
+        </w:rPr>
+        <w:t xml:space="preserve"> </w:t>
+      </w:r>
+      <w:r>
+        <w:rPr>
+          <w:rFonts w:ascii="맑은 고딕" w:eastAsia="맑은 고딕" w:hAnsi="맑은 고딕" w:cs="맑은 고딕"/>
+        </w:rPr>
+        <w:t>삭제</w:t>
       </w:r>
     </w:p>
     <w:p>
@@ -2636,7 +4729,55 @@
           <w:sz w:val="20"/>
           <w:lang w:eastAsia="ko-KR"/>
         </w:rPr>
-        <w:t>목록에서 삭제할 직원 선택</w:t>
+        <w:t>목록에서</w:t>
+      </w:r>
+      <w:r>
+        <w:rPr>
+          <w:rFonts w:ascii="맑은 고딕" w:eastAsia="맑은 고딕" w:hAnsi="맑은 고딕" w:cs="맑은 고딕"/>
+          <w:sz w:val="20"/>
+          <w:lang w:eastAsia="ko-KR"/>
+        </w:rPr>
+        <w:t xml:space="preserve"> </w:t>
+      </w:r>
+      <w:r>
+        <w:rPr>
+          <w:rFonts w:ascii="맑은 고딕" w:eastAsia="맑은 고딕" w:hAnsi="맑은 고딕" w:cs="맑은 고딕"/>
+          <w:sz w:val="20"/>
+          <w:lang w:eastAsia="ko-KR"/>
+        </w:rPr>
+        <w:t>삭제할</w:t>
+      </w:r>
+      <w:r>
+        <w:rPr>
+          <w:rFonts w:ascii="맑은 고딕" w:eastAsia="맑은 고딕" w:hAnsi="맑은 고딕" w:cs="맑은 고딕"/>
+          <w:sz w:val="20"/>
+          <w:lang w:eastAsia="ko-KR"/>
+        </w:rPr>
+        <w:t xml:space="preserve"> </w:t>
+      </w:r>
+      <w:r>
+        <w:rPr>
+          <w:rFonts w:ascii="맑은 고딕" w:eastAsia="맑은 고딕" w:hAnsi="맑은 고딕" w:cs="맑은 고딕"/>
+          <w:sz w:val="20"/>
+          <w:lang w:eastAsia="ko-KR"/>
+        </w:rPr>
+        <w:t>직원</w:t>
+      </w:r>
+      <w:r>
+        <w:rPr>
+          <w:rFonts w:ascii="맑은 고딕" w:eastAsia="맑은 고딕" w:hAnsi="맑은 고딕" w:cs="맑은 고딕"/>
+          <w:sz w:val="20"/>
+          <w:lang w:eastAsia="ko-KR"/>
+        </w:rPr>
+        <w:t xml:space="preserve"> </w:t>
+      </w:r>
+      <w:r>
+        <w:rPr>
+          <w:rFonts w:ascii="맑은 고딕" w:eastAsia="맑은 고딕" w:hAnsi="맑은 고딕" w:cs="맑은 고딕"/>
+          <w:sz w:val="20"/>
+          <w:lang w:eastAsia="ko-KR"/>
+        </w:rPr>
+        <w:t>선택</w:t>
       </w:r>
     </w:p>
     <w:p>
@@ -2705,7 +4846,55 @@
           <w:sz w:val="20"/>
           <w:lang w:eastAsia="ko-KR"/>
         </w:rPr>
-        <w:t>확인 메시지에서 [예] 클릭</w:t>
+        <w:t>확인</w:t>
+      </w:r>
+      <w:r>
+        <w:rPr>
+          <w:rFonts w:ascii="맑은 고딕" w:eastAsia="맑은 고딕" w:hAnsi="맑은 고딕" w:cs="맑은 고딕"/>
+          <w:sz w:val="20"/>
+          <w:lang w:eastAsia="ko-KR"/>
+        </w:rPr>
+        <w:t xml:space="preserve"> </w:t>
+      </w:r>
+      <w:r>
+        <w:rPr>
+          <w:rFonts w:ascii="맑은 고딕" w:eastAsia="맑은 고딕" w:hAnsi="맑은 고딕" w:cs="맑은 고딕"/>
+          <w:sz w:val="20"/>
+          <w:lang w:eastAsia="ko-KR"/>
+        </w:rPr>
+        <w:t>메시지에서</w:t>
+      </w:r>
+      <w:r>
+        <w:rPr>
+          <w:rFonts w:ascii="맑은 고딕" w:eastAsia="맑은 고딕" w:hAnsi="맑은 고딕" w:cs="맑은 고딕"/>
+          <w:sz w:val="20"/>
+          <w:lang w:eastAsia="ko-KR"/>
+        </w:rPr>
+        <w:t xml:space="preserve"> [</w:t>
+      </w:r>
+      <w:r>
+        <w:rPr>
+          <w:rFonts w:ascii="맑은 고딕" w:eastAsia="맑은 고딕" w:hAnsi="맑은 고딕" w:cs="맑은 고딕"/>
+          <w:sz w:val="20"/>
+          <w:lang w:eastAsia="ko-KR"/>
+        </w:rPr>
+        <w:t>예</w:t>
+      </w:r>
+      <w:r>
+        <w:rPr>
+          <w:rFonts w:ascii="맑은 고딕" w:eastAsia="맑은 고딕" w:hAnsi="맑은 고딕" w:cs="맑은 고딕"/>
+          <w:sz w:val="20"/>
+          <w:lang w:eastAsia="ko-KR"/>
+        </w:rPr>
+        <w:t xml:space="preserve">] </w:t>
+      </w:r>
+      <w:r>
+        <w:rPr>
+          <w:rFonts w:ascii="맑은 고딕" w:eastAsia="맑은 고딕" w:hAnsi="맑은 고딕" w:cs="맑은 고딕"/>
+          <w:sz w:val="20"/>
+          <w:lang w:eastAsia="ko-KR"/>
+        </w:rPr>
+        <w:t>클릭</w:t>
       </w:r>
     </w:p>
     <w:p>
@@ -2785,7 +4974,7 @@
           </mc:Choice>
           <mc:Fallback>
             <w:pict>
-              <v:rect w14:anchorId="43363594" id="직사각형 4" o:spid="_x0000_s1026" style="position:absolute;margin-left:156.75pt;margin-top:130.25pt;width:126.75pt;height:70.5pt;z-index:251665408;visibility:visible;mso-wrap-style:square;mso-width-percent:0;mso-height-percent:0;mso-wrap-distance-left:9pt;mso-wrap-distance-top:0;mso-wrap-distance-right:9pt;mso-wrap-distance-bottom:0;mso-position-horizontal:absolute;mso-position-horizontal-relative:text;mso-position-vertical:absolute;mso-position-vertical-relative:text;mso-width-percent:0;mso-height-percent:0;mso-width-relative:margin;mso-height-relative:margin;v-text-anchor:middle" o:gfxdata="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" filled="f" strokecolor="#e00" strokeweight="2.25pt">
+              <v:rect w14:anchorId="6BC1F0D6" id="직사각형 4" o:spid="_x0000_s1026" style="position:absolute;margin-left:156.75pt;margin-top:130.25pt;width:126.75pt;height:70.5pt;z-index:251665408;visibility:visible;mso-wrap-style:square;mso-width-percent:0;mso-height-percent:0;mso-wrap-distance-left:9pt;mso-wrap-distance-top:0;mso-wrap-distance-right:9pt;mso-wrap-distance-bottom:0;mso-position-horizontal:absolute;mso-position-horizontal-relative:text;mso-position-vertical:absolute;mso-position-vertical-relative:text;mso-width-percent:0;mso-height-percent:0;mso-width-relative:margin;mso-height-relative:margin;v-text-anchor:middle" o:gfxdata="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" filled="f" strokecolor="#e00" strokeweight="2.25pt">
                 <v:shadow on="t" color="black" opacity="22937f" origin=",.5" offset="0,.63889mm"/>
               </v:rect>
             </w:pict>
@@ -2868,7 +5057,7 @@
           </mc:Choice>
           <mc:Fallback>
             <w:pict>
-              <v:rect w14:anchorId="43C996AA" id="직사각형 4" o:spid="_x0000_s1026" style="position:absolute;margin-left:48pt;margin-top:279.1pt;width:43.5pt;height:21pt;z-index:251663360;visibility:visible;mso-wrap-style:square;mso-width-percent:0;mso-height-percent:0;mso-wrap-distance-left:9pt;mso-wrap-distance-top:0;mso-wrap-distance-right:9pt;mso-wrap-distance-bottom:0;mso-position-horizontal:absolute;mso-position-horizontal-relative:text;mso-position-vertical:absolute;mso-position-vertical-relative:text;mso-width-percent:0;mso-height-percent:0;mso-width-relative:margin;mso-height-relative:margin;v-text-anchor:middle" o:gfxdata="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" filled="f" strokecolor="#e00" strokeweight="2.25pt">
+              <v:rect w14:anchorId="5B909372" id="직사각형 4" o:spid="_x0000_s1026" style="position:absolute;margin-left:48pt;margin-top:279.1pt;width:43.5pt;height:21pt;z-index:251663360;visibility:visible;mso-wrap-style:square;mso-width-percent:0;mso-height-percent:0;mso-wrap-distance-left:9pt;mso-wrap-distance-top:0;mso-wrap-distance-right:9pt;mso-wrap-distance-bottom:0;mso-position-horizontal:absolute;mso-position-horizontal-relative:text;mso-position-vertical:absolute;mso-position-vertical-relative:text;mso-width-percent:0;mso-height-percent:0;mso-width-relative:margin;mso-height-relative:margin;v-text-anchor:middle" o:gfxdata="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" filled="f" strokecolor="#e00" strokeweight="2.25pt">
                 <v:shadow on="t" color="black" opacity="22937f" origin=",.5" offset="0,.63889mm"/>
               </v:rect>
             </w:pict>
@@ -2951,7 +5140,7 @@
           </mc:Choice>
           <mc:Fallback>
             <w:pict>
-              <v:rect w14:anchorId="2A9DB40F" id="직사각형 4" o:spid="_x0000_s1026" style="position:absolute;margin-left:-2.25pt;margin-top:248pt;width:429.75pt;height:21pt;z-index:251659264;visibility:visible;mso-wrap-style:square;mso-width-percent:0;mso-height-percent:0;mso-wrap-distance-left:9pt;mso-wrap-distance-top:0;mso-wrap-distance-right:9pt;mso-wrap-distance-bottom:0;mso-position-horizontal:absolute;mso-position-horizontal-relative:text;mso-position-vertical:absolute;mso-position-vertical-relative:text;mso-width-percent:0;mso-height-percent:0;mso-width-relative:margin;mso-height-relative:margin;v-text-anchor:middle" o:gfxdata="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" filled="f" strokecolor="#e00" strokeweight="2.25pt">
+              <v:rect w14:anchorId="6EF8A099" id="직사각형 4" o:spid="_x0000_s1026" style="position:absolute;margin-left:-2.25pt;margin-top:248pt;width:429.75pt;height:21pt;z-index:251659264;visibility:visible;mso-wrap-style:square;mso-width-percent:0;mso-height-percent:0;mso-wrap-distance-left:9pt;mso-wrap-distance-top:0;mso-wrap-distance-right:9pt;mso-wrap-distance-bottom:0;mso-position-horizontal:absolute;mso-position-horizontal-relative:text;mso-position-vertical:absolute;mso-position-vertical-relative:text;mso-width-percent:0;mso-height-percent:0;mso-width-relative:margin;mso-height-relative:margin;v-text-anchor:middle" o:gfxdata="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" filled="f" strokecolor="#e00" strokeweight="2.25pt">
                 <v:shadow on="t" color="black" opacity="22937f" origin=",.5" offset="0,.63889mm"/>
               </v:rect>
             </w:pict>
@@ -3013,6 +5202,7 @@
         <w:t xml:space="preserve"> [ </w:t>
       </w:r>
       <w:proofErr w:type="spellStart"/>
+      <w:proofErr w:type="gramStart"/>
       <w:r>
         <w:rPr>
           <w:rFonts w:ascii="맑은 고딕" w:eastAsia="맑은 고딕" w:hAnsi="맑은 고딕" w:cs="맑은 고딕"/>
@@ -3032,6 +5222,7 @@
         </w:rPr>
         <w:t xml:space="preserve"> ]</w:t>
       </w:r>
+      <w:proofErr w:type="gramEnd"/>
     </w:p>
     <w:p>
       <w:pPr>
@@ -3053,7 +5244,25 @@
           <w:rFonts w:ascii="맑은 고딕" w:eastAsia="맑은 고딕" w:hAnsi="맑은 고딕" w:cs="맑은 고딕"/>
         </w:rPr>
         <w:lastRenderedPageBreak/>
-        <w:t>4-6. 계정 관리</w:t>
+        <w:t xml:space="preserve">4-6. </w:t>
+      </w:r>
+      <w:r>
+        <w:rPr>
+          <w:rFonts w:ascii="맑은 고딕" w:eastAsia="맑은 고딕" w:hAnsi="맑은 고딕" w:cs="맑은 고딕"/>
+        </w:rPr>
+        <w:t>계정</w:t>
+      </w:r>
+      <w:r>
+        <w:rPr>
+          <w:rFonts w:ascii="맑은 고딕" w:eastAsia="맑은 고딕" w:hAnsi="맑은 고딕" w:cs="맑은 고딕"/>
+        </w:rPr>
+        <w:t xml:space="preserve"> </w:t>
+      </w:r>
+      <w:r>
+        <w:rPr>
+          <w:rFonts w:ascii="맑은 고딕" w:eastAsia="맑은 고딕" w:hAnsi="맑은 고딕" w:cs="맑은 고딕"/>
+        </w:rPr>
+        <w:t>관리</w:t>
       </w:r>
     </w:p>
     <w:p>
@@ -3069,7 +5278,87 @@
           <w:sz w:val="20"/>
           <w:lang w:eastAsia="ko-KR"/>
         </w:rPr>
-        <w:t>메인 화면 [계정 관리] 버튼 클릭</w:t>
+        <w:t>메인</w:t>
+      </w:r>
+      <w:r>
+        <w:rPr>
+          <w:rFonts w:ascii="맑은 고딕" w:eastAsia="맑은 고딕" w:hAnsi="맑은 고딕" w:cs="맑은 고딕"/>
+          <w:sz w:val="20"/>
+          <w:lang w:eastAsia="ko-KR"/>
+        </w:rPr>
+        <w:t xml:space="preserve"> </w:t>
+      </w:r>
+      <w:r>
+        <w:rPr>
+          <w:rFonts w:ascii="맑은 고딕" w:eastAsia="맑은 고딕" w:hAnsi="맑은 고딕" w:cs="맑은 고딕"/>
+          <w:sz w:val="20"/>
+          <w:lang w:eastAsia="ko-KR"/>
+        </w:rPr>
+        <w:t>화면</w:t>
+      </w:r>
+      <w:r>
+        <w:rPr>
+          <w:rFonts w:ascii="맑은 고딕" w:eastAsia="맑은 고딕" w:hAnsi="맑은 고딕" w:cs="맑은 고딕"/>
+          <w:sz w:val="20"/>
+          <w:lang w:eastAsia="ko-KR"/>
+        </w:rPr>
+        <w:t xml:space="preserve"> [</w:t>
+      </w:r>
+      <w:r>
+        <w:rPr>
+          <w:rFonts w:ascii="맑은 고딕" w:eastAsia="맑은 고딕" w:hAnsi="맑은 고딕" w:cs="맑은 고딕"/>
+          <w:sz w:val="20"/>
+          <w:lang w:eastAsia="ko-KR"/>
+        </w:rPr>
+        <w:t>계정</w:t>
+      </w:r>
+      <w:r>
+        <w:rPr>
+          <w:rFonts w:ascii="맑은 고딕" w:eastAsia="맑은 고딕" w:hAnsi="맑은 고딕" w:cs="맑은 고딕"/>
+          <w:sz w:val="20"/>
+          <w:lang w:eastAsia="ko-KR"/>
+        </w:rPr>
+        <w:t xml:space="preserve"> </w:t>
+      </w:r>
+      <w:r>
+        <w:rPr>
+          <w:rFonts w:ascii="맑은 고딕" w:eastAsia="맑은 고딕" w:hAnsi="맑은 고딕" w:cs="맑은 고딕"/>
+          <w:sz w:val="20"/>
+          <w:lang w:eastAsia="ko-KR"/>
+        </w:rPr>
+        <w:t>관리</w:t>
+      </w:r>
+      <w:r>
+        <w:rPr>
+          <w:rFonts w:ascii="맑은 고딕" w:eastAsia="맑은 고딕" w:hAnsi="맑은 고딕" w:cs="맑은 고딕"/>
+          <w:sz w:val="20"/>
+          <w:lang w:eastAsia="ko-KR"/>
+        </w:rPr>
+        <w:t xml:space="preserve">] </w:t>
+      </w:r>
+      <w:r>
+        <w:rPr>
+          <w:rFonts w:ascii="맑은 고딕" w:eastAsia="맑은 고딕" w:hAnsi="맑은 고딕" w:cs="맑은 고딕"/>
+          <w:sz w:val="20"/>
+          <w:lang w:eastAsia="ko-KR"/>
+        </w:rPr>
+        <w:t>버튼</w:t>
+      </w:r>
+      <w:r>
+        <w:rPr>
+          <w:rFonts w:ascii="맑은 고딕" w:eastAsia="맑은 고딕" w:hAnsi="맑은 고딕" w:cs="맑은 고딕"/>
+          <w:sz w:val="20"/>
+          <w:lang w:eastAsia="ko-KR"/>
+        </w:rPr>
+        <w:t xml:space="preserve"> </w:t>
+      </w:r>
+      <w:r>
+        <w:rPr>
+          <w:rFonts w:ascii="맑은 고딕" w:eastAsia="맑은 고딕" w:hAnsi="맑은 고딕" w:cs="맑은 고딕"/>
+          <w:sz w:val="20"/>
+          <w:lang w:eastAsia="ko-KR"/>
+        </w:rPr>
+        <w:t>클릭</w:t>
       </w:r>
     </w:p>
     <w:p>
@@ -3085,7 +5374,191 @@
           <w:sz w:val="20"/>
           <w:lang w:eastAsia="ko-KR"/>
         </w:rPr>
-        <w:t>계정 추가: 아이디, 비밀번호 입력 후 [추가] 클릭 (권한: 일반 사용자로 생성)</w:t>
+        <w:t>계정</w:t>
+      </w:r>
+      <w:r>
+        <w:rPr>
+          <w:rFonts w:ascii="맑은 고딕" w:eastAsia="맑은 고딕" w:hAnsi="맑은 고딕" w:cs="맑은 고딕"/>
+          <w:sz w:val="20"/>
+          <w:lang w:eastAsia="ko-KR"/>
+        </w:rPr>
+        <w:t xml:space="preserve"> </w:t>
+      </w:r>
+      <w:r>
+        <w:rPr>
+          <w:rFonts w:ascii="맑은 고딕" w:eastAsia="맑은 고딕" w:hAnsi="맑은 고딕" w:cs="맑은 고딕"/>
+          <w:sz w:val="20"/>
+          <w:lang w:eastAsia="ko-KR"/>
+        </w:rPr>
+        <w:t>추가</w:t>
+      </w:r>
+      <w:r>
+        <w:rPr>
+          <w:rFonts w:ascii="맑은 고딕" w:eastAsia="맑은 고딕" w:hAnsi="맑은 고딕" w:cs="맑은 고딕"/>
+          <w:sz w:val="20"/>
+          <w:lang w:eastAsia="ko-KR"/>
+        </w:rPr>
+        <w:t xml:space="preserve">: </w:t>
+      </w:r>
+      <w:r>
+        <w:rPr>
+          <w:rFonts w:ascii="맑은 고딕" w:eastAsia="맑은 고딕" w:hAnsi="맑은 고딕" w:cs="맑은 고딕"/>
+          <w:sz w:val="20"/>
+          <w:lang w:eastAsia="ko-KR"/>
+        </w:rPr>
+        <w:t>아이디</w:t>
+      </w:r>
+      <w:r>
+        <w:rPr>
+          <w:rFonts w:ascii="맑은 고딕" w:eastAsia="맑은 고딕" w:hAnsi="맑은 고딕" w:cs="맑은 고딕"/>
+          <w:sz w:val="20"/>
+          <w:lang w:eastAsia="ko-KR"/>
+        </w:rPr>
+        <w:t xml:space="preserve">, </w:t>
+      </w:r>
+      <w:r>
+        <w:rPr>
+          <w:rFonts w:ascii="맑은 고딕" w:eastAsia="맑은 고딕" w:hAnsi="맑은 고딕" w:cs="맑은 고딕"/>
+          <w:sz w:val="20"/>
+          <w:lang w:eastAsia="ko-KR"/>
+        </w:rPr>
+        <w:t>비밀번호</w:t>
+      </w:r>
+      <w:r>
+        <w:rPr>
+          <w:rFonts w:ascii="맑은 고딕" w:eastAsia="맑은 고딕" w:hAnsi="맑은 고딕" w:cs="맑은 고딕"/>
+          <w:sz w:val="20"/>
+          <w:lang w:eastAsia="ko-KR"/>
+        </w:rPr>
+        <w:t xml:space="preserve"> </w:t>
+      </w:r>
+      <w:r>
+        <w:rPr>
+          <w:rFonts w:ascii="맑은 고딕" w:eastAsia="맑은 고딕" w:hAnsi="맑은 고딕" w:cs="맑은 고딕"/>
+          <w:sz w:val="20"/>
+          <w:lang w:eastAsia="ko-KR"/>
+        </w:rPr>
+        <w:t>입력</w:t>
+      </w:r>
+      <w:r>
+        <w:rPr>
+          <w:rFonts w:ascii="맑은 고딕" w:eastAsia="맑은 고딕" w:hAnsi="맑은 고딕" w:cs="맑은 고딕"/>
+          <w:sz w:val="20"/>
+          <w:lang w:eastAsia="ko-KR"/>
+        </w:rPr>
+        <w:t xml:space="preserve"> </w:t>
+      </w:r>
+      <w:r>
+        <w:rPr>
+          <w:rFonts w:ascii="맑은 고딕" w:eastAsia="맑은 고딕" w:hAnsi="맑은 고딕" w:cs="맑은 고딕"/>
+          <w:sz w:val="20"/>
+          <w:lang w:eastAsia="ko-KR"/>
+        </w:rPr>
+        <w:t>후</w:t>
+      </w:r>
+      <w:r>
+        <w:rPr>
+          <w:rFonts w:ascii="맑은 고딕" w:eastAsia="맑은 고딕" w:hAnsi="맑은 고딕" w:cs="맑은 고딕"/>
+          <w:sz w:val="20"/>
+          <w:lang w:eastAsia="ko-KR"/>
+        </w:rPr>
+        <w:t xml:space="preserve"> [</w:t>
+      </w:r>
+      <w:r>
+        <w:rPr>
+          <w:rFonts w:ascii="맑은 고딕" w:eastAsia="맑은 고딕" w:hAnsi="맑은 고딕" w:cs="맑은 고딕"/>
+          <w:sz w:val="20"/>
+          <w:lang w:eastAsia="ko-KR"/>
+        </w:rPr>
+        <w:t>추가</w:t>
+      </w:r>
+      <w:r>
+        <w:rPr>
+          <w:rFonts w:ascii="맑은 고딕" w:eastAsia="맑은 고딕" w:hAnsi="맑은 고딕" w:cs="맑은 고딕"/>
+          <w:sz w:val="20"/>
+          <w:lang w:eastAsia="ko-KR"/>
+        </w:rPr>
+        <w:t xml:space="preserve">] </w:t>
+      </w:r>
+      <w:r>
+        <w:rPr>
+          <w:rFonts w:ascii="맑은 고딕" w:eastAsia="맑은 고딕" w:hAnsi="맑은 고딕" w:cs="맑은 고딕"/>
+          <w:sz w:val="20"/>
+          <w:lang w:eastAsia="ko-KR"/>
+        </w:rPr>
+        <w:t>클릭</w:t>
+      </w:r>
+      <w:r>
+        <w:rPr>
+          <w:rFonts w:ascii="맑은 고딕" w:eastAsia="맑은 고딕" w:hAnsi="맑은 고딕" w:cs="맑은 고딕"/>
+          <w:sz w:val="20"/>
+          <w:lang w:eastAsia="ko-KR"/>
+        </w:rPr>
+        <w:t xml:space="preserve"> (</w:t>
+      </w:r>
+      <w:r>
+        <w:rPr>
+          <w:rFonts w:ascii="맑은 고딕" w:eastAsia="맑은 고딕" w:hAnsi="맑은 고딕" w:cs="맑은 고딕"/>
+          <w:sz w:val="20"/>
+          <w:lang w:eastAsia="ko-KR"/>
+        </w:rPr>
+        <w:t>권한</w:t>
+      </w:r>
+      <w:r>
+        <w:rPr>
+          <w:rFonts w:ascii="맑은 고딕" w:eastAsia="맑은 고딕" w:hAnsi="맑은 고딕" w:cs="맑은 고딕"/>
+          <w:sz w:val="20"/>
+          <w:lang w:eastAsia="ko-KR"/>
+        </w:rPr>
+        <w:t xml:space="preserve">: </w:t>
+      </w:r>
+      <w:r>
+        <w:rPr>
+          <w:rFonts w:ascii="맑은 고딕" w:eastAsia="맑은 고딕" w:hAnsi="맑은 고딕" w:cs="맑은 고딕"/>
+          <w:sz w:val="20"/>
+          <w:lang w:eastAsia="ko-KR"/>
+        </w:rPr>
+        <w:t>일반</w:t>
+      </w:r>
+      <w:r>
+        <w:rPr>
+          <w:rFonts w:ascii="맑은 고딕" w:eastAsia="맑은 고딕" w:hAnsi="맑은 고딕" w:cs="맑은 고딕"/>
+          <w:sz w:val="20"/>
+          <w:lang w:eastAsia="ko-KR"/>
+        </w:rPr>
+        <w:t xml:space="preserve"> </w:t>
+      </w:r>
+      <w:r>
+        <w:rPr>
+          <w:rFonts w:ascii="맑은 고딕" w:eastAsia="맑은 고딕" w:hAnsi="맑은 고딕" w:cs="맑은 고딕"/>
+          <w:sz w:val="20"/>
+          <w:lang w:eastAsia="ko-KR"/>
+        </w:rPr>
+        <w:t>사용자로</w:t>
+      </w:r>
+      <w:r>
+        <w:rPr>
+          <w:rFonts w:ascii="맑은 고딕" w:eastAsia="맑은 고딕" w:hAnsi="맑은 고딕" w:cs="맑은 고딕"/>
+          <w:sz w:val="20"/>
+          <w:lang w:eastAsia="ko-KR"/>
+        </w:rPr>
+        <w:t xml:space="preserve"> </w:t>
+      </w:r>
+      <w:r>
+        <w:rPr>
+          <w:rFonts w:ascii="맑은 고딕" w:eastAsia="맑은 고딕" w:hAnsi="맑은 고딕" w:cs="맑은 고딕"/>
+          <w:sz w:val="20"/>
+          <w:lang w:eastAsia="ko-KR"/>
+        </w:rPr>
+        <w:t>생성</w:t>
+      </w:r>
+      <w:r>
+        <w:rPr>
+          <w:rFonts w:ascii="맑은 고딕" w:eastAsia="맑은 고딕" w:hAnsi="맑은 고딕" w:cs="맑은 고딕"/>
+          <w:sz w:val="20"/>
+          <w:lang w:eastAsia="ko-KR"/>
+        </w:rPr>
+        <w:t>)</w:t>
       </w:r>
     </w:p>
     <w:p>
@@ -3101,7 +5574,119 @@
           <w:sz w:val="20"/>
           <w:lang w:eastAsia="ko-KR"/>
         </w:rPr>
-        <w:t>계정 삭제: 목록에서 계정 선택 후 [삭제] 클릭</w:t>
+        <w:t>계정</w:t>
+      </w:r>
+      <w:r>
+        <w:rPr>
+          <w:rFonts w:ascii="맑은 고딕" w:eastAsia="맑은 고딕" w:hAnsi="맑은 고딕" w:cs="맑은 고딕"/>
+          <w:sz w:val="20"/>
+          <w:lang w:eastAsia="ko-KR"/>
+        </w:rPr>
+        <w:t xml:space="preserve"> </w:t>
+      </w:r>
+      <w:r>
+        <w:rPr>
+          <w:rFonts w:ascii="맑은 고딕" w:eastAsia="맑은 고딕" w:hAnsi="맑은 고딕" w:cs="맑은 고딕"/>
+          <w:sz w:val="20"/>
+          <w:lang w:eastAsia="ko-KR"/>
+        </w:rPr>
+        <w:t>삭제</w:t>
+      </w:r>
+      <w:r>
+        <w:rPr>
+          <w:rFonts w:ascii="맑은 고딕" w:eastAsia="맑은 고딕" w:hAnsi="맑은 고딕" w:cs="맑은 고딕"/>
+          <w:sz w:val="20"/>
+          <w:lang w:eastAsia="ko-KR"/>
+        </w:rPr>
+        <w:t xml:space="preserve">: </w:t>
+      </w:r>
+      <w:r>
+        <w:rPr>
+          <w:rFonts w:ascii="맑은 고딕" w:eastAsia="맑은 고딕" w:hAnsi="맑은 고딕" w:cs="맑은 고딕"/>
+          <w:sz w:val="20"/>
+          <w:lang w:eastAsia="ko-KR"/>
+        </w:rPr>
+        <w:t>목록에서</w:t>
+      </w:r>
+      <w:r>
+        <w:rPr>
+          <w:rFonts w:ascii="맑은 고딕" w:eastAsia="맑은 고딕" w:hAnsi="맑은 고딕" w:cs="맑은 고딕"/>
+          <w:sz w:val="20"/>
+          <w:lang w:eastAsia="ko-KR"/>
+        </w:rPr>
+        <w:t xml:space="preserve"> </w:t>
+      </w:r>
+      <w:r>
+        <w:rPr>
+          <w:rFonts w:ascii="맑은 고딕" w:eastAsia="맑은 고딕" w:hAnsi="맑은 고딕" w:cs="맑은 고딕"/>
+          <w:sz w:val="20"/>
+          <w:lang w:eastAsia="ko-KR"/>
+        </w:rPr>
+        <w:t>계정</w:t>
+      </w:r>
+      <w:r>
+        <w:rPr>
+          <w:rFonts w:ascii="맑은 고딕" w:eastAsia="맑은 고딕" w:hAnsi="맑은 고딕" w:cs="맑은 고딕"/>
+          <w:sz w:val="20"/>
+          <w:lang w:eastAsia="ko-KR"/>
+        </w:rPr>
+        <w:t xml:space="preserve"> </w:t>
+      </w:r>
+      <w:r>
+        <w:rPr>
+          <w:rFonts w:ascii="맑은 고딕" w:eastAsia="맑은 고딕" w:hAnsi="맑은 고딕" w:cs="맑은 고딕"/>
+          <w:sz w:val="20"/>
+          <w:lang w:eastAsia="ko-KR"/>
+        </w:rPr>
+        <w:t>선택</w:t>
+      </w:r>
+      <w:r>
+        <w:rPr>
+          <w:rFonts w:ascii="맑은 고딕" w:eastAsia="맑은 고딕" w:hAnsi="맑은 고딕" w:cs="맑은 고딕"/>
+          <w:sz w:val="20"/>
+          <w:lang w:eastAsia="ko-KR"/>
+        </w:rPr>
+        <w:t xml:space="preserve"> </w:t>
+      </w:r>
+      <w:r>
+        <w:rPr>
+          <w:rFonts w:ascii="맑은 고딕" w:eastAsia="맑은 고딕" w:hAnsi="맑은 고딕" w:cs="맑은 고딕"/>
+          <w:sz w:val="20"/>
+          <w:lang w:eastAsia="ko-KR"/>
+        </w:rPr>
+        <w:t>후</w:t>
+      </w:r>
+      <w:r>
+        <w:rPr>
+          <w:rFonts w:ascii="맑은 고딕" w:eastAsia="맑은 고딕" w:hAnsi="맑은 고딕" w:cs="맑은 고딕"/>
+          <w:sz w:val="20"/>
+          <w:lang w:eastAsia="ko-KR"/>
+        </w:rPr>
+        <w:t xml:space="preserve"> [</w:t>
+      </w:r>
+      <w:r>
+        <w:rPr>
+          <w:rFonts w:ascii="맑은 고딕" w:eastAsia="맑은 고딕" w:hAnsi="맑은 고딕" w:cs="맑은 고딕"/>
+          <w:sz w:val="20"/>
+          <w:lang w:eastAsia="ko-KR"/>
+        </w:rPr>
+        <w:t>삭제</w:t>
+      </w:r>
+      <w:r>
+        <w:rPr>
+          <w:rFonts w:ascii="맑은 고딕" w:eastAsia="맑은 고딕" w:hAnsi="맑은 고딕" w:cs="맑은 고딕"/>
+          <w:sz w:val="20"/>
+          <w:lang w:eastAsia="ko-KR"/>
+        </w:rPr>
+        <w:t xml:space="preserve">] </w:t>
+      </w:r>
+      <w:r>
+        <w:rPr>
+          <w:rFonts w:ascii="맑은 고딕" w:eastAsia="맑은 고딕" w:hAnsi="맑은 고딕" w:cs="맑은 고딕"/>
+          <w:sz w:val="20"/>
+          <w:lang w:eastAsia="ko-KR"/>
+        </w:rPr>
+        <w:t>클릭</w:t>
       </w:r>
     </w:p>
     <w:p>
@@ -3186,7 +5771,7 @@
           </mc:Choice>
           <mc:Fallback>
             <w:pict>
-              <v:rect w14:anchorId="277C89F9" id="직사각형 4" o:spid="_x0000_s1026" style="position:absolute;margin-left:99.75pt;margin-top:56.75pt;width:231pt;height:190.5pt;z-index:251669504;visibility:visible;mso-wrap-style:square;mso-width-percent:0;mso-height-percent:0;mso-wrap-distance-left:9pt;mso-wrap-distance-top:0;mso-wrap-distance-right:9pt;mso-wrap-distance-bottom:0;mso-position-horizontal:absolute;mso-position-horizontal-relative:text;mso-position-vertical:absolute;mso-position-vertical-relative:text;mso-width-percent:0;mso-height-percent:0;mso-width-relative:margin;mso-height-relative:margin;v-text-anchor:middle" o:gfxdata="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" filled="f" strokecolor="#e00" strokeweight="2.25pt">
+              <v:rect w14:anchorId="4DE2A56F" id="직사각형 4" o:spid="_x0000_s1026" style="position:absolute;margin-left:99.75pt;margin-top:56.75pt;width:231pt;height:190.5pt;z-index:251669504;visibility:visible;mso-wrap-style:square;mso-width-percent:0;mso-height-percent:0;mso-wrap-distance-left:9pt;mso-wrap-distance-top:0;mso-wrap-distance-right:9pt;mso-wrap-distance-bottom:0;mso-position-horizontal:absolute;mso-position-horizontal-relative:text;mso-position-vertical:absolute;mso-position-vertical-relative:text;mso-width-percent:0;mso-height-percent:0;mso-width-relative:margin;mso-height-relative:margin;v-text-anchor:middle" o:gfxdata="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" filled="f" strokecolor="#e00" strokeweight="2.25pt">
                 <v:shadow on="t" color="black" opacity="22937f" origin=",.5" offset="0,.63889mm"/>
               </v:rect>
             </w:pict>
@@ -3269,7 +5854,7 @@
           </mc:Choice>
           <mc:Fallback>
             <w:pict>
-              <v:rect w14:anchorId="08FE1DD3" id="직사각형 4" o:spid="_x0000_s1026" style="position:absolute;margin-left:90.75pt;margin-top:280.25pt;width:48.75pt;height:21pt;z-index:251667456;visibility:visible;mso-wrap-style:square;mso-width-percent:0;mso-height-percent:0;mso-wrap-distance-left:9pt;mso-wrap-distance-top:0;mso-wrap-distance-right:9pt;mso-wrap-distance-bottom:0;mso-position-horizontal:absolute;mso-position-horizontal-relative:text;mso-position-vertical:absolute;mso-position-vertical-relative:text;mso-width-percent:0;mso-height-percent:0;mso-width-relative:margin;mso-height-relative:margin;v-text-anchor:middle" o:gfxdata="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" filled="f" strokecolor="#e00" strokeweight="2.25pt">
+              <v:rect w14:anchorId="2CFD8670" id="직사각형 4" o:spid="_x0000_s1026" style="position:absolute;margin-left:90.75pt;margin-top:280.25pt;width:48.75pt;height:21pt;z-index:251667456;visibility:visible;mso-wrap-style:square;mso-width-percent:0;mso-height-percent:0;mso-wrap-distance-left:9pt;mso-wrap-distance-top:0;mso-wrap-distance-right:9pt;mso-wrap-distance-bottom:0;mso-position-horizontal:absolute;mso-position-horizontal-relative:text;mso-position-vertical:absolute;mso-position-vertical-relative:text;mso-width-percent:0;mso-height-percent:0;mso-width-relative:margin;mso-height-relative:margin;v-text-anchor:middle" o:gfxdata="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" filled="f" strokecolor="#e00" strokeweight="2.25pt">
                 <v:shadow on="t" color="black" opacity="22937f" origin=",.5" offset="0,.63889mm"/>
               </v:rect>
             </w:pict>
@@ -3321,6 +5906,9 @@
     <w:p>
       <w:pPr>
         <w:jc w:val="center"/>
+        <w:rPr>
+          <w:lang w:eastAsia="ko-KR"/>
+        </w:rPr>
       </w:pPr>
       <w:r>
         <w:rPr>
@@ -3328,26 +5916,29 @@
           <w:i/>
           <w:color w:val="969696"/>
           <w:sz w:val="20"/>
-        </w:rPr>
-        <w:t xml:space="preserve"> [ </w:t>
-      </w:r>
-      <w:proofErr w:type="spellStart"/>
+          <w:lang w:eastAsia="ko-KR"/>
+        </w:rPr>
+        <w:t xml:space="preserve"> </w:t>
+      </w:r>
+      <w:proofErr w:type="gramStart"/>
       <w:r>
         <w:rPr>
           <w:rFonts w:ascii="맑은 고딕" w:eastAsia="맑은 고딕" w:hAnsi="맑은 고딕" w:cs="맑은 고딕"/>
           <w:i/>
           <w:color w:val="969696"/>
           <w:sz w:val="20"/>
-        </w:rPr>
-        <w:t>스크린샷</w:t>
-      </w:r>
-      <w:proofErr w:type="spellEnd"/>
+          <w:lang w:eastAsia="ko-KR"/>
+        </w:rPr>
+        <w:t>[ 스크린샷</w:t>
+      </w:r>
+      <w:proofErr w:type="gramEnd"/>
       <w:r>
         <w:rPr>
           <w:rFonts w:ascii="맑은 고딕" w:eastAsia="맑은 고딕" w:hAnsi="맑은 고딕" w:cs="맑은 고딕"/>
           <w:i/>
           <w:color w:val="969696"/>
           <w:sz w:val="20"/>
+          <w:lang w:eastAsia="ko-KR"/>
         </w:rPr>
         <w:t xml:space="preserve"> ]</w:t>
       </w:r>
@@ -3360,19 +5951,47 @@
         </w:rPr>
       </w:pPr>
       <w:r>
+        <w:rPr>
+          <w:lang w:eastAsia="ko-KR"/>
+        </w:rPr>
         <w:br w:type="page"/>
       </w:r>
     </w:p>
     <w:p>
       <w:pPr>
         <w:pStyle w:val="21"/>
+        <w:rPr>
+          <w:lang w:eastAsia="ko-KR"/>
+        </w:rPr>
       </w:pPr>
       <w:r>
         <w:rPr>
           <w:rFonts w:ascii="맑은 고딕" w:eastAsia="맑은 고딕" w:hAnsi="맑은 고딕" w:cs="맑은 고딕"/>
+          <w:lang w:eastAsia="ko-KR"/>
         </w:rPr>
         <w:lastRenderedPageBreak/>
-        <w:t>4-7. 비밀번호 변경</w:t>
+        <w:t xml:space="preserve">4-7. </w:t>
+      </w:r>
+      <w:r>
+        <w:rPr>
+          <w:rFonts w:ascii="맑은 고딕" w:eastAsia="맑은 고딕" w:hAnsi="맑은 고딕" w:cs="맑은 고딕"/>
+          <w:lang w:eastAsia="ko-KR"/>
+        </w:rPr>
+        <w:t>비밀번호</w:t>
+      </w:r>
+      <w:r>
+        <w:rPr>
+          <w:rFonts w:ascii="맑은 고딕" w:eastAsia="맑은 고딕" w:hAnsi="맑은 고딕" w:cs="맑은 고딕"/>
+          <w:lang w:eastAsia="ko-KR"/>
+        </w:rPr>
+        <w:t xml:space="preserve"> </w:t>
+      </w:r>
+      <w:r>
+        <w:rPr>
+          <w:rFonts w:ascii="맑은 고딕" w:eastAsia="맑은 고딕" w:hAnsi="맑은 고딕" w:cs="맑은 고딕"/>
+          <w:lang w:eastAsia="ko-KR"/>
+        </w:rPr>
+        <w:t>변경</w:t>
       </w:r>
     </w:p>
     <w:p>
@@ -3388,7 +6007,87 @@
           <w:sz w:val="20"/>
           <w:lang w:eastAsia="ko-KR"/>
         </w:rPr>
-        <w:t>메인 화면 [내 정보] 버튼 클릭</w:t>
+        <w:t>메인</w:t>
+      </w:r>
+      <w:r>
+        <w:rPr>
+          <w:rFonts w:ascii="맑은 고딕" w:eastAsia="맑은 고딕" w:hAnsi="맑은 고딕" w:cs="맑은 고딕"/>
+          <w:sz w:val="20"/>
+          <w:lang w:eastAsia="ko-KR"/>
+        </w:rPr>
+        <w:t xml:space="preserve"> </w:t>
+      </w:r>
+      <w:r>
+        <w:rPr>
+          <w:rFonts w:ascii="맑은 고딕" w:eastAsia="맑은 고딕" w:hAnsi="맑은 고딕" w:cs="맑은 고딕"/>
+          <w:sz w:val="20"/>
+          <w:lang w:eastAsia="ko-KR"/>
+        </w:rPr>
+        <w:t>화면</w:t>
+      </w:r>
+      <w:r>
+        <w:rPr>
+          <w:rFonts w:ascii="맑은 고딕" w:eastAsia="맑은 고딕" w:hAnsi="맑은 고딕" w:cs="맑은 고딕"/>
+          <w:sz w:val="20"/>
+          <w:lang w:eastAsia="ko-KR"/>
+        </w:rPr>
+        <w:t xml:space="preserve"> [</w:t>
+      </w:r>
+      <w:r>
+        <w:rPr>
+          <w:rFonts w:ascii="맑은 고딕" w:eastAsia="맑은 고딕" w:hAnsi="맑은 고딕" w:cs="맑은 고딕"/>
+          <w:sz w:val="20"/>
+          <w:lang w:eastAsia="ko-KR"/>
+        </w:rPr>
+        <w:t>내</w:t>
+      </w:r>
+      <w:r>
+        <w:rPr>
+          <w:rFonts w:ascii="맑은 고딕" w:eastAsia="맑은 고딕" w:hAnsi="맑은 고딕" w:cs="맑은 고딕"/>
+          <w:sz w:val="20"/>
+          <w:lang w:eastAsia="ko-KR"/>
+        </w:rPr>
+        <w:t xml:space="preserve"> </w:t>
+      </w:r>
+      <w:r>
+        <w:rPr>
+          <w:rFonts w:ascii="맑은 고딕" w:eastAsia="맑은 고딕" w:hAnsi="맑은 고딕" w:cs="맑은 고딕"/>
+          <w:sz w:val="20"/>
+          <w:lang w:eastAsia="ko-KR"/>
+        </w:rPr>
+        <w:t>정보</w:t>
+      </w:r>
+      <w:r>
+        <w:rPr>
+          <w:rFonts w:ascii="맑은 고딕" w:eastAsia="맑은 고딕" w:hAnsi="맑은 고딕" w:cs="맑은 고딕"/>
+          <w:sz w:val="20"/>
+          <w:lang w:eastAsia="ko-KR"/>
+        </w:rPr>
+        <w:t xml:space="preserve">] </w:t>
+      </w:r>
+      <w:r>
+        <w:rPr>
+          <w:rFonts w:ascii="맑은 고딕" w:eastAsia="맑은 고딕" w:hAnsi="맑은 고딕" w:cs="맑은 고딕"/>
+          <w:sz w:val="20"/>
+          <w:lang w:eastAsia="ko-KR"/>
+        </w:rPr>
+        <w:t>버튼</w:t>
+      </w:r>
+      <w:r>
+        <w:rPr>
+          <w:rFonts w:ascii="맑은 고딕" w:eastAsia="맑은 고딕" w:hAnsi="맑은 고딕" w:cs="맑은 고딕"/>
+          <w:sz w:val="20"/>
+          <w:lang w:eastAsia="ko-KR"/>
+        </w:rPr>
+        <w:t xml:space="preserve"> </w:t>
+      </w:r>
+      <w:r>
+        <w:rPr>
+          <w:rFonts w:ascii="맑은 고딕" w:eastAsia="맑은 고딕" w:hAnsi="맑은 고딕" w:cs="맑은 고딕"/>
+          <w:sz w:val="20"/>
+          <w:lang w:eastAsia="ko-KR"/>
+        </w:rPr>
+        <w:t>클릭</w:t>
       </w:r>
     </w:p>
     <w:p>
@@ -3404,7 +6103,135 @@
           <w:sz w:val="20"/>
           <w:lang w:eastAsia="ko-KR"/>
         </w:rPr>
-        <w:t>현재 비밀번호 및 새 비밀번호 입력 후 [변경] 클릭</w:t>
+        <w:t>현재</w:t>
+      </w:r>
+      <w:r>
+        <w:rPr>
+          <w:rFonts w:ascii="맑은 고딕" w:eastAsia="맑은 고딕" w:hAnsi="맑은 고딕" w:cs="맑은 고딕"/>
+          <w:sz w:val="20"/>
+          <w:lang w:eastAsia="ko-KR"/>
+        </w:rPr>
+        <w:t xml:space="preserve"> </w:t>
+      </w:r>
+      <w:r>
+        <w:rPr>
+          <w:rFonts w:ascii="맑은 고딕" w:eastAsia="맑은 고딕" w:hAnsi="맑은 고딕" w:cs="맑은 고딕"/>
+          <w:sz w:val="20"/>
+          <w:lang w:eastAsia="ko-KR"/>
+        </w:rPr>
+        <w:t>비밀번호</w:t>
+      </w:r>
+      <w:r>
+        <w:rPr>
+          <w:rFonts w:ascii="맑은 고딕" w:eastAsia="맑은 고딕" w:hAnsi="맑은 고딕" w:cs="맑은 고딕"/>
+          <w:sz w:val="20"/>
+          <w:lang w:eastAsia="ko-KR"/>
+        </w:rPr>
+        <w:t xml:space="preserve"> </w:t>
+      </w:r>
+      <w:r>
+        <w:rPr>
+          <w:rFonts w:ascii="맑은 고딕" w:eastAsia="맑은 고딕" w:hAnsi="맑은 고딕" w:cs="맑은 고딕"/>
+          <w:sz w:val="20"/>
+          <w:lang w:eastAsia="ko-KR"/>
+        </w:rPr>
+        <w:t>및</w:t>
+      </w:r>
+      <w:r>
+        <w:rPr>
+          <w:rFonts w:ascii="맑은 고딕" w:eastAsia="맑은 고딕" w:hAnsi="맑은 고딕" w:cs="맑은 고딕"/>
+          <w:sz w:val="20"/>
+          <w:lang w:eastAsia="ko-KR"/>
+        </w:rPr>
+        <w:t xml:space="preserve"> </w:t>
+      </w:r>
+      <w:r>
+        <w:rPr>
+          <w:rFonts w:ascii="맑은 고딕" w:eastAsia="맑은 고딕" w:hAnsi="맑은 고딕" w:cs="맑은 고딕"/>
+          <w:sz w:val="20"/>
+          <w:lang w:eastAsia="ko-KR"/>
+        </w:rPr>
+        <w:t>새</w:t>
+      </w:r>
+      <w:r>
+        <w:rPr>
+          <w:rFonts w:ascii="맑은 고딕" w:eastAsia="맑은 고딕" w:hAnsi="맑은 고딕" w:cs="맑은 고딕"/>
+          <w:sz w:val="20"/>
+          <w:lang w:eastAsia="ko-KR"/>
+        </w:rPr>
+        <w:t xml:space="preserve"> </w:t>
+      </w:r>
+      <w:r>
+        <w:rPr>
+          <w:rFonts w:ascii="맑은 고딕" w:eastAsia="맑은 고딕" w:hAnsi="맑은 고딕" w:cs="맑은 고딕"/>
+          <w:sz w:val="20"/>
+          <w:lang w:eastAsia="ko-KR"/>
+        </w:rPr>
+        <w:t>비밀번호</w:t>
+      </w:r>
+      <w:r>
+        <w:rPr>
+          <w:rFonts w:ascii="맑은 고딕" w:eastAsia="맑은 고딕" w:hAnsi="맑은 고딕" w:cs="맑은 고딕"/>
+          <w:sz w:val="20"/>
+          <w:lang w:eastAsia="ko-KR"/>
+        </w:rPr>
+        <w:t xml:space="preserve"> </w:t>
+      </w:r>
+      <w:r>
+        <w:rPr>
+          <w:rFonts w:ascii="맑은 고딕" w:eastAsia="맑은 고딕" w:hAnsi="맑은 고딕" w:cs="맑은 고딕"/>
+          <w:sz w:val="20"/>
+          <w:lang w:eastAsia="ko-KR"/>
+        </w:rPr>
+        <w:t>입력</w:t>
+      </w:r>
+      <w:r>
+        <w:rPr>
+          <w:rFonts w:ascii="맑은 고딕" w:eastAsia="맑은 고딕" w:hAnsi="맑은 고딕" w:cs="맑은 고딕"/>
+          <w:sz w:val="20"/>
+          <w:lang w:eastAsia="ko-KR"/>
+        </w:rPr>
+        <w:t xml:space="preserve"> </w:t>
+      </w:r>
+      <w:r>
+        <w:rPr>
+          <w:rFonts w:ascii="맑은 고딕" w:eastAsia="맑은 고딕" w:hAnsi="맑은 고딕" w:cs="맑은 고딕"/>
+          <w:sz w:val="20"/>
+          <w:lang w:eastAsia="ko-KR"/>
+        </w:rPr>
+        <w:t>후</w:t>
+      </w:r>
+      <w:r>
+        <w:rPr>
+          <w:rFonts w:ascii="맑은 고딕" w:eastAsia="맑은 고딕" w:hAnsi="맑은 고딕" w:cs="맑은 고딕"/>
+          <w:sz w:val="20"/>
+          <w:lang w:eastAsia="ko-KR"/>
+        </w:rPr>
+        <w:t xml:space="preserve"> [</w:t>
+      </w:r>
+      <w:r>
+        <w:rPr>
+          <w:rFonts w:ascii="맑은 고딕" w:eastAsia="맑은 고딕" w:hAnsi="맑은 고딕" w:cs="맑은 고딕"/>
+          <w:sz w:val="20"/>
+          <w:lang w:eastAsia="ko-KR"/>
+        </w:rPr>
+        <w:t>변경</w:t>
+      </w:r>
+      <w:r>
+        <w:rPr>
+          <w:rFonts w:ascii="맑은 고딕" w:eastAsia="맑은 고딕" w:hAnsi="맑은 고딕" w:cs="맑은 고딕"/>
+          <w:sz w:val="20"/>
+          <w:lang w:eastAsia="ko-KR"/>
+        </w:rPr>
+        <w:t xml:space="preserve">] </w:t>
+      </w:r>
+      <w:r>
+        <w:rPr>
+          <w:rFonts w:ascii="맑은 고딕" w:eastAsia="맑은 고딕" w:hAnsi="맑은 고딕" w:cs="맑은 고딕"/>
+          <w:sz w:val="20"/>
+          <w:lang w:eastAsia="ko-KR"/>
+        </w:rPr>
+        <w:t>클릭</w:t>
       </w:r>
     </w:p>
     <w:p>
@@ -3489,7 +6316,7 @@
           </mc:Choice>
           <mc:Fallback>
             <w:pict>
-              <v:rect w14:anchorId="6DE0F2FC" id="직사각형 4" o:spid="_x0000_s1026" style="position:absolute;margin-left:137.25pt;margin-top:95.35pt;width:155.25pt;height:112.5pt;z-index:251674624;visibility:visible;mso-wrap-style:square;mso-width-percent:0;mso-height-percent:0;mso-wrap-distance-left:9pt;mso-wrap-distance-top:0;mso-wrap-distance-right:9pt;mso-wrap-distance-bottom:0;mso-position-horizontal:absolute;mso-position-horizontal-relative:text;mso-position-vertical:absolute;mso-position-vertical-relative:text;mso-width-percent:0;mso-height-percent:0;mso-width-relative:margin;mso-height-relative:margin;v-text-anchor:middle" o:gfxdata="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" filled="f" strokecolor="#e00" strokeweight="2.25pt">
+              <v:rect w14:anchorId="2C415A55" id="직사각형 4" o:spid="_x0000_s1026" style="position:absolute;margin-left:137.25pt;margin-top:95.35pt;width:155.25pt;height:112.5pt;z-index:251674624;visibility:visible;mso-wrap-style:square;mso-width-percent:0;mso-height-percent:0;mso-wrap-distance-left:9pt;mso-wrap-distance-top:0;mso-wrap-distance-right:9pt;mso-wrap-distance-bottom:0;mso-position-horizontal:absolute;mso-position-horizontal-relative:text;mso-position-vertical:absolute;mso-position-vertical-relative:text;mso-width-percent:0;mso-height-percent:0;mso-width-relative:margin;mso-height-relative:margin;v-text-anchor:middle" o:gfxdata="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" filled="f" strokecolor="#e00" strokeweight="2.25pt">
                 <v:shadow on="t" color="black" opacity="22937f" origin=",.5" offset="0,.63889mm"/>
               </v:rect>
             </w:pict>
@@ -3572,7 +6399,7 @@
           </mc:Choice>
           <mc:Fallback>
             <w:pict>
-              <v:rect w14:anchorId="66BE4D6A" id="직사각형 4" o:spid="_x0000_s1026" style="position:absolute;margin-left:327.75pt;margin-top:18.1pt;width:46.5pt;height:21pt;z-index:251672576;visibility:visible;mso-wrap-style:square;mso-width-percent:0;mso-height-percent:0;mso-wrap-distance-left:9pt;mso-wrap-distance-top:0;mso-wrap-distance-right:9pt;mso-wrap-distance-bottom:0;mso-position-horizontal:absolute;mso-position-horizontal-relative:text;mso-position-vertical:absolute;mso-position-vertical-relative:text;mso-width-percent:0;mso-height-percent:0;mso-width-relative:margin;mso-height-relative:margin;v-text-anchor:middle" o:gfxdata="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" filled="f" strokecolor="#e00" strokeweight="2.25pt">
+              <v:rect w14:anchorId="66ED28C4" id="직사각형 4" o:spid="_x0000_s1026" style="position:absolute;margin-left:327.75pt;margin-top:18.1pt;width:46.5pt;height:21pt;z-index:251672576;visibility:visible;mso-wrap-style:square;mso-width-percent:0;mso-height-percent:0;mso-wrap-distance-left:9pt;mso-wrap-distance-top:0;mso-wrap-distance-right:9pt;mso-wrap-distance-bottom:0;mso-position-horizontal:absolute;mso-position-horizontal-relative:text;mso-position-vertical:absolute;mso-position-vertical-relative:text;mso-width-percent:0;mso-height-percent:0;mso-width-relative:margin;mso-height-relative:margin;v-text-anchor:middle" o:gfxdata="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" filled="f" strokecolor="#e00" strokeweight="2.25pt">
                 <v:shadow on="t" color="black" opacity="22937f" origin=",.5" offset="0,.63889mm"/>
               </v:rect>
             </w:pict>
@@ -3628,6 +6455,7 @@
           <w:lang w:eastAsia="ko-KR"/>
         </w:rPr>
       </w:pPr>
+      <w:proofErr w:type="gramStart"/>
       <w:r>
         <w:rPr>
           <w:rFonts w:ascii="맑은 고딕" w:eastAsia="맑은 고딕" w:hAnsi="맑은 고딕" w:cs="맑은 고딕"/>
@@ -3636,7 +6464,28 @@
           <w:sz w:val="20"/>
           <w:lang w:eastAsia="ko-KR"/>
         </w:rPr>
-        <w:t>[ 스크린샷 ]</w:t>
+        <w:t xml:space="preserve">[ </w:t>
+      </w:r>
+      <w:r>
+        <w:rPr>
+          <w:rFonts w:ascii="맑은 고딕" w:eastAsia="맑은 고딕" w:hAnsi="맑은 고딕" w:cs="맑은 고딕"/>
+          <w:i/>
+          <w:color w:val="969696"/>
+          <w:sz w:val="20"/>
+          <w:lang w:eastAsia="ko-KR"/>
+        </w:rPr>
+        <w:t>스크린샷</w:t>
+      </w:r>
+      <w:proofErr w:type="gramEnd"/>
+      <w:r>
+        <w:rPr>
+          <w:rFonts w:ascii="맑은 고딕" w:eastAsia="맑은 고딕" w:hAnsi="맑은 고딕" w:cs="맑은 고딕"/>
+          <w:i/>
+          <w:color w:val="969696"/>
+          <w:sz w:val="20"/>
+          <w:lang w:eastAsia="ko-KR"/>
+        </w:rPr>
+        <w:t xml:space="preserve"> ]</w:t>
       </w:r>
     </w:p>
     <w:p>
@@ -3666,7 +6515,14 @@
           <w:lang w:eastAsia="ko-KR"/>
         </w:rPr>
         <w:lastRenderedPageBreak/>
-        <w:t>4-8. 로그아웃</w:t>
+        <w:t xml:space="preserve">4-8. </w:t>
+      </w:r>
+      <w:r>
+        <w:rPr>
+          <w:rFonts w:ascii="맑은 고딕" w:eastAsia="맑은 고딕" w:hAnsi="맑은 고딕" w:cs="맑은 고딕"/>
+          <w:lang w:eastAsia="ko-KR"/>
+        </w:rPr>
+        <w:t>로그아웃</w:t>
       </w:r>
     </w:p>
     <w:p>
@@ -3751,7 +6607,7 @@
           </mc:Choice>
           <mc:Fallback>
             <w:pict>
-              <v:rect w14:anchorId="171EB81C" id="직사각형 4" o:spid="_x0000_s1026" style="position:absolute;margin-left:374.25pt;margin-top:35.65pt;width:50.25pt;height:23.25pt;z-index:251676672;visibility:visible;mso-wrap-style:square;mso-width-percent:0;mso-height-percent:0;mso-wrap-distance-left:9pt;mso-wrap-distance-top:0;mso-wrap-distance-right:9pt;mso-wrap-distance-bottom:0;mso-position-horizontal:absolute;mso-position-horizontal-relative:text;mso-position-vertical:absolute;mso-position-vertical-relative:text;mso-width-percent:0;mso-height-percent:0;mso-width-relative:margin;mso-height-relative:margin;v-text-anchor:middle" o:gfxdata="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" filled="f" strokecolor="#e00" strokeweight="2.25pt">
+              <v:rect w14:anchorId="47BB43A4" id="직사각형 4" o:spid="_x0000_s1026" style="position:absolute;margin-left:374.25pt;margin-top:35.65pt;width:50.25pt;height:23.25pt;z-index:251676672;visibility:visible;mso-wrap-style:square;mso-width-percent:0;mso-height-percent:0;mso-wrap-distance-left:9pt;mso-wrap-distance-top:0;mso-wrap-distance-right:9pt;mso-wrap-distance-bottom:0;mso-position-horizontal:absolute;mso-position-horizontal-relative:text;mso-position-vertical:absolute;mso-position-vertical-relative:text;mso-width-percent:0;mso-height-percent:0;mso-width-relative:margin;mso-height-relative:margin;v-text-anchor:middle" o:gfxdata="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" filled="f" strokecolor="#e00" strokeweight="2.25pt">
                 <v:shadow on="t" color="black" opacity="22937f" origin=",.5" offset="0,.63889mm"/>
               </v:rect>
             </w:pict>
@@ -3845,7 +6701,31 @@
           <w:lang w:eastAsia="ko-KR"/>
         </w:rPr>
         <w:lastRenderedPageBreak/>
-        <w:t>5. 로그 확인</w:t>
+        <w:t xml:space="preserve">5. </w:t>
+      </w:r>
+      <w:r>
+        <w:rPr>
+          <w:rFonts w:ascii="맑은 고딕" w:eastAsia="맑은 고딕" w:hAnsi="맑은 고딕" w:cs="맑은 고딕"/>
+          <w:sz w:val="32"/>
+          <w:lang w:eastAsia="ko-KR"/>
+        </w:rPr>
+        <w:t>로그</w:t>
+      </w:r>
+      <w:r>
+        <w:rPr>
+          <w:rFonts w:ascii="맑은 고딕" w:eastAsia="맑은 고딕" w:hAnsi="맑은 고딕" w:cs="맑은 고딕"/>
+          <w:sz w:val="32"/>
+          <w:lang w:eastAsia="ko-KR"/>
+        </w:rPr>
+        <w:t xml:space="preserve"> </w:t>
+      </w:r>
+      <w:r>
+        <w:rPr>
+          <w:rFonts w:ascii="맑은 고딕" w:eastAsia="맑은 고딕" w:hAnsi="맑은 고딕" w:cs="맑은 고딕"/>
+          <w:sz w:val="32"/>
+          <w:lang w:eastAsia="ko-KR"/>
+        </w:rPr>
+        <w:t>확인</w:t>
       </w:r>
     </w:p>
     <w:p>
@@ -3860,7 +6740,143 @@
           <w:sz w:val="20"/>
           <w:lang w:eastAsia="ko-KR"/>
         </w:rPr>
-        <w:t>프로그램의 모든 주요 동작과 오류는 로그 파일에 자동으로 기록됩니다.</w:t>
+        <w:t>프로그램의</w:t>
+      </w:r>
+      <w:r>
+        <w:rPr>
+          <w:rFonts w:ascii="맑은 고딕" w:eastAsia="맑은 고딕" w:hAnsi="맑은 고딕" w:cs="맑은 고딕"/>
+          <w:sz w:val="20"/>
+          <w:lang w:eastAsia="ko-KR"/>
+        </w:rPr>
+        <w:t xml:space="preserve"> </w:t>
+      </w:r>
+      <w:r>
+        <w:rPr>
+          <w:rFonts w:ascii="맑은 고딕" w:eastAsia="맑은 고딕" w:hAnsi="맑은 고딕" w:cs="맑은 고딕"/>
+          <w:sz w:val="20"/>
+          <w:lang w:eastAsia="ko-KR"/>
+        </w:rPr>
+        <w:t>모든</w:t>
+      </w:r>
+      <w:r>
+        <w:rPr>
+          <w:rFonts w:ascii="맑은 고딕" w:eastAsia="맑은 고딕" w:hAnsi="맑은 고딕" w:cs="맑은 고딕"/>
+          <w:sz w:val="20"/>
+          <w:lang w:eastAsia="ko-KR"/>
+        </w:rPr>
+        <w:t xml:space="preserve"> </w:t>
+      </w:r>
+      <w:r>
+        <w:rPr>
+          <w:rFonts w:ascii="맑은 고딕" w:eastAsia="맑은 고딕" w:hAnsi="맑은 고딕" w:cs="맑은 고딕"/>
+          <w:sz w:val="20"/>
+          <w:lang w:eastAsia="ko-KR"/>
+        </w:rPr>
+        <w:t>주요</w:t>
+      </w:r>
+      <w:r>
+        <w:rPr>
+          <w:rFonts w:ascii="맑은 고딕" w:eastAsia="맑은 고딕" w:hAnsi="맑은 고딕" w:cs="맑은 고딕"/>
+          <w:sz w:val="20"/>
+          <w:lang w:eastAsia="ko-KR"/>
+        </w:rPr>
+        <w:t xml:space="preserve"> </w:t>
+      </w:r>
+      <w:r>
+        <w:rPr>
+          <w:rFonts w:ascii="맑은 고딕" w:eastAsia="맑은 고딕" w:hAnsi="맑은 고딕" w:cs="맑은 고딕"/>
+          <w:sz w:val="20"/>
+          <w:lang w:eastAsia="ko-KR"/>
+        </w:rPr>
+        <w:t>동작과</w:t>
+      </w:r>
+      <w:r>
+        <w:rPr>
+          <w:rFonts w:ascii="맑은 고딕" w:eastAsia="맑은 고딕" w:hAnsi="맑은 고딕" w:cs="맑은 고딕"/>
+          <w:sz w:val="20"/>
+          <w:lang w:eastAsia="ko-KR"/>
+        </w:rPr>
+        <w:t xml:space="preserve"> </w:t>
+      </w:r>
+      <w:r>
+        <w:rPr>
+          <w:rFonts w:ascii="맑은 고딕" w:eastAsia="맑은 고딕" w:hAnsi="맑은 고딕" w:cs="맑은 고딕"/>
+          <w:sz w:val="20"/>
+          <w:lang w:eastAsia="ko-KR"/>
+        </w:rPr>
+        <w:t>오류는</w:t>
+      </w:r>
+      <w:r>
+        <w:rPr>
+          <w:rFonts w:ascii="맑은 고딕" w:eastAsia="맑은 고딕" w:hAnsi="맑은 고딕" w:cs="맑은 고딕"/>
+          <w:sz w:val="20"/>
+          <w:lang w:eastAsia="ko-KR"/>
+        </w:rPr>
+        <w:t xml:space="preserve"> </w:t>
+      </w:r>
+      <w:r>
+        <w:rPr>
+          <w:rFonts w:ascii="맑은 고딕" w:eastAsia="맑은 고딕" w:hAnsi="맑은 고딕" w:cs="맑은 고딕"/>
+          <w:sz w:val="20"/>
+          <w:lang w:eastAsia="ko-KR"/>
+        </w:rPr>
+        <w:t>로그</w:t>
+      </w:r>
+      <w:r>
+        <w:rPr>
+          <w:rFonts w:ascii="맑은 고딕" w:eastAsia="맑은 고딕" w:hAnsi="맑은 고딕" w:cs="맑은 고딕"/>
+          <w:sz w:val="20"/>
+          <w:lang w:eastAsia="ko-KR"/>
+        </w:rPr>
+        <w:t xml:space="preserve"> </w:t>
+      </w:r>
+      <w:r>
+        <w:rPr>
+          <w:rFonts w:ascii="맑은 고딕" w:eastAsia="맑은 고딕" w:hAnsi="맑은 고딕" w:cs="맑은 고딕"/>
+          <w:sz w:val="20"/>
+          <w:lang w:eastAsia="ko-KR"/>
+        </w:rPr>
+        <w:t>파일에</w:t>
+      </w:r>
+      <w:r>
+        <w:rPr>
+          <w:rFonts w:ascii="맑은 고딕" w:eastAsia="맑은 고딕" w:hAnsi="맑은 고딕" w:cs="맑은 고딕"/>
+          <w:sz w:val="20"/>
+          <w:lang w:eastAsia="ko-KR"/>
+        </w:rPr>
+        <w:t xml:space="preserve"> </w:t>
+      </w:r>
+      <w:r>
+        <w:rPr>
+          <w:rFonts w:ascii="맑은 고딕" w:eastAsia="맑은 고딕" w:hAnsi="맑은 고딕" w:cs="맑은 고딕"/>
+          <w:sz w:val="20"/>
+          <w:lang w:eastAsia="ko-KR"/>
+        </w:rPr>
+        <w:t>자동으로</w:t>
+      </w:r>
+      <w:r>
+        <w:rPr>
+          <w:rFonts w:ascii="맑은 고딕" w:eastAsia="맑은 고딕" w:hAnsi="맑은 고딕" w:cs="맑은 고딕"/>
+          <w:sz w:val="20"/>
+          <w:lang w:eastAsia="ko-KR"/>
+        </w:rPr>
+        <w:t xml:space="preserve"> </w:t>
+      </w:r>
+      <w:r>
+        <w:rPr>
+          <w:rFonts w:ascii="맑은 고딕" w:eastAsia="맑은 고딕" w:hAnsi="맑은 고딕" w:cs="맑은 고딕"/>
+          <w:sz w:val="20"/>
+          <w:lang w:eastAsia="ko-KR"/>
+        </w:rPr>
+        <w:t>기록됩니다</w:t>
+      </w:r>
+      <w:r>
+        <w:rPr>
+          <w:rFonts w:ascii="맑은 고딕" w:eastAsia="맑은 고딕" w:hAnsi="맑은 고딕" w:cs="맑은 고딕"/>
+          <w:sz w:val="20"/>
+          <w:lang w:eastAsia="ko-KR"/>
+        </w:rPr>
+        <w:t>.</w:t>
       </w:r>
     </w:p>
     <w:p>
@@ -3927,7 +6943,21 @@
           <w:rFonts w:ascii="Consolas" w:eastAsia="Consolas" w:hAnsi="Consolas" w:cs="Consolas"/>
           <w:sz w:val="18"/>
         </w:rPr>
-        <w:t>C:\Users\(사용자명)\AppData\Local\MarineElectronics\EmployeeDirectory\logs\app.log</w:t>
+        <w:t>C:\Users\(</w:t>
+      </w:r>
+      <w:r>
+        <w:rPr>
+          <w:rFonts w:ascii="Consolas" w:eastAsia="Consolas" w:hAnsi="Consolas" w:cs="Consolas"/>
+          <w:sz w:val="18"/>
+        </w:rPr>
+        <w:t>사용자명</w:t>
+      </w:r>
+      <w:r>
+        <w:rPr>
+          <w:rFonts w:ascii="Consolas" w:eastAsia="Consolas" w:hAnsi="Consolas" w:cs="Consolas"/>
+          <w:sz w:val="18"/>
+        </w:rPr>
+        <w:t>)\AppData\Local\MarineElectronics\EmployeeDirectory\logs\app.log</w:t>
       </w:r>
     </w:p>
     <w:p/>
@@ -3938,7 +6968,23 @@
           <w:b/>
           <w:sz w:val="20"/>
         </w:rPr>
-        <w:t>로그 형식</w:t>
+        <w:t>로그</w:t>
+      </w:r>
+      <w:r>
+        <w:rPr>
+          <w:rFonts w:ascii="맑은 고딕" w:eastAsia="맑은 고딕" w:hAnsi="맑은 고딕" w:cs="맑은 고딕"/>
+          <w:b/>
+          <w:sz w:val="20"/>
+        </w:rPr>
+        <w:t xml:space="preserve"> </w:t>
+      </w:r>
+      <w:r>
+        <w:rPr>
+          <w:rFonts w:ascii="맑은 고딕" w:eastAsia="맑은 고딕" w:hAnsi="맑은 고딕" w:cs="맑은 고딕"/>
+          <w:b/>
+          <w:sz w:val="20"/>
+        </w:rPr>
+        <w:t>형식</w:t>
       </w:r>
     </w:p>
     <w:p>
@@ -3950,7 +6996,70 @@
           <w:rFonts w:ascii="Consolas" w:eastAsia="Consolas" w:hAnsi="Consolas" w:cs="Consolas"/>
           <w:sz w:val="18"/>
         </w:rPr>
-        <w:t>[날짜 시간] [레벨] [계정] 내용</w:t>
+        <w:t>[</w:t>
+      </w:r>
+      <w:r>
+        <w:rPr>
+          <w:rFonts w:ascii="Consolas" w:eastAsia="Consolas" w:hAnsi="Consolas" w:cs="Consolas"/>
+          <w:sz w:val="18"/>
+        </w:rPr>
+        <w:t>날짜</w:t>
+      </w:r>
+      <w:r>
+        <w:rPr>
+          <w:rFonts w:ascii="Consolas" w:eastAsia="Consolas" w:hAnsi="Consolas" w:cs="Consolas"/>
+          <w:sz w:val="18"/>
+        </w:rPr>
+        <w:t xml:space="preserve"> </w:t>
+      </w:r>
+      <w:r>
+        <w:rPr>
+          <w:rFonts w:ascii="Consolas" w:eastAsia="Consolas" w:hAnsi="Consolas" w:cs="Consolas"/>
+          <w:sz w:val="18"/>
+        </w:rPr>
+        <w:t>시간</w:t>
+      </w:r>
+      <w:r>
+        <w:rPr>
+          <w:rFonts w:ascii="Consolas" w:eastAsia="Consolas" w:hAnsi="Consolas" w:cs="Consolas"/>
+          <w:sz w:val="18"/>
+        </w:rPr>
+        <w:t>] [</w:t>
+      </w:r>
+      <w:r>
+        <w:rPr>
+          <w:rFonts w:ascii="Consolas" w:eastAsia="Consolas" w:hAnsi="Consolas" w:cs="Consolas"/>
+          <w:sz w:val="18"/>
+        </w:rPr>
+        <w:t>레벨</w:t>
+      </w:r>
+      <w:r>
+        <w:rPr>
+          <w:rFonts w:ascii="Consolas" w:eastAsia="Consolas" w:hAnsi="Consolas" w:cs="Consolas"/>
+          <w:sz w:val="18"/>
+        </w:rPr>
+        <w:t>] [</w:t>
+      </w:r>
+      <w:r>
+        <w:rPr>
+          <w:rFonts w:ascii="Consolas" w:eastAsia="Consolas" w:hAnsi="Consolas" w:cs="Consolas"/>
+          <w:sz w:val="18"/>
+        </w:rPr>
+        <w:t>계정</w:t>
+      </w:r>
+      <w:r>
+        <w:rPr>
+          <w:rFonts w:ascii="Consolas" w:eastAsia="Consolas" w:hAnsi="Consolas" w:cs="Consolas"/>
+          <w:sz w:val="18"/>
+        </w:rPr>
+        <w:t xml:space="preserve">] </w:t>
+      </w:r>
+      <w:r>
+        <w:rPr>
+          <w:rFonts w:ascii="Consolas" w:eastAsia="Consolas" w:hAnsi="Consolas" w:cs="Consolas"/>
+          <w:sz w:val="18"/>
+        </w:rPr>
+        <w:t>내용</w:t>
       </w:r>
     </w:p>
     <w:p/>
@@ -3973,7 +7082,65 @@
           <w:rFonts w:ascii="Consolas" w:eastAsia="Consolas" w:hAnsi="Consolas" w:cs="Consolas"/>
           <w:sz w:val="18"/>
         </w:rPr>
-        <w:t>[2026-04-29 09:00:00] [INFO]  [admin] 로그인 성공 (권한: Admin)</w:t>
+        <w:t>[2026-04-29 09:00:00] [</w:t>
+      </w:r>
+      <w:proofErr w:type="gramStart"/>
+      <w:r>
+        <w:rPr>
+          <w:rFonts w:ascii="Consolas" w:eastAsia="Consolas" w:hAnsi="Consolas" w:cs="Consolas"/>
+          <w:sz w:val="18"/>
+        </w:rPr>
+        <w:t>INFO]  [</w:t>
+      </w:r>
+      <w:proofErr w:type="gramEnd"/>
+      <w:r>
+        <w:rPr>
+          <w:rFonts w:ascii="Consolas" w:eastAsia="Consolas" w:hAnsi="Consolas" w:cs="Consolas"/>
+          <w:sz w:val="18"/>
+        </w:rPr>
+        <w:t xml:space="preserve">admin] </w:t>
+      </w:r>
+      <w:r>
+        <w:rPr>
+          <w:rFonts w:ascii="Consolas" w:eastAsia="Consolas" w:hAnsi="Consolas" w:cs="Consolas"/>
+          <w:sz w:val="18"/>
+        </w:rPr>
+        <w:t>로그인</w:t>
+      </w:r>
+      <w:r>
+        <w:rPr>
+          <w:rFonts w:ascii="Consolas" w:eastAsia="Consolas" w:hAnsi="Consolas" w:cs="Consolas"/>
+          <w:sz w:val="18"/>
+        </w:rPr>
+        <w:t xml:space="preserve"> </w:t>
+      </w:r>
+      <w:r>
+        <w:rPr>
+          <w:rFonts w:ascii="Consolas" w:eastAsia="Consolas" w:hAnsi="Consolas" w:cs="Consolas"/>
+          <w:sz w:val="18"/>
+        </w:rPr>
+        <w:t>성공</w:t>
+      </w:r>
+      <w:r>
+        <w:rPr>
+          <w:rFonts w:ascii="Consolas" w:eastAsia="Consolas" w:hAnsi="Consolas" w:cs="Consolas"/>
+          <w:sz w:val="18"/>
+        </w:rPr>
+        <w:t xml:space="preserve"> (</w:t>
+      </w:r>
+      <w:r>
+        <w:rPr>
+          <w:rFonts w:ascii="Consolas" w:eastAsia="Consolas" w:hAnsi="Consolas" w:cs="Consolas"/>
+          <w:sz w:val="18"/>
+        </w:rPr>
+        <w:t>권한</w:t>
+      </w:r>
+      <w:r>
+        <w:rPr>
+          <w:rFonts w:ascii="Consolas" w:eastAsia="Consolas" w:hAnsi="Consolas" w:cs="Consolas"/>
+          <w:sz w:val="18"/>
+        </w:rPr>
+        <w:t>: Admin)</w:t>
       </w:r>
     </w:p>
     <w:p>
@@ -3985,7 +7152,58 @@
           <w:rFonts w:ascii="Consolas" w:eastAsia="Consolas" w:hAnsi="Consolas" w:cs="Consolas"/>
           <w:sz w:val="18"/>
         </w:rPr>
-        <w:t>[2026-04-29 09:05:00] [INFO]  [admin] 직원 추가: 홍길동</w:t>
+        <w:t>[2026-04-29 09:05:00] [</w:t>
+      </w:r>
+      <w:proofErr w:type="gramStart"/>
+      <w:r>
+        <w:rPr>
+          <w:rFonts w:ascii="Consolas" w:eastAsia="Consolas" w:hAnsi="Consolas" w:cs="Consolas"/>
+          <w:sz w:val="18"/>
+        </w:rPr>
+        <w:t>INFO]  [</w:t>
+      </w:r>
+      <w:proofErr w:type="gramEnd"/>
+      <w:r>
+        <w:rPr>
+          <w:rFonts w:ascii="Consolas" w:eastAsia="Consolas" w:hAnsi="Consolas" w:cs="Consolas"/>
+          <w:sz w:val="18"/>
+        </w:rPr>
+        <w:t xml:space="preserve">admin] </w:t>
+      </w:r>
+      <w:r>
+        <w:rPr>
+          <w:rFonts w:ascii="Consolas" w:eastAsia="Consolas" w:hAnsi="Consolas" w:cs="Consolas"/>
+          <w:sz w:val="18"/>
+        </w:rPr>
+        <w:t>직원</w:t>
+      </w:r>
+      <w:r>
+        <w:rPr>
+          <w:rFonts w:ascii="Consolas" w:eastAsia="Consolas" w:hAnsi="Consolas" w:cs="Consolas"/>
+          <w:sz w:val="18"/>
+        </w:rPr>
+        <w:t xml:space="preserve"> </w:t>
+      </w:r>
+      <w:r>
+        <w:rPr>
+          <w:rFonts w:ascii="Consolas" w:eastAsia="Consolas" w:hAnsi="Consolas" w:cs="Consolas"/>
+          <w:sz w:val="18"/>
+        </w:rPr>
+        <w:t>추가</w:t>
+      </w:r>
+      <w:r>
+        <w:rPr>
+          <w:rFonts w:ascii="Consolas" w:eastAsia="Consolas" w:hAnsi="Consolas" w:cs="Consolas"/>
+          <w:sz w:val="18"/>
+        </w:rPr>
+        <w:t xml:space="preserve">: </w:t>
+      </w:r>
+      <w:r>
+        <w:rPr>
+          <w:rFonts w:ascii="Consolas" w:eastAsia="Consolas" w:hAnsi="Consolas" w:cs="Consolas"/>
+          <w:sz w:val="18"/>
+        </w:rPr>
+        <w:t>홍길동</w:t>
       </w:r>
     </w:p>
     <w:p>
@@ -3997,7 +7215,63 @@
           <w:rFonts w:ascii="Consolas" w:eastAsia="Consolas" w:hAnsi="Consolas" w:cs="Consolas"/>
           <w:sz w:val="18"/>
         </w:rPr>
-        <w:t>[2026-04-29 09:10:00] [ERROR] [admin] 직원 삭제 중 오류: ...</w:t>
+        <w:t xml:space="preserve">[2026-04-29 09:10:00] [ERROR] [admin] </w:t>
+      </w:r>
+      <w:r>
+        <w:rPr>
+          <w:rFonts w:ascii="Consolas" w:eastAsia="Consolas" w:hAnsi="Consolas" w:cs="Consolas"/>
+          <w:sz w:val="18"/>
+        </w:rPr>
+        <w:t>직원</w:t>
+      </w:r>
+      <w:r>
+        <w:rPr>
+          <w:rFonts w:ascii="Consolas" w:eastAsia="Consolas" w:hAnsi="Consolas" w:cs="Consolas"/>
+          <w:sz w:val="18"/>
+        </w:rPr>
+        <w:t xml:space="preserve"> </w:t>
+      </w:r>
+      <w:r>
+        <w:rPr>
+          <w:rFonts w:ascii="Consolas" w:eastAsia="Consolas" w:hAnsi="Consolas" w:cs="Consolas"/>
+          <w:sz w:val="18"/>
+        </w:rPr>
+        <w:t>삭제</w:t>
+      </w:r>
+      <w:r>
+        <w:rPr>
+          <w:rFonts w:ascii="Consolas" w:eastAsia="Consolas" w:hAnsi="Consolas" w:cs="Consolas"/>
+          <w:sz w:val="18"/>
+        </w:rPr>
+        <w:t xml:space="preserve"> </w:t>
+      </w:r>
+      <w:r>
+        <w:rPr>
+          <w:rFonts w:ascii="Consolas" w:eastAsia="Consolas" w:hAnsi="Consolas" w:cs="Consolas"/>
+          <w:sz w:val="18"/>
+        </w:rPr>
+        <w:t>중</w:t>
+      </w:r>
+      <w:r>
+        <w:rPr>
+          <w:rFonts w:ascii="Consolas" w:eastAsia="Consolas" w:hAnsi="Consolas" w:cs="Consolas"/>
+          <w:sz w:val="18"/>
+        </w:rPr>
+        <w:t xml:space="preserve"> </w:t>
+      </w:r>
+      <w:r>
+        <w:rPr>
+          <w:rFonts w:ascii="Consolas" w:eastAsia="Consolas" w:hAnsi="Consolas" w:cs="Consolas"/>
+          <w:sz w:val="18"/>
+        </w:rPr>
+        <w:t>오류</w:t>
+      </w:r>
+      <w:r>
+        <w:rPr>
+          <w:rFonts w:ascii="Consolas" w:eastAsia="Consolas" w:hAnsi="Consolas" w:cs="Consolas"/>
+          <w:sz w:val="18"/>
+        </w:rPr>
+        <w:t>: ...</w:t>
       </w:r>
     </w:p>
     <w:p>
@@ -4009,7 +7283,30 @@
           <w:rFonts w:ascii="Consolas" w:eastAsia="Consolas" w:hAnsi="Consolas" w:cs="Consolas"/>
           <w:sz w:val="18"/>
         </w:rPr>
-        <w:t>[2026-04-29 09:15:00] [INFO]  [admin] 로그아웃</w:t>
+        <w:t>[2026-04-29 09:15:00] [</w:t>
+      </w:r>
+      <w:proofErr w:type="gramStart"/>
+      <w:r>
+        <w:rPr>
+          <w:rFonts w:ascii="Consolas" w:eastAsia="Consolas" w:hAnsi="Consolas" w:cs="Consolas"/>
+          <w:sz w:val="18"/>
+        </w:rPr>
+        <w:t>INFO]  [</w:t>
+      </w:r>
+      <w:proofErr w:type="gramEnd"/>
+      <w:r>
+        <w:rPr>
+          <w:rFonts w:ascii="Consolas" w:eastAsia="Consolas" w:hAnsi="Consolas" w:cs="Consolas"/>
+          <w:sz w:val="18"/>
+        </w:rPr>
+        <w:t xml:space="preserve">admin] </w:t>
+      </w:r>
+      <w:r>
+        <w:rPr>
+          <w:rFonts w:ascii="Consolas" w:eastAsia="Consolas" w:hAnsi="Consolas" w:cs="Consolas"/>
+          <w:sz w:val="18"/>
+        </w:rPr>
+        <w:t>로그아웃</w:t>
       </w:r>
     </w:p>
     <w:p/>
@@ -4020,7 +7317,23 @@
           <w:b/>
           <w:sz w:val="20"/>
         </w:rPr>
-        <w:t>로그 레벨</w:t>
+        <w:t>로그</w:t>
+      </w:r>
+      <w:r>
+        <w:rPr>
+          <w:rFonts w:ascii="맑은 고딕" w:eastAsia="맑은 고딕" w:hAnsi="맑은 고딕" w:cs="맑은 고딕"/>
+          <w:b/>
+          <w:sz w:val="20"/>
+        </w:rPr>
+        <w:t xml:space="preserve"> </w:t>
+      </w:r>
+      <w:r>
+        <w:rPr>
+          <w:rFonts w:ascii="맑은 고딕" w:eastAsia="맑은 고딕" w:hAnsi="맑은 고딕" w:cs="맑은 고딕"/>
+          <w:b/>
+          <w:sz w:val="20"/>
+        </w:rPr>
+        <w:t>레벨</w:t>
       </w:r>
     </w:p>
     <w:tbl>
@@ -4102,7 +7415,127 @@
                 <w:sz w:val="20"/>
                 <w:lang w:eastAsia="ko-KR"/>
               </w:rPr>
-              <w:t>정상 동작 기록 (로그인, 추가, 수정, 삭제 등)</w:t>
+              <w:t>정상</w:t>
+            </w:r>
+            <w:r>
+              <w:rPr>
+                <w:rFonts w:ascii="맑은 고딕" w:eastAsia="맑은 고딕" w:hAnsi="맑은 고딕" w:cs="맑은 고딕"/>
+                <w:sz w:val="20"/>
+                <w:lang w:eastAsia="ko-KR"/>
+              </w:rPr>
+              <w:t xml:space="preserve"> </w:t>
+            </w:r>
+            <w:r>
+              <w:rPr>
+                <w:rFonts w:ascii="맑은 고딕" w:eastAsia="맑은 고딕" w:hAnsi="맑은 고딕" w:cs="맑은 고딕"/>
+                <w:sz w:val="20"/>
+                <w:lang w:eastAsia="ko-KR"/>
+              </w:rPr>
+              <w:t>동작</w:t>
+            </w:r>
+            <w:r>
+              <w:rPr>
+                <w:rFonts w:ascii="맑은 고딕" w:eastAsia="맑은 고딕" w:hAnsi="맑은 고딕" w:cs="맑은 고딕"/>
+                <w:sz w:val="20"/>
+                <w:lang w:eastAsia="ko-KR"/>
+              </w:rPr>
+              <w:t xml:space="preserve"> </w:t>
+            </w:r>
+            <w:r>
+              <w:rPr>
+                <w:rFonts w:ascii="맑은 고딕" w:eastAsia="맑은 고딕" w:hAnsi="맑은 고딕" w:cs="맑은 고딕"/>
+                <w:sz w:val="20"/>
+                <w:lang w:eastAsia="ko-KR"/>
+              </w:rPr>
+              <w:t>기록</w:t>
+            </w:r>
+            <w:r>
+              <w:rPr>
+                <w:rFonts w:ascii="맑은 고딕" w:eastAsia="맑은 고딕" w:hAnsi="맑은 고딕" w:cs="맑은 고딕"/>
+                <w:sz w:val="20"/>
+                <w:lang w:eastAsia="ko-KR"/>
+              </w:rPr>
+              <w:t xml:space="preserve"> (</w:t>
+            </w:r>
+            <w:r>
+              <w:rPr>
+                <w:rFonts w:ascii="맑은 고딕" w:eastAsia="맑은 고딕" w:hAnsi="맑은 고딕" w:cs="맑은 고딕"/>
+                <w:sz w:val="20"/>
+                <w:lang w:eastAsia="ko-KR"/>
+              </w:rPr>
+              <w:t>로그인</w:t>
+            </w:r>
+            <w:r>
+              <w:rPr>
+                <w:rFonts w:ascii="맑은 고딕" w:eastAsia="맑은 고딕" w:hAnsi="맑은 고딕" w:cs="맑은 고딕"/>
+                <w:sz w:val="20"/>
+                <w:lang w:eastAsia="ko-KR"/>
+              </w:rPr>
+              <w:t xml:space="preserve">, </w:t>
+            </w:r>
+            <w:r>
+              <w:rPr>
+                <w:rFonts w:ascii="맑은 고딕" w:eastAsia="맑은 고딕" w:hAnsi="맑은 고딕" w:cs="맑은 고딕"/>
+                <w:sz w:val="20"/>
+                <w:lang w:eastAsia="ko-KR"/>
+              </w:rPr>
+              <w:t>추가</w:t>
+            </w:r>
+            <w:r>
+              <w:rPr>
+                <w:rFonts w:ascii="맑은 고딕" w:eastAsia="맑은 고딕" w:hAnsi="맑은 고딕" w:cs="맑은 고딕"/>
+                <w:sz w:val="20"/>
+                <w:lang w:eastAsia="ko-KR"/>
+              </w:rPr>
+              <w:t xml:space="preserve">, </w:t>
+            </w:r>
+            <w:r>
+              <w:rPr>
+                <w:rFonts w:ascii="맑은 고딕" w:eastAsia="맑은 고딕" w:hAnsi="맑은 고딕" w:cs="맑은 고딕"/>
+                <w:sz w:val="20"/>
+                <w:lang w:eastAsia="ko-KR"/>
+              </w:rPr>
+              <w:t>수정</w:t>
+            </w:r>
+            <w:r>
+              <w:rPr>
+                <w:rFonts w:ascii="맑은 고딕" w:eastAsia="맑은 고딕" w:hAnsi="맑은 고딕" w:cs="맑은 고딕"/>
+                <w:sz w:val="20"/>
+                <w:lang w:eastAsia="ko-KR"/>
+              </w:rPr>
+              <w:t xml:space="preserve">, </w:t>
+            </w:r>
+            <w:r>
+              <w:rPr>
+                <w:rFonts w:ascii="맑은 고딕" w:eastAsia="맑은 고딕" w:hAnsi="맑은 고딕" w:cs="맑은 고딕"/>
+                <w:sz w:val="20"/>
+                <w:lang w:eastAsia="ko-KR"/>
+              </w:rPr>
+              <w:t>삭제</w:t>
+            </w:r>
+            <w:r>
+              <w:rPr>
+                <w:rFonts w:ascii="맑은 고딕" w:eastAsia="맑은 고딕" w:hAnsi="맑은 고딕" w:cs="맑은 고딕"/>
+                <w:sz w:val="20"/>
+                <w:lang w:eastAsia="ko-KR"/>
+              </w:rPr>
+              <w:t xml:space="preserve"> </w:t>
+            </w:r>
+            <w:r>
+              <w:rPr>
+                <w:rFonts w:ascii="맑은 고딕" w:eastAsia="맑은 고딕" w:hAnsi="맑은 고딕" w:cs="맑은 고딕"/>
+                <w:sz w:val="20"/>
+                <w:lang w:eastAsia="ko-KR"/>
+              </w:rPr>
+              <w:t>등</w:t>
+            </w:r>
+            <w:r>
+              <w:rPr>
+                <w:rFonts w:ascii="맑은 고딕" w:eastAsia="맑은 고딕" w:hAnsi="맑은 고딕" w:cs="맑은 고딕"/>
+                <w:sz w:val="20"/>
+                <w:lang w:eastAsia="ko-KR"/>
+              </w:rPr>
+              <w:t>)</w:t>
             </w:r>
           </w:p>
         </w:tc>
@@ -4132,7 +7565,35 @@
                 <w:rFonts w:ascii="맑은 고딕" w:eastAsia="맑은 고딕" w:hAnsi="맑은 고딕" w:cs="맑은 고딕"/>
                 <w:sz w:val="20"/>
               </w:rPr>
-              <w:t>오류 발생 기록</w:t>
+              <w:t>오류</w:t>
+            </w:r>
+            <w:r>
+              <w:rPr>
+                <w:rFonts w:ascii="맑은 고딕" w:eastAsia="맑은 고딕" w:hAnsi="맑은 고딕" w:cs="맑은 고딕"/>
+                <w:sz w:val="20"/>
+              </w:rPr>
+              <w:t xml:space="preserve"> </w:t>
+            </w:r>
+            <w:r>
+              <w:rPr>
+                <w:rFonts w:ascii="맑은 고딕" w:eastAsia="맑은 고딕" w:hAnsi="맑은 고딕" w:cs="맑은 고딕"/>
+                <w:sz w:val="20"/>
+              </w:rPr>
+              <w:t>발생</w:t>
+            </w:r>
+            <w:r>
+              <w:rPr>
+                <w:rFonts w:ascii="맑은 고딕" w:eastAsia="맑은 고딕" w:hAnsi="맑은 고딕" w:cs="맑은 고딕"/>
+                <w:sz w:val="20"/>
+              </w:rPr>
+              <w:t xml:space="preserve"> </w:t>
+            </w:r>
+            <w:r>
+              <w:rPr>
+                <w:rFonts w:ascii="맑은 고딕" w:eastAsia="맑은 고딕" w:hAnsi="맑은 고딕" w:cs="맑은 고딕"/>
+                <w:sz w:val="20"/>
+              </w:rPr>
+              <w:t>기록</w:t>
             </w:r>
           </w:p>
         </w:tc>
@@ -4149,6 +7610,7 @@
           <w:lang w:eastAsia="ko-KR"/>
         </w:rPr>
       </w:pPr>
+      <w:proofErr w:type="gramStart"/>
       <w:r>
         <w:rPr>
           <w:rFonts w:ascii="맑은 고딕" w:eastAsia="맑은 고딕" w:hAnsi="맑은 고딕" w:cs="맑은 고딕"/>
@@ -4157,7 +7619,148 @@
           <w:sz w:val="20"/>
           <w:lang w:eastAsia="ko-KR"/>
         </w:rPr>
-        <w:t>[!]  로그 파일은 메모장으로 열어서 확인할 수 있습니다.</w:t>
+        <w:t xml:space="preserve">[!]  </w:t>
+      </w:r>
+      <w:r>
+        <w:rPr>
+          <w:rFonts w:ascii="맑은 고딕" w:eastAsia="맑은 고딕" w:hAnsi="맑은 고딕" w:cs="맑은 고딕"/>
+          <w:i/>
+          <w:color w:val="B45A00"/>
+          <w:sz w:val="20"/>
+          <w:lang w:eastAsia="ko-KR"/>
+        </w:rPr>
+        <w:t>로그</w:t>
+      </w:r>
+      <w:proofErr w:type="gramEnd"/>
+      <w:r>
+        <w:rPr>
+          <w:rFonts w:ascii="맑은 고딕" w:eastAsia="맑은 고딕" w:hAnsi="맑은 고딕" w:cs="맑은 고딕"/>
+          <w:i/>
+          <w:color w:val="B45A00"/>
+          <w:sz w:val="20"/>
+          <w:lang w:eastAsia="ko-KR"/>
+        </w:rPr>
+        <w:t xml:space="preserve"> </w:t>
+      </w:r>
+      <w:r>
+        <w:rPr>
+          <w:rFonts w:ascii="맑은 고딕" w:eastAsia="맑은 고딕" w:hAnsi="맑은 고딕" w:cs="맑은 고딕"/>
+          <w:i/>
+          <w:color w:val="B45A00"/>
+          <w:sz w:val="20"/>
+          <w:lang w:eastAsia="ko-KR"/>
+        </w:rPr>
+        <w:t>파일은</w:t>
+      </w:r>
+      <w:r>
+        <w:rPr>
+          <w:rFonts w:ascii="맑은 고딕" w:eastAsia="맑은 고딕" w:hAnsi="맑은 고딕" w:cs="맑은 고딕"/>
+          <w:i/>
+          <w:color w:val="B45A00"/>
+          <w:sz w:val="20"/>
+          <w:lang w:eastAsia="ko-KR"/>
+        </w:rPr>
+        <w:t xml:space="preserve"> </w:t>
+      </w:r>
+      <w:r>
+        <w:rPr>
+          <w:rFonts w:ascii="맑은 고딕" w:eastAsia="맑은 고딕" w:hAnsi="맑은 고딕" w:cs="맑은 고딕"/>
+          <w:i/>
+          <w:color w:val="B45A00"/>
+          <w:sz w:val="20"/>
+          <w:lang w:eastAsia="ko-KR"/>
+        </w:rPr>
+        <w:t>메모장으로</w:t>
+      </w:r>
+      <w:r>
+        <w:rPr>
+          <w:rFonts w:ascii="맑은 고딕" w:eastAsia="맑은 고딕" w:hAnsi="맑은 고딕" w:cs="맑은 고딕"/>
+          <w:i/>
+          <w:color w:val="B45A00"/>
+          <w:sz w:val="20"/>
+          <w:lang w:eastAsia="ko-KR"/>
+        </w:rPr>
+        <w:t xml:space="preserve"> </w:t>
+      </w:r>
+      <w:r>
+        <w:rPr>
+          <w:rFonts w:ascii="맑은 고딕" w:eastAsia="맑은 고딕" w:hAnsi="맑은 고딕" w:cs="맑은 고딕"/>
+          <w:i/>
+          <w:color w:val="B45A00"/>
+          <w:sz w:val="20"/>
+          <w:lang w:eastAsia="ko-KR"/>
+        </w:rPr>
+        <w:t>열어서</w:t>
+      </w:r>
+      <w:r>
+        <w:rPr>
+          <w:rFonts w:ascii="맑은 고딕" w:eastAsia="맑은 고딕" w:hAnsi="맑은 고딕" w:cs="맑은 고딕"/>
+          <w:i/>
+          <w:color w:val="B45A00"/>
+          <w:sz w:val="20"/>
+          <w:lang w:eastAsia="ko-KR"/>
+        </w:rPr>
+        <w:t xml:space="preserve"> </w:t>
+      </w:r>
+      <w:r>
+        <w:rPr>
+          <w:rFonts w:ascii="맑은 고딕" w:eastAsia="맑은 고딕" w:hAnsi="맑은 고딕" w:cs="맑은 고딕"/>
+          <w:i/>
+          <w:color w:val="B45A00"/>
+          <w:sz w:val="20"/>
+          <w:lang w:eastAsia="ko-KR"/>
+        </w:rPr>
+        <w:t>확인할</w:t>
+      </w:r>
+      <w:r>
+        <w:rPr>
+          <w:rFonts w:ascii="맑은 고딕" w:eastAsia="맑은 고딕" w:hAnsi="맑은 고딕" w:cs="맑은 고딕"/>
+          <w:i/>
+          <w:color w:val="B45A00"/>
+          <w:sz w:val="20"/>
+          <w:lang w:eastAsia="ko-KR"/>
+        </w:rPr>
+        <w:t xml:space="preserve"> </w:t>
+      </w:r>
+      <w:r>
+        <w:rPr>
+          <w:rFonts w:ascii="맑은 고딕" w:eastAsia="맑은 고딕" w:hAnsi="맑은 고딕" w:cs="맑은 고딕"/>
+          <w:i/>
+          <w:color w:val="B45A00"/>
+          <w:sz w:val="20"/>
+          <w:lang w:eastAsia="ko-KR"/>
+        </w:rPr>
+        <w:t>수</w:t>
+      </w:r>
+      <w:r>
+        <w:rPr>
+          <w:rFonts w:ascii="맑은 고딕" w:eastAsia="맑은 고딕" w:hAnsi="맑은 고딕" w:cs="맑은 고딕"/>
+          <w:i/>
+          <w:color w:val="B45A00"/>
+          <w:sz w:val="20"/>
+          <w:lang w:eastAsia="ko-KR"/>
+        </w:rPr>
+        <w:t xml:space="preserve"> </w:t>
+      </w:r>
+      <w:r>
+        <w:rPr>
+          <w:rFonts w:ascii="맑은 고딕" w:eastAsia="맑은 고딕" w:hAnsi="맑은 고딕" w:cs="맑은 고딕"/>
+          <w:i/>
+          <w:color w:val="B45A00"/>
+          <w:sz w:val="20"/>
+          <w:lang w:eastAsia="ko-KR"/>
+        </w:rPr>
+        <w:t>있습니다</w:t>
+      </w:r>
+      <w:r>
+        <w:rPr>
+          <w:rFonts w:ascii="맑은 고딕" w:eastAsia="맑은 고딕" w:hAnsi="맑은 고딕" w:cs="맑은 고딕"/>
+          <w:i/>
+          <w:color w:val="B45A00"/>
+          <w:sz w:val="20"/>
+          <w:lang w:eastAsia="ko-KR"/>
+        </w:rPr>
+        <w:t>.</w:t>
       </w:r>
     </w:p>
     <w:p>
@@ -4195,7 +7798,15 @@
           <w:lang w:eastAsia="ko-KR"/>
         </w:rPr>
         <w:lastRenderedPageBreak/>
-        <w:t>6. 제거</w:t>
+        <w:t xml:space="preserve">6. </w:t>
+      </w:r>
+      <w:r>
+        <w:rPr>
+          <w:rFonts w:ascii="맑은 고딕" w:eastAsia="맑은 고딕" w:hAnsi="맑은 고딕" w:cs="맑은 고딕"/>
+          <w:sz w:val="32"/>
+          <w:lang w:eastAsia="ko-KR"/>
+        </w:rPr>
+        <w:t>제거</w:t>
       </w:r>
     </w:p>
     <w:p>
@@ -4204,13 +7815,57 @@
           <w:lang w:eastAsia="ko-KR"/>
         </w:rPr>
       </w:pPr>
-      <w:r>
-        <w:rPr>
-          <w:rFonts w:ascii="맑은 고딕" w:eastAsia="맑은 고딕" w:hAnsi="맑은 고딕" w:cs="맑은 고딕"/>
-          <w:sz w:val="20"/>
-          <w:lang w:eastAsia="ko-KR"/>
-        </w:rPr>
-        <w:t xml:space="preserve">제어판  →  앱  →  </w:t>
+      <w:proofErr w:type="gramStart"/>
+      <w:r>
+        <w:rPr>
+          <w:rFonts w:ascii="맑은 고딕" w:eastAsia="맑은 고딕" w:hAnsi="맑은 고딕" w:cs="맑은 고딕"/>
+          <w:sz w:val="20"/>
+          <w:lang w:eastAsia="ko-KR"/>
+        </w:rPr>
+        <w:t>제어판</w:t>
+      </w:r>
+      <w:r>
+        <w:rPr>
+          <w:rFonts w:ascii="맑은 고딕" w:eastAsia="맑은 고딕" w:hAnsi="맑은 고딕" w:cs="맑은 고딕"/>
+          <w:sz w:val="20"/>
+          <w:lang w:eastAsia="ko-KR"/>
+        </w:rPr>
+        <w:t xml:space="preserve">  →</w:t>
+      </w:r>
+      <w:proofErr w:type="gramEnd"/>
+      <w:r>
+        <w:rPr>
+          <w:rFonts w:ascii="맑은 고딕" w:eastAsia="맑은 고딕" w:hAnsi="맑은 고딕" w:cs="맑은 고딕"/>
+          <w:sz w:val="20"/>
+          <w:lang w:eastAsia="ko-KR"/>
+        </w:rPr>
+        <w:t xml:space="preserve">  </w:t>
+      </w:r>
+      <w:proofErr w:type="gramStart"/>
+      <w:r>
+        <w:rPr>
+          <w:rFonts w:ascii="맑은 고딕" w:eastAsia="맑은 고딕" w:hAnsi="맑은 고딕" w:cs="맑은 고딕"/>
+          <w:sz w:val="20"/>
+          <w:lang w:eastAsia="ko-KR"/>
+        </w:rPr>
+        <w:t>앱</w:t>
+      </w:r>
+      <w:r>
+        <w:rPr>
+          <w:rFonts w:ascii="맑은 고딕" w:eastAsia="맑은 고딕" w:hAnsi="맑은 고딕" w:cs="맑은 고딕"/>
+          <w:sz w:val="20"/>
+          <w:lang w:eastAsia="ko-KR"/>
+        </w:rPr>
+        <w:t xml:space="preserve">  →</w:t>
+      </w:r>
+      <w:proofErr w:type="gramEnd"/>
+      <w:r>
+        <w:rPr>
+          <w:rFonts w:ascii="맑은 고딕" w:eastAsia="맑은 고딕" w:hAnsi="맑은 고딕" w:cs="맑은 고딕"/>
+          <w:sz w:val="20"/>
+          <w:lang w:eastAsia="ko-KR"/>
+        </w:rPr>
+        <w:t xml:space="preserve">  </w:t>
       </w:r>
       <w:proofErr w:type="spellStart"/>
       <w:r>
@@ -4246,7 +7901,57 @@
           <w:sz w:val="20"/>
           <w:lang w:eastAsia="ko-KR"/>
         </w:rPr>
-        <w:t xml:space="preserve"> 직원 디렉토리  →  제거</w:t>
+        <w:t xml:space="preserve"> </w:t>
+      </w:r>
+      <w:r>
+        <w:rPr>
+          <w:rFonts w:ascii="맑은 고딕" w:eastAsia="맑은 고딕" w:hAnsi="맑은 고딕" w:cs="맑은 고딕"/>
+          <w:sz w:val="20"/>
+          <w:lang w:eastAsia="ko-KR"/>
+        </w:rPr>
+        <w:t>직원</w:t>
+      </w:r>
+      <w:r>
+        <w:rPr>
+          <w:rFonts w:ascii="맑은 고딕" w:eastAsia="맑은 고딕" w:hAnsi="맑은 고딕" w:cs="맑은 고딕"/>
+          <w:sz w:val="20"/>
+          <w:lang w:eastAsia="ko-KR"/>
+        </w:rPr>
+        <w:t xml:space="preserve"> </w:t>
+      </w:r>
+      <w:proofErr w:type="gramStart"/>
+      <w:r>
+        <w:rPr>
+          <w:rFonts w:ascii="맑은 고딕" w:eastAsia="맑은 고딕" w:hAnsi="맑은 고딕" w:cs="맑은 고딕"/>
+          <w:sz w:val="20"/>
+          <w:lang w:eastAsia="ko-KR"/>
+        </w:rPr>
+        <w:t>디렉토리</w:t>
+      </w:r>
+      <w:r>
+        <w:rPr>
+          <w:rFonts w:ascii="맑은 고딕" w:eastAsia="맑은 고딕" w:hAnsi="맑은 고딕" w:cs="맑은 고딕"/>
+          <w:sz w:val="20"/>
+          <w:lang w:eastAsia="ko-KR"/>
+        </w:rPr>
+        <w:t xml:space="preserve">  →</w:t>
+      </w:r>
+      <w:proofErr w:type="gramEnd"/>
+      <w:r>
+        <w:rPr>
+          <w:rFonts w:ascii="맑은 고딕" w:eastAsia="맑은 고딕" w:hAnsi="맑은 고딕" w:cs="맑은 고딕"/>
+          <w:sz w:val="20"/>
+          <w:lang w:eastAsia="ko-KR"/>
+        </w:rPr>
+        <w:t xml:space="preserve">  </w:t>
+      </w:r>
+      <w:r>
+        <w:rPr>
+          <w:rFonts w:ascii="맑은 고딕" w:eastAsia="맑은 고딕" w:hAnsi="맑은 고딕" w:cs="맑은 고딕"/>
+          <w:sz w:val="20"/>
+          <w:lang w:eastAsia="ko-KR"/>
+        </w:rPr>
+        <w:t>제거</w:t>
       </w:r>
     </w:p>
     <w:p>
@@ -4331,7 +8036,7 @@
           </mc:Choice>
           <mc:Fallback>
             <w:pict>
-              <v:rect w14:anchorId="25F4505F" id="직사각형 4" o:spid="_x0000_s1026" style="position:absolute;margin-left:126pt;margin-top:100.3pt;width:295.5pt;height:57pt;z-index:251679744;visibility:visible;mso-wrap-style:square;mso-width-percent:0;mso-height-percent:0;mso-wrap-distance-left:9pt;mso-wrap-distance-top:0;mso-wrap-distance-right:9pt;mso-wrap-distance-bottom:0;mso-position-horizontal:absolute;mso-position-horizontal-relative:text;mso-position-vertical:absolute;mso-position-vertical-relative:text;mso-width-percent:0;mso-height-percent:0;mso-width-relative:margin;mso-height-relative:margin;v-text-anchor:middle" o:gfxdata="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" filled="f" strokecolor="#e00" strokeweight="2.25pt">
+              <v:rect w14:anchorId="12DA1ADB" id="직사각형 4" o:spid="_x0000_s1026" style="position:absolute;margin-left:126pt;margin-top:100.3pt;width:295.5pt;height:57pt;z-index:251679744;visibility:visible;mso-wrap-style:square;mso-width-percent:0;mso-height-percent:0;mso-wrap-distance-left:9pt;mso-wrap-distance-top:0;mso-wrap-distance-right:9pt;mso-wrap-distance-bottom:0;mso-position-horizontal:absolute;mso-position-horizontal-relative:text;mso-position-vertical:absolute;mso-position-vertical-relative:text;mso-width-percent:0;mso-height-percent:0;mso-width-relative:margin;mso-height-relative:margin;v-text-anchor:middle" o:gfxdata="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" filled="f" strokecolor="#e00" strokeweight="2.25pt">
                 <v:shadow on="t" color="black" opacity="22937f" origin=",.5" offset="0,.63889mm"/>
               </v:rect>
             </w:pict>
@@ -4386,6 +8091,7 @@
           <w:lang w:eastAsia="ko-KR"/>
         </w:rPr>
       </w:pPr>
+      <w:proofErr w:type="gramStart"/>
       <w:r>
         <w:rPr>
           <w:rFonts w:ascii="맑은 고딕" w:eastAsia="맑은 고딕" w:hAnsi="맑은 고딕" w:cs="맑은 고딕"/>
@@ -4394,7 +8100,260 @@
           <w:sz w:val="20"/>
           <w:lang w:eastAsia="ko-KR"/>
         </w:rPr>
-        <w:t>[!]  제거 시 직원 데이터(DB), 사진, 로그가 모두 삭제됩니다. 필요한 경우 사전에 백업하세요.</w:t>
+        <w:t xml:space="preserve">[!]  </w:t>
+      </w:r>
+      <w:r>
+        <w:rPr>
+          <w:rFonts w:ascii="맑은 고딕" w:eastAsia="맑은 고딕" w:hAnsi="맑은 고딕" w:cs="맑은 고딕"/>
+          <w:i/>
+          <w:color w:val="B45A00"/>
+          <w:sz w:val="20"/>
+          <w:lang w:eastAsia="ko-KR"/>
+        </w:rPr>
+        <w:t>제거</w:t>
+      </w:r>
+      <w:proofErr w:type="gramEnd"/>
+      <w:r>
+        <w:rPr>
+          <w:rFonts w:ascii="맑은 고딕" w:eastAsia="맑은 고딕" w:hAnsi="맑은 고딕" w:cs="맑은 고딕"/>
+          <w:i/>
+          <w:color w:val="B45A00"/>
+          <w:sz w:val="20"/>
+          <w:lang w:eastAsia="ko-KR"/>
+        </w:rPr>
+        <w:t xml:space="preserve"> </w:t>
+      </w:r>
+      <w:r>
+        <w:rPr>
+          <w:rFonts w:ascii="맑은 고딕" w:eastAsia="맑은 고딕" w:hAnsi="맑은 고딕" w:cs="맑은 고딕"/>
+          <w:i/>
+          <w:color w:val="B45A00"/>
+          <w:sz w:val="20"/>
+          <w:lang w:eastAsia="ko-KR"/>
+        </w:rPr>
+        <w:t>시</w:t>
+      </w:r>
+      <w:r>
+        <w:rPr>
+          <w:rFonts w:ascii="맑은 고딕" w:eastAsia="맑은 고딕" w:hAnsi="맑은 고딕" w:cs="맑은 고딕"/>
+          <w:i/>
+          <w:color w:val="B45A00"/>
+          <w:sz w:val="20"/>
+          <w:lang w:eastAsia="ko-KR"/>
+        </w:rPr>
+        <w:t xml:space="preserve"> </w:t>
+      </w:r>
+      <w:r>
+        <w:rPr>
+          <w:rFonts w:ascii="맑은 고딕" w:eastAsia="맑은 고딕" w:hAnsi="맑은 고딕" w:cs="맑은 고딕"/>
+          <w:i/>
+          <w:color w:val="B45A00"/>
+          <w:sz w:val="20"/>
+          <w:lang w:eastAsia="ko-KR"/>
+        </w:rPr>
+        <w:t>직원</w:t>
+      </w:r>
+      <w:r>
+        <w:rPr>
+          <w:rFonts w:ascii="맑은 고딕" w:eastAsia="맑은 고딕" w:hAnsi="맑은 고딕" w:cs="맑은 고딕"/>
+          <w:i/>
+          <w:color w:val="B45A00"/>
+          <w:sz w:val="20"/>
+          <w:lang w:eastAsia="ko-KR"/>
+        </w:rPr>
+        <w:t xml:space="preserve"> </w:t>
+      </w:r>
+      <w:proofErr w:type="gramStart"/>
+      <w:r>
+        <w:rPr>
+          <w:rFonts w:ascii="맑은 고딕" w:eastAsia="맑은 고딕" w:hAnsi="맑은 고딕" w:cs="맑은 고딕"/>
+          <w:i/>
+          <w:color w:val="B45A00"/>
+          <w:sz w:val="20"/>
+          <w:lang w:eastAsia="ko-KR"/>
+        </w:rPr>
+        <w:t>데이터</w:t>
+      </w:r>
+      <w:r>
+        <w:rPr>
+          <w:rFonts w:ascii="맑은 고딕" w:eastAsia="맑은 고딕" w:hAnsi="맑은 고딕" w:cs="맑은 고딕"/>
+          <w:i/>
+          <w:color w:val="B45A00"/>
+          <w:sz w:val="20"/>
+          <w:lang w:eastAsia="ko-KR"/>
+        </w:rPr>
+        <w:t>(</w:t>
+      </w:r>
+      <w:proofErr w:type="gramEnd"/>
+      <w:r>
+        <w:rPr>
+          <w:rFonts w:ascii="맑은 고딕" w:eastAsia="맑은 고딕" w:hAnsi="맑은 고딕" w:cs="맑은 고딕"/>
+          <w:i/>
+          <w:color w:val="B45A00"/>
+          <w:sz w:val="20"/>
+          <w:lang w:eastAsia="ko-KR"/>
+        </w:rPr>
+        <w:t xml:space="preserve">DB), </w:t>
+      </w:r>
+      <w:r>
+        <w:rPr>
+          <w:rFonts w:ascii="맑은 고딕" w:eastAsia="맑은 고딕" w:hAnsi="맑은 고딕" w:cs="맑은 고딕"/>
+          <w:i/>
+          <w:color w:val="B45A00"/>
+          <w:sz w:val="20"/>
+          <w:lang w:eastAsia="ko-KR"/>
+        </w:rPr>
+        <w:t>사진</w:t>
+      </w:r>
+      <w:r>
+        <w:rPr>
+          <w:rFonts w:ascii="맑은 고딕" w:eastAsia="맑은 고딕" w:hAnsi="맑은 고딕" w:cs="맑은 고딕"/>
+          <w:i/>
+          <w:color w:val="B45A00"/>
+          <w:sz w:val="20"/>
+          <w:lang w:eastAsia="ko-KR"/>
+        </w:rPr>
+        <w:t xml:space="preserve">, </w:t>
+      </w:r>
+      <w:r>
+        <w:rPr>
+          <w:rFonts w:ascii="맑은 고딕" w:eastAsia="맑은 고딕" w:hAnsi="맑은 고딕" w:cs="맑은 고딕"/>
+          <w:i/>
+          <w:color w:val="B45A00"/>
+          <w:sz w:val="20"/>
+          <w:lang w:eastAsia="ko-KR"/>
+        </w:rPr>
+        <w:t>로그가</w:t>
+      </w:r>
+      <w:r>
+        <w:rPr>
+          <w:rFonts w:ascii="맑은 고딕" w:eastAsia="맑은 고딕" w:hAnsi="맑은 고딕" w:cs="맑은 고딕"/>
+          <w:i/>
+          <w:color w:val="B45A00"/>
+          <w:sz w:val="20"/>
+          <w:lang w:eastAsia="ko-KR"/>
+        </w:rPr>
+        <w:t xml:space="preserve"> </w:t>
+      </w:r>
+      <w:r>
+        <w:rPr>
+          <w:rFonts w:ascii="맑은 고딕" w:eastAsia="맑은 고딕" w:hAnsi="맑은 고딕" w:cs="맑은 고딕"/>
+          <w:i/>
+          <w:color w:val="B45A00"/>
+          <w:sz w:val="20"/>
+          <w:lang w:eastAsia="ko-KR"/>
+        </w:rPr>
+        <w:t>모두</w:t>
+      </w:r>
+      <w:r>
+        <w:rPr>
+          <w:rFonts w:ascii="맑은 고딕" w:eastAsia="맑은 고딕" w:hAnsi="맑은 고딕" w:cs="맑은 고딕"/>
+          <w:i/>
+          <w:color w:val="B45A00"/>
+          <w:sz w:val="20"/>
+          <w:lang w:eastAsia="ko-KR"/>
+        </w:rPr>
+        <w:t xml:space="preserve"> </w:t>
+      </w:r>
+      <w:r>
+        <w:rPr>
+          <w:rFonts w:ascii="맑은 고딕" w:eastAsia="맑은 고딕" w:hAnsi="맑은 고딕" w:cs="맑은 고딕"/>
+          <w:i/>
+          <w:color w:val="B45A00"/>
+          <w:sz w:val="20"/>
+          <w:lang w:eastAsia="ko-KR"/>
+        </w:rPr>
+        <w:t>삭제됩니다</w:t>
+      </w:r>
+      <w:r>
+        <w:rPr>
+          <w:rFonts w:ascii="맑은 고딕" w:eastAsia="맑은 고딕" w:hAnsi="맑은 고딕" w:cs="맑은 고딕"/>
+          <w:i/>
+          <w:color w:val="B45A00"/>
+          <w:sz w:val="20"/>
+          <w:lang w:eastAsia="ko-KR"/>
+        </w:rPr>
+        <w:t xml:space="preserve">. </w:t>
+      </w:r>
+      <w:r>
+        <w:rPr>
+          <w:rFonts w:ascii="맑은 고딕" w:eastAsia="맑은 고딕" w:hAnsi="맑은 고딕" w:cs="맑은 고딕"/>
+          <w:i/>
+          <w:color w:val="B45A00"/>
+          <w:sz w:val="20"/>
+          <w:lang w:eastAsia="ko-KR"/>
+        </w:rPr>
+        <w:t>필요한</w:t>
+      </w:r>
+      <w:r>
+        <w:rPr>
+          <w:rFonts w:ascii="맑은 고딕" w:eastAsia="맑은 고딕" w:hAnsi="맑은 고딕" w:cs="맑은 고딕"/>
+          <w:i/>
+          <w:color w:val="B45A00"/>
+          <w:sz w:val="20"/>
+          <w:lang w:eastAsia="ko-KR"/>
+        </w:rPr>
+        <w:t xml:space="preserve"> </w:t>
+      </w:r>
+      <w:r>
+        <w:rPr>
+          <w:rFonts w:ascii="맑은 고딕" w:eastAsia="맑은 고딕" w:hAnsi="맑은 고딕" w:cs="맑은 고딕"/>
+          <w:i/>
+          <w:color w:val="B45A00"/>
+          <w:sz w:val="20"/>
+          <w:lang w:eastAsia="ko-KR"/>
+        </w:rPr>
+        <w:t>경우</w:t>
+      </w:r>
+      <w:r>
+        <w:rPr>
+          <w:rFonts w:ascii="맑은 고딕" w:eastAsia="맑은 고딕" w:hAnsi="맑은 고딕" w:cs="맑은 고딕"/>
+          <w:i/>
+          <w:color w:val="B45A00"/>
+          <w:sz w:val="20"/>
+          <w:lang w:eastAsia="ko-KR"/>
+        </w:rPr>
+        <w:t xml:space="preserve"> </w:t>
+      </w:r>
+      <w:r>
+        <w:rPr>
+          <w:rFonts w:ascii="맑은 고딕" w:eastAsia="맑은 고딕" w:hAnsi="맑은 고딕" w:cs="맑은 고딕"/>
+          <w:i/>
+          <w:color w:val="B45A00"/>
+          <w:sz w:val="20"/>
+          <w:lang w:eastAsia="ko-KR"/>
+        </w:rPr>
+        <w:t>사전에</w:t>
+      </w:r>
+      <w:r>
+        <w:rPr>
+          <w:rFonts w:ascii="맑은 고딕" w:eastAsia="맑은 고딕" w:hAnsi="맑은 고딕" w:cs="맑은 고딕"/>
+          <w:i/>
+          <w:color w:val="B45A00"/>
+          <w:sz w:val="20"/>
+          <w:lang w:eastAsia="ko-KR"/>
+        </w:rPr>
+        <w:t xml:space="preserve"> </w:t>
+      </w:r>
+      <w:r>
+        <w:rPr>
+          <w:rFonts w:ascii="맑은 고딕" w:eastAsia="맑은 고딕" w:hAnsi="맑은 고딕" w:cs="맑은 고딕"/>
+          <w:i/>
+          <w:color w:val="B45A00"/>
+          <w:sz w:val="20"/>
+          <w:lang w:eastAsia="ko-KR"/>
+        </w:rPr>
+        <w:t>백업하세요</w:t>
+      </w:r>
+      <w:r>
+        <w:rPr>
+          <w:rFonts w:ascii="맑은 고딕" w:eastAsia="맑은 고딕" w:hAnsi="맑은 고딕" w:cs="맑은 고딕"/>
+          <w:i/>
+          <w:color w:val="B45A00"/>
+          <w:sz w:val="20"/>
+          <w:lang w:eastAsia="ko-KR"/>
+        </w:rPr>
+        <w:t>.</w:t>
       </w:r>
     </w:p>
     <w:sectPr>
